--- a/rapports/16_02_2026/EL_MOUSTAPHA/coh_EQ23_sup_093202020007.docx
+++ b/rapports/16_02_2026/EL_MOUSTAPHA/coh_EQ23_sup_093202020007.docx
@@ -25,7 +25,7 @@
         <w:br/>
         <w:t>Grappe: 093202020007</w:t>
         <w:br/>
-        <w:t>Date: 16/02/2026 a 12:40</w:t>
+        <w:t>Date: 16/02/2026 a 12:58</w:t>
       </w:r>
     </w:p>
     <w:p/>

--- a/rapports/16_02_2026/EL_MOUSTAPHA/coh_EQ23_sup_093202020007.docx
+++ b/rapports/16_02_2026/EL_MOUSTAPHA/coh_EQ23_sup_093202020007.docx
@@ -25,7 +25,7 @@
         <w:br/>
         <w:t>Grappe: 093202020007</w:t>
         <w:br/>
-        <w:t>Date: 16/02/2026 a 12:58</w:t>
+        <w:t>Date: 16/02/2026 a 13:05</w:t>
       </w:r>
     </w:p>
     <w:p/>
@@ -97,7 +97,7 @@
           </w:tcPr>
           <w:p>
             <w:r>
-              <w:t>1</w:t>
+              <w:t>12</w:t>
             </w:r>
           </w:p>
         </w:tc>
@@ -119,7 +119,7 @@
           </w:tcPr>
           <w:p>
             <w:r>
-              <w:t>11</w:t>
+              <w:t>27</w:t>
             </w:r>
           </w:p>
         </w:tc>
@@ -199,7 +199,7 @@
           </w:tcPr>
           <w:p>
             <w:r>
-              <w:t>Section0</w:t>
+              <w:t>Section7b</w:t>
             </w:r>
           </w:p>
         </w:tc>
@@ -209,7 +209,7 @@
           </w:tcPr>
           <w:p>
             <w:r>
-              <w:t>Identification et renseignements de controle</w:t>
+              <w:t>Consommation alimentaire - 7 jours</w:t>
             </w:r>
           </w:p>
         </w:tc>
@@ -219,7 +219,103 @@
           </w:tcPr>
           <w:p>
             <w:r>
-              <w:t>1</w:t>
+              <w:t>12</w:t>
+            </w:r>
+          </w:p>
+        </w:tc>
+      </w:tr>
+      <w:tr>
+        <w:tc>
+          <w:tcPr>
+            <w:tcW w:type="dxa" w:w="3324"/>
+          </w:tcPr>
+          <w:p>
+            <w:r>
+              <w:t>Section16a</w:t>
+            </w:r>
+          </w:p>
+        </w:tc>
+        <w:tc>
+          <w:tcPr>
+            <w:tcW w:type="dxa" w:w="3324"/>
+          </w:tcPr>
+          <w:p>
+            <w:r>
+              <w:t>Champs et parcelles</w:t>
+            </w:r>
+          </w:p>
+        </w:tc>
+        <w:tc>
+          <w:tcPr>
+            <w:tcW w:type="dxa" w:w="3324"/>
+          </w:tcPr>
+          <w:p>
+            <w:r>
+              <w:t>12</w:t>
+            </w:r>
+          </w:p>
+        </w:tc>
+      </w:tr>
+      <w:tr>
+        <w:tc>
+          <w:tcPr>
+            <w:tcW w:type="dxa" w:w="3324"/>
+          </w:tcPr>
+          <w:p>
+            <w:r>
+              <w:t>Section2</w:t>
+            </w:r>
+          </w:p>
+        </w:tc>
+        <w:tc>
+          <w:tcPr>
+            <w:tcW w:type="dxa" w:w="3324"/>
+          </w:tcPr>
+          <w:p>
+            <w:r>
+              <w:t>Education</w:t>
+            </w:r>
+          </w:p>
+        </w:tc>
+        <w:tc>
+          <w:tcPr>
+            <w:tcW w:type="dxa" w:w="3324"/>
+          </w:tcPr>
+          <w:p>
+            <w:r>
+              <w:t>11</w:t>
+            </w:r>
+          </w:p>
+        </w:tc>
+      </w:tr>
+      <w:tr>
+        <w:tc>
+          <w:tcPr>
+            <w:tcW w:type="dxa" w:w="3324"/>
+          </w:tcPr>
+          <w:p>
+            <w:r>
+              <w:t>Section11</w:t>
+            </w:r>
+          </w:p>
+        </w:tc>
+        <w:tc>
+          <w:tcPr>
+            <w:tcW w:type="dxa" w:w="3324"/>
+          </w:tcPr>
+          <w:p>
+            <w:r>
+              <w:t>Caracteristiques logement</w:t>
+            </w:r>
+          </w:p>
+        </w:tc>
+        <w:tc>
+          <w:tcPr>
+            <w:tcW w:type="dxa" w:w="3324"/>
+          </w:tcPr>
+          <w:p>
+            <w:r>
+              <w:t>11</w:t>
             </w:r>
           </w:p>
         </w:tc>
@@ -251,7 +347,7 @@
           </w:tcPr>
           <w:p>
             <w:r>
-              <w:t>1</w:t>
+              <w:t>10</w:t>
             </w:r>
           </w:p>
         </w:tc>
@@ -263,7 +359,7 @@
           </w:tcPr>
           <w:p>
             <w:r>
-              <w:t>Section2</w:t>
+              <w:t>Section4a</w:t>
             </w:r>
           </w:p>
         </w:tc>
@@ -273,7 +369,7 @@
           </w:tcPr>
           <w:p>
             <w:r>
-              <w:t>Education</w:t>
+              <w:t>Emploi</w:t>
             </w:r>
           </w:p>
         </w:tc>
@@ -283,7 +379,103 @@
           </w:tcPr>
           <w:p>
             <w:r>
-              <w:t>1</w:t>
+              <w:t>9</w:t>
+            </w:r>
+          </w:p>
+        </w:tc>
+      </w:tr>
+      <w:tr>
+        <w:tc>
+          <w:tcPr>
+            <w:tcW w:type="dxa" w:w="3324"/>
+          </w:tcPr>
+          <w:p>
+            <w:r>
+              <w:t>Section9b</w:t>
+            </w:r>
+          </w:p>
+        </w:tc>
+        <w:tc>
+          <w:tcPr>
+            <w:tcW w:type="dxa" w:w="3324"/>
+          </w:tcPr>
+          <w:p>
+            <w:r>
+              <w:t>Depenses non-alimentaires - 7 jours</w:t>
+            </w:r>
+          </w:p>
+        </w:tc>
+        <w:tc>
+          <w:tcPr>
+            <w:tcW w:type="dxa" w:w="3324"/>
+          </w:tcPr>
+          <w:p>
+            <w:r>
+              <w:t>9</w:t>
+            </w:r>
+          </w:p>
+        </w:tc>
+      </w:tr>
+      <w:tr>
+        <w:tc>
+          <w:tcPr>
+            <w:tcW w:type="dxa" w:w="3324"/>
+          </w:tcPr>
+          <w:p>
+            <w:r>
+              <w:t>Section0</w:t>
+            </w:r>
+          </w:p>
+        </w:tc>
+        <w:tc>
+          <w:tcPr>
+            <w:tcW w:type="dxa" w:w="3324"/>
+          </w:tcPr>
+          <w:p>
+            <w:r>
+              <w:t>Identification et renseignements de controle</w:t>
+            </w:r>
+          </w:p>
+        </w:tc>
+        <w:tc>
+          <w:tcPr>
+            <w:tcW w:type="dxa" w:w="3324"/>
+          </w:tcPr>
+          <w:p>
+            <w:r>
+              <w:t>8</w:t>
+            </w:r>
+          </w:p>
+        </w:tc>
+      </w:tr>
+      <w:tr>
+        <w:tc>
+          <w:tcPr>
+            <w:tcW w:type="dxa" w:w="3324"/>
+          </w:tcPr>
+          <w:p>
+            <w:r>
+              <w:t>Section3</w:t>
+            </w:r>
+          </w:p>
+        </w:tc>
+        <w:tc>
+          <w:tcPr>
+            <w:tcW w:type="dxa" w:w="3324"/>
+          </w:tcPr>
+          <w:p>
+            <w:r>
+              <w:t>Sante</w:t>
+            </w:r>
+          </w:p>
+        </w:tc>
+        <w:tc>
+          <w:tcPr>
+            <w:tcW w:type="dxa" w:w="3324"/>
+          </w:tcPr>
+          <w:p>
+            <w:r>
+              <w:t>7</w:t>
             </w:r>
           </w:p>
         </w:tc>
@@ -315,199 +507,7 @@
           </w:tcPr>
           <w:p>
             <w:r>
-              <w:t>1</w:t>
-            </w:r>
-          </w:p>
-        </w:tc>
-      </w:tr>
-      <w:tr>
-        <w:tc>
-          <w:tcPr>
-            <w:tcW w:type="dxa" w:w="3324"/>
-          </w:tcPr>
-          <w:p>
-            <w:r>
-              <w:t>Section4c</w:t>
-            </w:r>
-          </w:p>
-        </w:tc>
-        <w:tc>
-          <w:tcPr>
-            <w:tcW w:type="dxa" w:w="3324"/>
-          </w:tcPr>
-          <w:p>
-            <w:r>
-              <w:t>Emploi - Activite secondaire</w:t>
-            </w:r>
-          </w:p>
-        </w:tc>
-        <w:tc>
-          <w:tcPr>
-            <w:tcW w:type="dxa" w:w="3324"/>
-          </w:tcPr>
-          <w:p>
-            <w:r>
-              <w:t>1</w:t>
-            </w:r>
-          </w:p>
-        </w:tc>
-      </w:tr>
-      <w:tr>
-        <w:tc>
-          <w:tcPr>
-            <w:tcW w:type="dxa" w:w="3324"/>
-          </w:tcPr>
-          <w:p>
-            <w:r>
-              <w:t>Section7b</w:t>
-            </w:r>
-          </w:p>
-        </w:tc>
-        <w:tc>
-          <w:tcPr>
-            <w:tcW w:type="dxa" w:w="3324"/>
-          </w:tcPr>
-          <w:p>
-            <w:r>
-              <w:t>Consommation alimentaire - 7 jours</w:t>
-            </w:r>
-          </w:p>
-        </w:tc>
-        <w:tc>
-          <w:tcPr>
-            <w:tcW w:type="dxa" w:w="3324"/>
-          </w:tcPr>
-          <w:p>
-            <w:r>
-              <w:t>1</w:t>
-            </w:r>
-          </w:p>
-        </w:tc>
-      </w:tr>
-      <w:tr>
-        <w:tc>
-          <w:tcPr>
-            <w:tcW w:type="dxa" w:w="3324"/>
-          </w:tcPr>
-          <w:p>
-            <w:r>
-              <w:t>Section9a</w:t>
-            </w:r>
-          </w:p>
-        </w:tc>
-        <w:tc>
-          <w:tcPr>
-            <w:tcW w:type="dxa" w:w="3324"/>
-          </w:tcPr>
-          <w:p>
-            <w:r>
-              <w:t>Depenses de fetes et ceremonies</w:t>
-            </w:r>
-          </w:p>
-        </w:tc>
-        <w:tc>
-          <w:tcPr>
-            <w:tcW w:type="dxa" w:w="3324"/>
-          </w:tcPr>
-          <w:p>
-            <w:r>
-              <w:t>1</w:t>
-            </w:r>
-          </w:p>
-        </w:tc>
-      </w:tr>
-      <w:tr>
-        <w:tc>
-          <w:tcPr>
-            <w:tcW w:type="dxa" w:w="3324"/>
-          </w:tcPr>
-          <w:p>
-            <w:r>
-              <w:t>Section9b</w:t>
-            </w:r>
-          </w:p>
-        </w:tc>
-        <w:tc>
-          <w:tcPr>
-            <w:tcW w:type="dxa" w:w="3324"/>
-          </w:tcPr>
-          <w:p>
-            <w:r>
-              <w:t>Depenses non-alimentaires - 7 jours</w:t>
-            </w:r>
-          </w:p>
-        </w:tc>
-        <w:tc>
-          <w:tcPr>
-            <w:tcW w:type="dxa" w:w="3324"/>
-          </w:tcPr>
-          <w:p>
-            <w:r>
-              <w:t>1</w:t>
-            </w:r>
-          </w:p>
-        </w:tc>
-      </w:tr>
-      <w:tr>
-        <w:tc>
-          <w:tcPr>
-            <w:tcW w:type="dxa" w:w="3324"/>
-          </w:tcPr>
-          <w:p>
-            <w:r>
-              <w:t>Section10a</w:t>
-            </w:r>
-          </w:p>
-        </w:tc>
-        <w:tc>
-          <w:tcPr>
-            <w:tcW w:type="dxa" w:w="3324"/>
-          </w:tcPr>
-          <w:p>
-            <w:r>
-              <w:t>Existence entreprise non agricole</w:t>
-            </w:r>
-          </w:p>
-        </w:tc>
-        <w:tc>
-          <w:tcPr>
-            <w:tcW w:type="dxa" w:w="3324"/>
-          </w:tcPr>
-          <w:p>
-            <w:r>
-              <w:t>1</w:t>
-            </w:r>
-          </w:p>
-        </w:tc>
-      </w:tr>
-      <w:tr>
-        <w:tc>
-          <w:tcPr>
-            <w:tcW w:type="dxa" w:w="3324"/>
-          </w:tcPr>
-          <w:p>
-            <w:r>
-              <w:t>Section11</w:t>
-            </w:r>
-          </w:p>
-        </w:tc>
-        <w:tc>
-          <w:tcPr>
-            <w:tcW w:type="dxa" w:w="3324"/>
-          </w:tcPr>
-          <w:p>
-            <w:r>
-              <w:t>Caracteristiques logement</w:t>
-            </w:r>
-          </w:p>
-        </w:tc>
-        <w:tc>
-          <w:tcPr>
-            <w:tcW w:type="dxa" w:w="3324"/>
-          </w:tcPr>
-          <w:p>
-            <w:r>
-              <w:t>1</w:t>
+              <w:t>6</w:t>
             </w:r>
           </w:p>
         </w:tc>
@@ -520,6 +520,2195 @@
       </w:pPr>
       <w:r>
         <w:t>Details des erreurs par menage</w:t>
+      </w:r>
+    </w:p>
+    <w:p>
+      <w:pPr>
+        <w:pStyle w:val="Heading2"/>
+      </w:pPr>
+      <w:r>
+        <w:t>Menage 1</w:t>
+      </w:r>
+    </w:p>
+    <w:tbl>
+      <w:tblPr>
+        <w:tblStyle w:val="TableGrid"/>
+        <w:tblW w:type="auto" w:w="0"/>
+        <w:tblLook w:firstColumn="1" w:firstRow="1" w:lastColumn="0" w:lastRow="0" w:noHBand="0" w:noVBand="1" w:val="04A0"/>
+      </w:tblPr>
+      <w:tblGrid>
+        <w:gridCol w:w="1662"/>
+        <w:gridCol w:w="1662"/>
+        <w:gridCol w:w="1662"/>
+        <w:gridCol w:w="1662"/>
+        <w:gridCol w:w="1662"/>
+        <w:gridCol w:w="1662"/>
+      </w:tblGrid>
+      <w:tr>
+        <w:tc>
+          <w:tcPr>
+            <w:tcW w:type="dxa" w:w="1662"/>
+            <w:shd w:fill="5B9BD5"/>
+          </w:tcPr>
+          <w:p>
+            <w:r>
+              <w:rPr>
+                <w:b/>
+                <w:color w:val="FFFFFF"/>
+                <w:sz w:val="16"/>
+              </w:rPr>
+              <w:t>Interview Key</w:t>
+            </w:r>
+          </w:p>
+        </w:tc>
+        <w:tc>
+          <w:tcPr>
+            <w:tcW w:type="dxa" w:w="1662"/>
+            <w:shd w:fill="5B9BD5"/>
+          </w:tcPr>
+          <w:p>
+            <w:r>
+              <w:rPr>
+                <w:b/>
+                <w:color w:val="FFFFFF"/>
+                <w:sz w:val="16"/>
+              </w:rPr>
+              <w:t>Interview ID</w:t>
+            </w:r>
+          </w:p>
+        </w:tc>
+        <w:tc>
+          <w:tcPr>
+            <w:tcW w:type="dxa" w:w="1662"/>
+            <w:shd w:fill="5B9BD5"/>
+          </w:tcPr>
+          <w:p>
+            <w:r>
+              <w:rPr>
+                <w:b/>
+                <w:color w:val="FFFFFF"/>
+                <w:sz w:val="16"/>
+              </w:rPr>
+              <w:t>ID Agent</w:t>
+            </w:r>
+          </w:p>
+        </w:tc>
+        <w:tc>
+          <w:tcPr>
+            <w:tcW w:type="dxa" w:w="1662"/>
+            <w:shd w:fill="5B9BD5"/>
+          </w:tcPr>
+          <w:p>
+            <w:r>
+              <w:rPr>
+                <w:b/>
+                <w:color w:val="FFFFFF"/>
+                <w:sz w:val="16"/>
+              </w:rPr>
+              <w:t>ID Equipe</w:t>
+            </w:r>
+          </w:p>
+        </w:tc>
+        <w:tc>
+          <w:tcPr>
+            <w:tcW w:type="dxa" w:w="1662"/>
+            <w:shd w:fill="5B9BD5"/>
+          </w:tcPr>
+          <w:p>
+            <w:r>
+              <w:rPr>
+                <w:b/>
+                <w:color w:val="FFFFFF"/>
+                <w:sz w:val="16"/>
+              </w:rPr>
+              <w:t>Agent</w:t>
+            </w:r>
+          </w:p>
+        </w:tc>
+        <w:tc>
+          <w:tcPr>
+            <w:tcW w:type="dxa" w:w="1662"/>
+            <w:shd w:fill="5B9BD5"/>
+          </w:tcPr>
+          <w:p>
+            <w:r>
+              <w:rPr>
+                <w:b/>
+                <w:color w:val="FFFFFF"/>
+                <w:sz w:val="16"/>
+              </w:rPr>
+              <w:t>Chef d'equipe</w:t>
+            </w:r>
+          </w:p>
+        </w:tc>
+      </w:tr>
+      <w:tr>
+        <w:tc>
+          <w:tcPr>
+            <w:tcW w:type="dxa" w:w="1662"/>
+          </w:tcPr>
+          <w:p>
+            <w:r>
+              <w:rPr>
+                <w:sz w:val="14"/>
+              </w:rPr>
+              <w:t>62-61-29-00</w:t>
+            </w:r>
+          </w:p>
+        </w:tc>
+        <w:tc>
+          <w:tcPr>
+            <w:tcW w:type="dxa" w:w="1662"/>
+          </w:tcPr>
+          <w:p>
+            <w:r>
+              <w:rPr>
+                <w:sz w:val="14"/>
+              </w:rPr>
+              <w:t>7ff5efe732804c8da1cef1e839510282</w:t>
+            </w:r>
+          </w:p>
+        </w:tc>
+        <w:tc>
+          <w:tcPr>
+            <w:tcW w:type="dxa" w:w="1662"/>
+          </w:tcPr>
+          <w:p>
+            <w:r>
+              <w:rPr>
+                <w:sz w:val="14"/>
+              </w:rPr>
+              <w:t>EQ23_enq1</w:t>
+            </w:r>
+          </w:p>
+        </w:tc>
+        <w:tc>
+          <w:tcPr>
+            <w:tcW w:type="dxa" w:w="1662"/>
+          </w:tcPr>
+          <w:p>
+            <w:r>
+              <w:rPr>
+                <w:sz w:val="14"/>
+              </w:rPr>
+              <w:t>Equipe23</w:t>
+            </w:r>
+          </w:p>
+        </w:tc>
+        <w:tc>
+          <w:tcPr>
+            <w:tcW w:type="dxa" w:w="1662"/>
+          </w:tcPr>
+          <w:p>
+            <w:r>
+              <w:rPr>
+                <w:sz w:val="14"/>
+              </w:rPr>
+              <w:t>Serigne Modou DIOUF</w:t>
+            </w:r>
+          </w:p>
+        </w:tc>
+        <w:tc>
+          <w:tcPr>
+            <w:tcW w:type="dxa" w:w="1662"/>
+          </w:tcPr>
+          <w:p>
+            <w:r>
+              <w:rPr>
+                <w:sz w:val="14"/>
+              </w:rPr>
+              <w:t>Ndeye Marie TENDENG</w:t>
+            </w:r>
+          </w:p>
+        </w:tc>
+      </w:tr>
+    </w:tbl>
+    <w:p/>
+    <w:tbl>
+      <w:tblPr>
+        <w:tblStyle w:val="TableGrid"/>
+        <w:tblW w:type="auto" w:w="0"/>
+        <w:tblLook w:firstColumn="1" w:firstRow="1" w:lastColumn="0" w:lastRow="0" w:noHBand="0" w:noVBand="1" w:val="04A0"/>
+      </w:tblPr>
+      <w:tblGrid>
+        <w:gridCol w:w="3324"/>
+        <w:gridCol w:w="3324"/>
+        <w:gridCol w:w="3324"/>
+      </w:tblGrid>
+      <w:tr>
+        <w:tc>
+          <w:tcPr>
+            <w:tcW w:type="dxa" w:w="3324"/>
+            <w:shd w:fill="70AD47"/>
+          </w:tcPr>
+          <w:p>
+            <w:r>
+              <w:rPr>
+                <w:b/>
+                <w:color w:val="FFFFFF"/>
+                <w:sz w:val="18"/>
+              </w:rPr>
+              <w:t>Chef de Menage</w:t>
+            </w:r>
+          </w:p>
+        </w:tc>
+        <w:tc>
+          <w:tcPr>
+            <w:tcW w:type="dxa" w:w="3324"/>
+            <w:shd w:fill="70AD47"/>
+          </w:tcPr>
+          <w:p>
+            <w:r>
+              <w:rPr>
+                <w:b/>
+                <w:color w:val="FFFFFF"/>
+                <w:sz w:val="18"/>
+              </w:rPr>
+              <w:t>Quartier/Village (s00q05)</w:t>
+            </w:r>
+          </w:p>
+        </w:tc>
+        <w:tc>
+          <w:tcPr>
+            <w:tcW w:type="dxa" w:w="3324"/>
+            <w:shd w:fill="70AD47"/>
+          </w:tcPr>
+          <w:p>
+            <w:r>
+              <w:rPr>
+                <w:b/>
+                <w:color w:val="FFFFFF"/>
+                <w:sz w:val="18"/>
+              </w:rPr>
+              <w:t>Localisation GPS</w:t>
+            </w:r>
+          </w:p>
+        </w:tc>
+      </w:tr>
+      <w:tr>
+        <w:tc>
+          <w:tcPr>
+            <w:tcW w:type="dxa" w:w="3324"/>
+          </w:tcPr>
+          <w:p>
+            <w:r>
+              <w:rPr>
+                <w:sz w:val="18"/>
+              </w:rPr>
+              <w:t>ALIOU SOW</w:t>
+            </w:r>
+          </w:p>
+        </w:tc>
+        <w:tc>
+          <w:tcPr>
+            <w:tcW w:type="dxa" w:w="3324"/>
+          </w:tcPr>
+          <w:p>
+            <w:r>
+              <w:rPr>
+                <w:sz w:val="18"/>
+              </w:rPr>
+              <w:t>N/A</w:t>
+            </w:r>
+          </w:p>
+        </w:tc>
+        <w:tc>
+          <w:tcPr>
+            <w:tcW w:type="dxa" w:w="3324"/>
+          </w:tcPr>
+          <w:p>
+            <w:r/>
+            <w:hyperlink r:id="rId9">
+              <w:r>
+                <w:rPr>
+                  <w:color w:val="0563C1"/>
+                  <w:u w:val="single"/>
+                </w:rPr>
+                <w:t>ouadiour</w:t>
+              </w:r>
+            </w:hyperlink>
+          </w:p>
+        </w:tc>
+      </w:tr>
+    </w:tbl>
+    <w:p/>
+    <w:p>
+      <w:r>
+        <w:rPr>
+          <w:b/>
+          <w:color w:val="4672C4"/>
+          <w:sz w:val="22"/>
+        </w:rPr>
+        <w:t>&gt;&gt; Section1 - Caracteristiques des membres</w:t>
+      </w:r>
+    </w:p>
+    <w:p>
+      <w:pPr>
+        <w:ind w:left="283"/>
+      </w:pPr>
+      <w:r>
+        <w:rPr>
+          <w:sz w:val="20"/>
+        </w:rPr>
+        <w:t xml:space="preserve">- Incoherence! Diarry ka dispose d'un téléphone portable à s01q39, donc la raison évoquée ne peut pas être (ne dispose pas d'appareil). </w:t>
+        <w:br/>
+        <w:t>- Incoherence! La mère de Awa Sow est trop jeune ou vielle pour avoir Awa Sow selon l'écart (13) d'âge entre lui et sa mère, prière de revoir l'âge de Awa Sow ou de sa mère. Dans le cas contraire rassurez vous que c'est bien son fils/fille biologique.</w:t>
+      </w:r>
+    </w:p>
+    <w:p>
+      <w:r>
+        <w:rPr>
+          <w:b/>
+          <w:color w:val="4672C4"/>
+          <w:sz w:val="22"/>
+        </w:rPr>
+        <w:t>&gt;&gt; Section2 - Education</w:t>
+      </w:r>
+    </w:p>
+    <w:p>
+      <w:pPr>
+        <w:ind w:left="283"/>
+      </w:pPr>
+      <w:r>
+        <w:rPr>
+          <w:sz w:val="20"/>
+        </w:rPr>
+        <w:t xml:space="preserve">- Peu probable! Aliou sow  n'arrive pas  à comprendre un petit texte lu dans une langue locale (s02q03). Veuillez corriger ou donner des explications au QG. </w:t>
+        <w:br/>
+        <w:t xml:space="preserve">- Peu probable! Awa Sow  n'arrive pas  à comprendre un petit texte lu dans une langue locale (s02q03). Veuillez corriger ou donner des explications au QG. Peu probable! Awa Sow  ne sait ni lire, ni écrire, ni comprendre dans aucune des langues  (s02q01,s02q02,s02q03). Veuillez corriger ou donner des explications au QG. La raison principale que Awa Sow n'a pas fait des études dans une école formelle est son pére a preferé lecole coranique et semble exister dans les modalités, prière de prendre attache avec le QG pour plus d'explication afin de la classer bien. </w:t>
+        <w:br/>
+        <w:t xml:space="preserve">- Peu probable! Babacar Sow  n'arrive pas  à comprendre un petit texte lu dans une langue locale (s02q03). Veuillez corriger ou donner des explications au QG. Peu probable! Babacar Sow  ne sait ni lire, ni écrire, ni comprendre dans aucune des langues  (s02q01,s02q02,s02q03). Veuillez corriger ou donner des explications au QG. Peu plausible Babacar Sow fréquente au minimum le fondamental 1 mais ne sait ni lire ni comprendre la langue française, prière de corriger ou de confirmer avec le QG merci. </w:t>
+        <w:br/>
+        <w:t xml:space="preserve">- Peu probable! Diarry ka  n'arrive pas  à comprendre un petit texte lu dans une langue locale (s02q03). Veuillez corriger ou donner des explications au QG. Peu probable! Diarry ka  ne sait ni lire, ni écrire, ni comprendre dans aucune des langues  (s02q01,s02q02,s02q03). Veuillez corriger ou donner des explications au QG. </w:t>
+        <w:br/>
+        <w:t xml:space="preserve">- Peu probable! Khoudia Sow  n'arrive pas  à comprendre un petit texte lu dans une langue locale (s02q03). Veuillez corriger ou donner des explications au QG. Le montant des autres depenses pour l'année scolaire de Khoudia Sow est faible ou élevé. veuillez, s'il vous plait, confirmer ces informations avec le QG ou apporter les corrections nécessaires. </w:t>
+        <w:br/>
+        <w:t xml:space="preserve">- Peu probable! Mouhameth Aliou Sow  n'arrive pas  à comprendre un petit texte lu dans une langue locale (s02q03). Veuillez corriger ou donner des explications au QG. Peu probable! Mouhameth Aliou Sow  ne sait ni lire, ni écrire, ni comprendre dans aucune des langues  (s02q01,s02q02,s02q03). Veuillez corriger ou donner des explications au QG. Le montant des frais pour les cahiers et autres matériels scolaires pour l'année scolaire de Mouhameth Aliou Sow est de 0 FCFA, Mouhameth Aliou Sow a fait comment pour payer ces cahiers et autres matériels scolaires (SAC, stylo, craie, ardoise, crayon...) ? prière de corriger. </w:t>
+        <w:br/>
+        <w:t xml:space="preserve">- Peu probable! Mouhameth Omar Sow  n'arrive pas  à comprendre un petit texte lu dans une langue locale (s02q03). Veuillez corriger ou donner des explications au QG. Peu probable! Mouhameth Omar Sow  ne sait ni lire, ni écrire, ni comprendre dans aucune des langues  (s02q01,s02q02,s02q03). Veuillez corriger ou donner des explications au QG. </w:t>
+        <w:br/>
+        <w:t xml:space="preserve">- Peu probable! Ndeye Arame Sow  n'arrive pas  à comprendre un petit texte lu dans une langue locale (s02q03). Veuillez corriger ou donner des explications au QG. Peu probable! Ndeye Arame Sow  ne sait ni lire, ni écrire, ni comprendre dans aucune des langues  (s02q01,s02q02,s02q03). Veuillez corriger ou donner des explications au QG. </w:t>
+        <w:br/>
+        <w:t xml:space="preserve">- Peu probable! Ndeye Fatou Seck  n'arrive pas  à comprendre un petit texte lu dans une langue locale (s02q03). Veuillez corriger ou donner des explications au QG. </w:t>
+        <w:br/>
+        <w:t xml:space="preserve">- Peu probable! Ousmane Sow  n'arrive pas  à comprendre un petit texte lu dans une langue locale (s02q03). Veuillez corriger ou donner des explications au QG. </w:t>
+        <w:br/>
+        <w:t xml:space="preserve">- Peu probable! Papa Demba Sow  n'arrive pas  à comprendre un petit texte lu dans une langue locale (s02q03). Veuillez corriger ou donner des explications au QG. Peu probable! Papa Demba Sow  ne sait ni lire, ni écrire, ni comprendre dans aucune des langues  (s02q01,s02q02,s02q03). Veuillez corriger ou donner des explications au QG. La raison principale que Papa Demba Sow n'a pas fait des études dans une école formelle est son pére attend la maitrise du coran de son fils avant de l’inscrire dans le publique et semble exister dans les modalités, prière de prendre attache avec le QG pour plus d'explication afin de la classer bien. </w:t>
+        <w:br/>
+        <w:t>- Peu probable! Sagar Diop  n'arrive pas  à comprendre un petit texte lu dans une langue locale (s02q03). Veuillez corriger ou donner des explications au QG.</w:t>
+      </w:r>
+    </w:p>
+    <w:p>
+      <w:r>
+        <w:rPr>
+          <w:b/>
+          <w:color w:val="4672C4"/>
+          <w:sz w:val="22"/>
+        </w:rPr>
+        <w:t>&gt;&gt; Section3 - Sante</w:t>
+      </w:r>
+    </w:p>
+    <w:p>
+      <w:pPr>
+        <w:ind w:left="283"/>
+      </w:pPr>
+      <w:r>
+        <w:rPr>
+          <w:sz w:val="20"/>
+        </w:rPr>
+        <w:t>- Le dernier problème de santé pour lequel Aliou sow a été hospitalisé au cours des 12 derniers mois est tuberculeuse et semble exister dans les modalités, prière de prendre attache avec le QG pour plus d'explication afin de la classer bien. Le moyen principal que [NOM] utilise pour se protéger des piqûres de moustiques en dehors de la moustiquaire est ventillateur et semble exister dans les modalités, prière de prendre attache avec le QG pour plus d'explication afin de la classer bien.</w:t>
+      </w:r>
+    </w:p>
+    <w:p>
+      <w:r>
+        <w:rPr>
+          <w:b/>
+          <w:color w:val="4672C4"/>
+          <w:sz w:val="22"/>
+        </w:rPr>
+        <w:t>&gt;&gt; Section4a - Emploi</w:t>
+      </w:r>
+    </w:p>
+    <w:p>
+      <w:pPr>
+        <w:ind w:left="283"/>
+      </w:pPr>
+      <w:r>
+        <w:rPr>
+          <w:sz w:val="20"/>
+        </w:rPr>
+        <w:t>- La  raison principale que Awa Sow n'a pas cherché du travail au cours des 30 derniers jours est éléve coranique et semble exister dans les modalités, prière de prendre attache avec le QG pour plus d'explication afin de la classer bien.</w:t>
+      </w:r>
+    </w:p>
+    <w:p>
+      <w:r>
+        <w:rPr>
+          <w:b/>
+          <w:color w:val="4672C4"/>
+          <w:sz w:val="22"/>
+        </w:rPr>
+        <w:t>&gt;&gt; Section4b - Emploi - Activite principale</w:t>
+      </w:r>
+    </w:p>
+    <w:p>
+      <w:pPr>
+        <w:ind w:left="283"/>
+      </w:pPr>
+      <w:r>
+        <w:rPr>
+          <w:sz w:val="20"/>
+        </w:rPr>
+        <w:t>- Nombre de mois exercé par Aliou sow dans l'emploi au cours des 12 derniers mois semble faible, veuillez corriger s'il vous plait ou comfirmer avec le QG.</w:t>
+      </w:r>
+    </w:p>
+    <w:p>
+      <w:r>
+        <w:rPr>
+          <w:b/>
+          <w:color w:val="4672C4"/>
+          <w:sz w:val="22"/>
+        </w:rPr>
+        <w:t>&gt;&gt; Section7b - Consommation alimentaire - 7 jours</w:t>
+      </w:r>
+    </w:p>
+    <w:p>
+      <w:pPr>
+        <w:ind w:left="283"/>
+      </w:pPr>
+      <w:r>
+        <w:rPr>
+          <w:sz w:val="20"/>
+        </w:rPr>
+        <w:t>- Attention ! Le prix unitaire d'achat (200 Fcfa) de Pastèque en Pièce (Moyen) est relativement faible par rapport aux autres prix observés dans cette zone. Prière de corriger ou de confirmer avec le QG. Attention ! Le prix unitaire d'achat (200 Fcfa) de Tomate fraîche en Sachets (Moyen) est relativement élevé par rapport aux autres prix observés dans cette zone. Prière de corriger ou de confirmer avec le QG. Attention ! Le prix unitaire d'achat (25 Fcfa) de Citron en Pièce (Petit) est relativement faible par rapport aux autres prix observés dans cette zone. Prière de corriger ou de confirmer avec le QG. Avertissement!! La quantité (3.87 litre) du produit Huile de soja  consommée  par le ménage semble très élevé, prière de corriger ou confirmer avec le QG. Avertissement!!! Le ménage a consommé 7 Paquet Petit de Thé en sachet, cette quantité semble anormale pour une consommation des 7 derniers jours.Prière de corriger ou de confirmer avec le QG. Avertissement!! le prix unitaire (125 Fcfa) de Thé en sachet (unité: Paquet) de taille Petit est très faible ou élevé. Prière de corriger ou de confirmer avec le QG. Incohérence!! Dans ce ménage, chaque individus consomme par jour 29.8611 Kg  de cereale; Prière de revoir les quantités prises de ces produits. Incohérence!! Dans ce ménage, chaque individus consomme par jour 29.8611 Kg  de cereale; Prière de revoir les quantités prises de ces produits.</w:t>
+      </w:r>
+    </w:p>
+    <w:p>
+      <w:r>
+        <w:rPr>
+          <w:b/>
+          <w:color w:val="4672C4"/>
+          <w:sz w:val="22"/>
+        </w:rPr>
+        <w:t>&gt;&gt; Section9c - Depenses non-alimentaires - 30 jours</w:t>
+      </w:r>
+    </w:p>
+    <w:p>
+      <w:pPr>
+        <w:ind w:left="283"/>
+      </w:pPr>
+      <w:r>
+        <w:rPr>
+          <w:sz w:val="20"/>
+        </w:rPr>
+        <w:t>- La dernière fois que vous avez acheté Bois de chauffe ramassé/coupé (estimer la valeur) est dans la forêt et semble exister dans les modalités, prière de prendre attache avec le QG pour plus d'explication afin de la classer bien.</w:t>
+      </w:r>
+    </w:p>
+    <w:p>
+      <w:r>
+        <w:rPr>
+          <w:b/>
+          <w:color w:val="4672C4"/>
+          <w:sz w:val="22"/>
+        </w:rPr>
+        <w:t>&gt;&gt; Section9d - Depenses non-alimentaires - 3 mois</w:t>
+      </w:r>
+    </w:p>
+    <w:p>
+      <w:pPr>
+        <w:ind w:left="283"/>
+      </w:pPr>
+      <w:r>
+        <w:rPr>
+          <w:sz w:val="20"/>
+        </w:rPr>
+        <w:t>- Difficile pour un ménage de ne pas avoir effectué de dépenses au cours de 3 derniers mois sur les produits/services cités (Section 9D), prière de revoir la section pour ce ménage.</w:t>
+      </w:r>
+    </w:p>
+    <w:p>
+      <w:r>
+        <w:rPr>
+          <w:b/>
+          <w:color w:val="4672C4"/>
+          <w:sz w:val="22"/>
+        </w:rPr>
+        <w:t>&gt;&gt; Section11 - Caracteristiques logement</w:t>
+      </w:r>
+    </w:p>
+    <w:p>
+      <w:pPr>
+        <w:ind w:left="283"/>
+      </w:pPr>
+      <w:r>
+        <w:rPr>
+          <w:sz w:val="20"/>
+        </w:rPr>
+        <w:t>- Le  principal matériau de toit est zing et semble exister dans les modalités, prière de prendre attache avec le QG pour plus d'explication afin de la classer bien.  En cas de coupure de courant du réseau, la source d’énergie que le ménage utilise est torche portables et semble exister dans les modalités, prière de prendre attache avec le QG pour plus d'explication afin de la classer bien.</w:t>
+      </w:r>
+    </w:p>
+    <w:p>
+      <w:r>
+        <w:rPr>
+          <w:b/>
+          <w:color w:val="4672C4"/>
+          <w:sz w:val="22"/>
+        </w:rPr>
+        <w:t>&gt;&gt; Section16a - Champs et parcelles</w:t>
+      </w:r>
+    </w:p>
+    <w:p>
+      <w:pPr>
+        <w:ind w:left="283"/>
+      </w:pPr>
+      <w:r>
+        <w:rPr>
+          <w:sz w:val="20"/>
+        </w:rPr>
+        <w:t xml:space="preserve">- Avertissement!! Le champs a comme nom (champ 1) qui ne semble pas être un bon nom ou contient des lettres, prière de mettre le vrai nom du champs. Avertissement!! La parcelle a comme nom (parcelle 1 mil) qui ne semble pas être un bon nom ou contient des lettres, prière de mettre le vrai nom de la parcelle. Le salaire total payé de toutes catégories confondues par le ménage ALIOU SOW pour la main-d'oeuvre non-familiale sur la parcelle parcelle 1 mil au cours de la campagne pour la période de préparation du sol (labour) et des semis est de 0 qui semble élevé ou faible. Merci de corriger. Le nombre de jours total de la main-d'oeuvre non-familiale sur cette parcelle parcelle 1 mil au cours de la campagne pour la période d'entretien du sol (sarclage, etc.) est de 26 jours qui semble faible ou élevé. Merci de corriger. Le salaire total payé de toutes catégories confondues par le ménage ALIOU SOW pour la main-d'oeuvre non-familiale sur la parcelle parcelle 1 mil au cours de la campagne pour la période d'entretien du sol (sarclage, etc.) est de 0 qui semble élevé ou faible. Merci de corriger. Le nombre de personnes toutes catégories confondues des main-d'oeuvre non-familiale sur la parcelle parcelle 1 mil au cours de la campagne pour la période des récoltes est de 20 personnes qui semble faible ou élevé. Merci de corriger. Le salaire total payé de toutes catégories confondues par le ménage ALIOU SOW pour la main-d'oeuvre non-familiale sur la parcelle parcelle 1 mil au cours de la campagne pour la période des récoltes est de 0 qui semble élevé ou faible. Merci de corriger. La superficie de la parcelle parcelle 1 mil selon les mesures GPS est de 552.02 hectare qui semble élevé ou faible, prière de corriger. Le document légal (titre, acte, certificat etc. ) qui affirme votre possession de la parcelle parcelle 1 mil est  et semble exister dans les modalités, prière de prendre attache avec le QG pour plus d'explication afin de la classer bien. </w:t>
+        <w:br/>
+        <w:t>- Avertissement!! Le champs a comme nom (champ 1) qui ne semble pas être un bon nom ou contient des lettres, prière de mettre le vrai nom du champs. Avertissement!! La parcelle a comme nom (parcelle 1 mil) qui ne semble pas être un bon nom ou contient des lettres, prière de mettre le vrai nom de la parcelle. Le salaire total payé de toutes catégories confondues par le ménage ALIOU SOW pour la main-d'oeuvre non-familiale sur la parcelle parcelle 1 mil au cours de la campagne pour la période des récoltes est de 0 qui semble élevé ou faible. Merci de corriger. La superficie de la parcelle parcelle 1 mil selon les mesures GPS est de 210.46 hectare qui semble élevé ou faible, prière de corriger. Le document légal (titre, acte, certificat etc. ) qui affirme votre possession de la parcelle parcelle 1 mil est  et semble exister dans les modalités, prière de prendre attache avec le QG pour plus d'explication afin de la classer bien.</w:t>
+      </w:r>
+    </w:p>
+    <w:p>
+      <w:r>
+        <w:rPr>
+          <w:b/>
+          <w:color w:val="4672C4"/>
+          <w:sz w:val="22"/>
+        </w:rPr>
+        <w:t>&gt;&gt; Section16c - Cultures</w:t>
+      </w:r>
+    </w:p>
+    <w:p>
+      <w:pPr>
+        <w:ind w:left="283"/>
+      </w:pPr>
+      <w:r>
+        <w:rPr>
+          <w:sz w:val="20"/>
+        </w:rPr>
+        <w:t>- La quantité estimée en Kg est incorrecte (Exemple : si le ménage a eu 10 sacs de 100kg = 10*100=1000kg), prière de corriger merci.</w:t>
+      </w:r>
+    </w:p>
+    <w:p>
+      <w:r>
+        <w:t>________________________________________________________________________________</w:t>
+      </w:r>
+    </w:p>
+    <w:p>
+      <w:pPr>
+        <w:pStyle w:val="Heading2"/>
+      </w:pPr>
+      <w:r>
+        <w:t>Menage 2</w:t>
+      </w:r>
+    </w:p>
+    <w:tbl>
+      <w:tblPr>
+        <w:tblStyle w:val="TableGrid"/>
+        <w:tblW w:type="auto" w:w="0"/>
+        <w:tblLook w:firstColumn="1" w:firstRow="1" w:lastColumn="0" w:lastRow="0" w:noHBand="0" w:noVBand="1" w:val="04A0"/>
+      </w:tblPr>
+      <w:tblGrid>
+        <w:gridCol w:w="1662"/>
+        <w:gridCol w:w="1662"/>
+        <w:gridCol w:w="1662"/>
+        <w:gridCol w:w="1662"/>
+        <w:gridCol w:w="1662"/>
+        <w:gridCol w:w="1662"/>
+      </w:tblGrid>
+      <w:tr>
+        <w:tc>
+          <w:tcPr>
+            <w:tcW w:type="dxa" w:w="1662"/>
+            <w:shd w:fill="5B9BD5"/>
+          </w:tcPr>
+          <w:p>
+            <w:r>
+              <w:rPr>
+                <w:b/>
+                <w:color w:val="FFFFFF"/>
+                <w:sz w:val="16"/>
+              </w:rPr>
+              <w:t>Interview Key</w:t>
+            </w:r>
+          </w:p>
+        </w:tc>
+        <w:tc>
+          <w:tcPr>
+            <w:tcW w:type="dxa" w:w="1662"/>
+            <w:shd w:fill="5B9BD5"/>
+          </w:tcPr>
+          <w:p>
+            <w:r>
+              <w:rPr>
+                <w:b/>
+                <w:color w:val="FFFFFF"/>
+                <w:sz w:val="16"/>
+              </w:rPr>
+              <w:t>Interview ID</w:t>
+            </w:r>
+          </w:p>
+        </w:tc>
+        <w:tc>
+          <w:tcPr>
+            <w:tcW w:type="dxa" w:w="1662"/>
+            <w:shd w:fill="5B9BD5"/>
+          </w:tcPr>
+          <w:p>
+            <w:r>
+              <w:rPr>
+                <w:b/>
+                <w:color w:val="FFFFFF"/>
+                <w:sz w:val="16"/>
+              </w:rPr>
+              <w:t>ID Agent</w:t>
+            </w:r>
+          </w:p>
+        </w:tc>
+        <w:tc>
+          <w:tcPr>
+            <w:tcW w:type="dxa" w:w="1662"/>
+            <w:shd w:fill="5B9BD5"/>
+          </w:tcPr>
+          <w:p>
+            <w:r>
+              <w:rPr>
+                <w:b/>
+                <w:color w:val="FFFFFF"/>
+                <w:sz w:val="16"/>
+              </w:rPr>
+              <w:t>ID Equipe</w:t>
+            </w:r>
+          </w:p>
+        </w:tc>
+        <w:tc>
+          <w:tcPr>
+            <w:tcW w:type="dxa" w:w="1662"/>
+            <w:shd w:fill="5B9BD5"/>
+          </w:tcPr>
+          <w:p>
+            <w:r>
+              <w:rPr>
+                <w:b/>
+                <w:color w:val="FFFFFF"/>
+                <w:sz w:val="16"/>
+              </w:rPr>
+              <w:t>Agent</w:t>
+            </w:r>
+          </w:p>
+        </w:tc>
+        <w:tc>
+          <w:tcPr>
+            <w:tcW w:type="dxa" w:w="1662"/>
+            <w:shd w:fill="5B9BD5"/>
+          </w:tcPr>
+          <w:p>
+            <w:r>
+              <w:rPr>
+                <w:b/>
+                <w:color w:val="FFFFFF"/>
+                <w:sz w:val="16"/>
+              </w:rPr>
+              <w:t>Chef d'equipe</w:t>
+            </w:r>
+          </w:p>
+        </w:tc>
+      </w:tr>
+      <w:tr>
+        <w:tc>
+          <w:tcPr>
+            <w:tcW w:type="dxa" w:w="1662"/>
+          </w:tcPr>
+          <w:p>
+            <w:r>
+              <w:rPr>
+                <w:sz w:val="14"/>
+              </w:rPr>
+              <w:t>72-63-97-52</w:t>
+            </w:r>
+          </w:p>
+        </w:tc>
+        <w:tc>
+          <w:tcPr>
+            <w:tcW w:type="dxa" w:w="1662"/>
+          </w:tcPr>
+          <w:p>
+            <w:r>
+              <w:rPr>
+                <w:sz w:val="14"/>
+              </w:rPr>
+              <w:t>6b8a1de787db4093ae7ecd3b19ccc094</w:t>
+            </w:r>
+          </w:p>
+        </w:tc>
+        <w:tc>
+          <w:tcPr>
+            <w:tcW w:type="dxa" w:w="1662"/>
+          </w:tcPr>
+          <w:p>
+            <w:r>
+              <w:rPr>
+                <w:sz w:val="14"/>
+              </w:rPr>
+              <w:t>EQ23_enq1</w:t>
+            </w:r>
+          </w:p>
+        </w:tc>
+        <w:tc>
+          <w:tcPr>
+            <w:tcW w:type="dxa" w:w="1662"/>
+          </w:tcPr>
+          <w:p>
+            <w:r>
+              <w:rPr>
+                <w:sz w:val="14"/>
+              </w:rPr>
+              <w:t>Equipe23</w:t>
+            </w:r>
+          </w:p>
+        </w:tc>
+        <w:tc>
+          <w:tcPr>
+            <w:tcW w:type="dxa" w:w="1662"/>
+          </w:tcPr>
+          <w:p>
+            <w:r>
+              <w:rPr>
+                <w:sz w:val="14"/>
+              </w:rPr>
+              <w:t>Serigne Modou DIOUF</w:t>
+            </w:r>
+          </w:p>
+        </w:tc>
+        <w:tc>
+          <w:tcPr>
+            <w:tcW w:type="dxa" w:w="1662"/>
+          </w:tcPr>
+          <w:p>
+            <w:r>
+              <w:rPr>
+                <w:sz w:val="14"/>
+              </w:rPr>
+              <w:t>Ndeye Marie TENDENG</w:t>
+            </w:r>
+          </w:p>
+        </w:tc>
+      </w:tr>
+    </w:tbl>
+    <w:p/>
+    <w:tbl>
+      <w:tblPr>
+        <w:tblStyle w:val="TableGrid"/>
+        <w:tblW w:type="auto" w:w="0"/>
+        <w:tblLook w:firstColumn="1" w:firstRow="1" w:lastColumn="0" w:lastRow="0" w:noHBand="0" w:noVBand="1" w:val="04A0"/>
+      </w:tblPr>
+      <w:tblGrid>
+        <w:gridCol w:w="3324"/>
+        <w:gridCol w:w="3324"/>
+        <w:gridCol w:w="3324"/>
+      </w:tblGrid>
+      <w:tr>
+        <w:tc>
+          <w:tcPr>
+            <w:tcW w:type="dxa" w:w="3324"/>
+            <w:shd w:fill="70AD47"/>
+          </w:tcPr>
+          <w:p>
+            <w:r>
+              <w:rPr>
+                <w:b/>
+                <w:color w:val="FFFFFF"/>
+                <w:sz w:val="18"/>
+              </w:rPr>
+              <w:t>Chef de Menage</w:t>
+            </w:r>
+          </w:p>
+        </w:tc>
+        <w:tc>
+          <w:tcPr>
+            <w:tcW w:type="dxa" w:w="3324"/>
+            <w:shd w:fill="70AD47"/>
+          </w:tcPr>
+          <w:p>
+            <w:r>
+              <w:rPr>
+                <w:b/>
+                <w:color w:val="FFFFFF"/>
+                <w:sz w:val="18"/>
+              </w:rPr>
+              <w:t>Quartier/Village (s00q05)</w:t>
+            </w:r>
+          </w:p>
+        </w:tc>
+        <w:tc>
+          <w:tcPr>
+            <w:tcW w:type="dxa" w:w="3324"/>
+            <w:shd w:fill="70AD47"/>
+          </w:tcPr>
+          <w:p>
+            <w:r>
+              <w:rPr>
+                <w:b/>
+                <w:color w:val="FFFFFF"/>
+                <w:sz w:val="18"/>
+              </w:rPr>
+              <w:t>Localisation GPS</w:t>
+            </w:r>
+          </w:p>
+        </w:tc>
+      </w:tr>
+      <w:tr>
+        <w:tc>
+          <w:tcPr>
+            <w:tcW w:type="dxa" w:w="3324"/>
+          </w:tcPr>
+          <w:p>
+            <w:r>
+              <w:rPr>
+                <w:sz w:val="18"/>
+              </w:rPr>
+              <w:t>AWA KOULÉ</w:t>
+            </w:r>
+          </w:p>
+        </w:tc>
+        <w:tc>
+          <w:tcPr>
+            <w:tcW w:type="dxa" w:w="3324"/>
+          </w:tcPr>
+          <w:p>
+            <w:r>
+              <w:rPr>
+                <w:sz w:val="18"/>
+              </w:rPr>
+              <w:t>N/A</w:t>
+            </w:r>
+          </w:p>
+        </w:tc>
+        <w:tc>
+          <w:tcPr>
+            <w:tcW w:type="dxa" w:w="3324"/>
+          </w:tcPr>
+          <w:p>
+            <w:r/>
+            <w:hyperlink r:id="rId10">
+              <w:r>
+                <w:rPr>
+                  <w:color w:val="0563C1"/>
+                  <w:u w:val="single"/>
+                </w:rPr>
+                <w:t>int�rieur</w:t>
+              </w:r>
+            </w:hyperlink>
+          </w:p>
+        </w:tc>
+      </w:tr>
+    </w:tbl>
+    <w:p/>
+    <w:p>
+      <w:r>
+        <w:rPr>
+          <w:b/>
+          <w:color w:val="4672C4"/>
+          <w:sz w:val="22"/>
+        </w:rPr>
+        <w:t>&gt;&gt; Section2 - Education</w:t>
+      </w:r>
+    </w:p>
+    <w:p>
+      <w:pPr>
+        <w:ind w:left="283"/>
+      </w:pPr>
+      <w:r>
+        <w:rPr>
+          <w:sz w:val="20"/>
+        </w:rPr>
+        <w:t xml:space="preserve">- Peu probable! Abdou Rahmane Khoulé  n'arrive pas  à comprendre un petit texte lu dans une langue locale (s02q03). Veuillez corriger ou donner des explications au QG. Peu probable! Abdou Rahmane Khoulé  ne sait ni lire, ni écrire, ni comprendre dans aucune des langues  (s02q01,s02q02,s02q03). Veuillez corriger ou donner des explications au QG. La raison principale que Abdou Rahmane Khoulé n'a pas fait des études dans une école formelle est elle préfére qu’il commence dabord par l’ecole coranique et semble exister dans les modalités, prière de prendre attache avec le QG pour plus d'explication afin de la classer bien. </w:t>
+        <w:br/>
+        <w:t>- Peu probable! Marame Ndiaye  n'arrive pas  à comprendre un petit texte lu dans une langue locale (s02q03). Veuillez corriger ou donner des explications au QG.</w:t>
+      </w:r>
+    </w:p>
+    <w:p>
+      <w:r>
+        <w:rPr>
+          <w:b/>
+          <w:color w:val="4672C4"/>
+          <w:sz w:val="22"/>
+        </w:rPr>
+        <w:t>&gt;&gt; Section4a - Emploi</w:t>
+      </w:r>
+    </w:p>
+    <w:p>
+      <w:pPr>
+        <w:ind w:left="283"/>
+      </w:pPr>
+      <w:r>
+        <w:rPr>
+          <w:sz w:val="20"/>
+        </w:rPr>
+        <w:t>- Le canal que Marame Ndiaye cherche un emploi est par internet et semble exister dans les modalités, prière de prendre attache avec le QG pour plus d'explication afin de la classer bien.</w:t>
+      </w:r>
+    </w:p>
+    <w:p>
+      <w:r>
+        <w:rPr>
+          <w:b/>
+          <w:color w:val="4672C4"/>
+          <w:sz w:val="22"/>
+        </w:rPr>
+        <w:t>&gt;&gt; Section4b - Emploi - Activite principale</w:t>
+      </w:r>
+    </w:p>
+    <w:p>
+      <w:pPr>
+        <w:ind w:left="283"/>
+      </w:pPr>
+      <w:r>
+        <w:rPr>
+          <w:sz w:val="20"/>
+        </w:rPr>
+        <w:t>- Attention ! Le nombre de jours que Awa khoulé a travaillés par mois semble être inférieur à 15. Veuillez, s'il vous plaît, confirmer cette information. Attention! le nombre d'heure que Awa khoulé a travaillé par jour semble être inferieur à 4, veuillez s'il vous plait confirmer cette information avec le QG.</w:t>
+      </w:r>
+    </w:p>
+    <w:p>
+      <w:r>
+        <w:rPr>
+          <w:b/>
+          <w:color w:val="4672C4"/>
+          <w:sz w:val="22"/>
+        </w:rPr>
+        <w:t>&gt;&gt; Section6 - Epargne et credit</w:t>
+      </w:r>
+    </w:p>
+    <w:p>
+      <w:pPr>
+        <w:ind w:left="283"/>
+      </w:pPr>
+      <w:r>
+        <w:rPr>
+          <w:sz w:val="20"/>
+        </w:rPr>
+        <w:t>- La  raison pourquoi Awa khoulé n'a pas demandé de crédit auprès d'une institution financière au cours des 12 derniers mois est elle a peure des dettes et semble exister dans les modalités, prière de prendre attache avec le QG pour plus d'explication afin de la classer bien.</w:t>
+      </w:r>
+    </w:p>
+    <w:p>
+      <w:r>
+        <w:rPr>
+          <w:b/>
+          <w:color w:val="4672C4"/>
+          <w:sz w:val="22"/>
+        </w:rPr>
+        <w:t>&gt;&gt; Section7b - Consommation alimentaire - 7 jours</w:t>
+      </w:r>
+    </w:p>
+    <w:p>
+      <w:pPr>
+        <w:ind w:left="283"/>
+      </w:pPr>
+      <w:r>
+        <w:rPr>
+          <w:sz w:val="20"/>
+        </w:rPr>
+        <w:t>- Attention ! Le prix unitaire d'achat (400 Fcfa) de Lait en poudre en Sachets (Petit) est relativement élevé par rapport aux autres prix observés dans cette zone. Prière de corriger ou de confirmer avec le QG. Attention ! Le prix unitaire d'achat (900 Fcfa) de Huile de soja  en Bidon 20l (taille unique) est relativement faible par rapport aux autres prix observés dans cette zone. Prière de corriger ou de confirmer avec le QG. Attention ! Soupçons de quantité anormale! Le ménage de AWA KOULÉ avec une taille de 4 personnes a consommé 7 Kg en taille unique de Sucre en poudre  qui est relativement élevé comme consommation par rapport à la condition de vie des autres ménages de même taille dans cette zone. Prière de corriger ou de confirmer avec le QG. Avertissement!!! Le ménage a consommé 7 Paquet Petit de Thé en sachet, cette quantité semble anormale pour une consommation des 7 derniers jours.Prière de corriger ou de confirmer avec le QG. Avertissement!! le prix unitaire (125 Fcfa) de Thé en sachet (unité: Paquet) de taille Petit est très faible ou élevé. Prière de corriger ou de confirmer avec le QG. Incohérence!! Dans ce ménage, chaque individus consomme par jour 109.9379 Kg  de cereale; Prière de revoir les quantités prises de ces produits. Incohérence!! Dans ce ménage, chaque individus consomme par jour 109.9379 Kg  de cereale; Prière de revoir les quantités prises de ces produits.</w:t>
+      </w:r>
+    </w:p>
+    <w:p>
+      <w:r>
+        <w:rPr>
+          <w:b/>
+          <w:color w:val="4672C4"/>
+          <w:sz w:val="22"/>
+        </w:rPr>
+        <w:t>&gt;&gt; Section9b - Depenses non-alimentaires - 7 jours</w:t>
+      </w:r>
+    </w:p>
+    <w:p>
+      <w:pPr>
+        <w:ind w:left="283"/>
+      </w:pPr>
+      <w:r>
+        <w:rPr>
+          <w:sz w:val="20"/>
+        </w:rPr>
+        <w:t>- Il est difficile d'avoir un ménage qui n'a effectué aucune des dépenses mentionnées au cours de 7 derniers jours, prière de revoir la section 9B pour ce ménage.</w:t>
+      </w:r>
+    </w:p>
+    <w:p>
+      <w:r>
+        <w:rPr>
+          <w:b/>
+          <w:color w:val="4672C4"/>
+          <w:sz w:val="22"/>
+        </w:rPr>
+        <w:t>&gt;&gt; Section9c - Depenses non-alimentaires - 30 jours</w:t>
+      </w:r>
+    </w:p>
+    <w:p>
+      <w:pPr>
+        <w:ind w:left="283"/>
+      </w:pPr>
+      <w:r>
+        <w:rPr>
+          <w:sz w:val="20"/>
+        </w:rPr>
+        <w:t>- La dernière fois que vous avez acheté Bois de chauffe ramassé/coupé (estimer la valeur) est dans la brousse et semble exister dans les modalités, prière de prendre attache avec le QG pour plus d'explication afin de la classer bien.</w:t>
+      </w:r>
+    </w:p>
+    <w:p>
+      <w:r>
+        <w:rPr>
+          <w:b/>
+          <w:color w:val="4672C4"/>
+          <w:sz w:val="22"/>
+        </w:rPr>
+        <w:t>&gt;&gt; Section10b - caracteristiques entreprise non agricole</w:t>
+      </w:r>
+    </w:p>
+    <w:p>
+      <w:pPr>
+        <w:ind w:left="283"/>
+      </w:pPr>
+      <w:r>
+        <w:rPr>
+          <w:sz w:val="20"/>
+        </w:rPr>
+        <w:t>- Peu plausible! la valeur actuelle déclarée en s10q40 pour fabrication de jus et dela glace semble trop petite ou trop élevée. Veuillez, s'il vous plaît, confirmer cette information avec le QG ou la corriger.</w:t>
+      </w:r>
+    </w:p>
+    <w:p>
+      <w:r>
+        <w:rPr>
+          <w:b/>
+          <w:color w:val="4672C4"/>
+          <w:sz w:val="22"/>
+        </w:rPr>
+        <w:t>&gt;&gt; Section11 - Caracteristiques logement</w:t>
+      </w:r>
+    </w:p>
+    <w:p>
+      <w:pPr>
+        <w:ind w:left="283"/>
+      </w:pPr>
+      <w:r>
+        <w:rPr>
+          <w:sz w:val="20"/>
+        </w:rPr>
+        <w:t>- Le nombre de pièces occupés est superieur aux nombre de personne vivant dans le ménage. Le montant (FCFA) du loyer mensuel payé pour un logement comme le votre dans ce village/quartier est trop élevé, Veuillez s'il vous plaît corriger cette information. Le montant de la dernière facture d'eau avec la périodicité ne peut pas être égale à 0 ou est trop élevé, veuillez revoir la question s11q23a s'il vous plait. Avertissement!! La distance (en mètres) qui sépare le ménage de la principale source d'approvisionnement en eau de boisson semble très élevé, prière de corriger ou confirmer avec le QG. Avertissement!! Le temps cela prend au ménage (en minutes) pour s’approvisionner (acheter/ramasser) cette source d’énergie semble élevé ou égal à 0, prière de corriger ou confirmer avec le QG.  Le  principal matériau de toit est Zing et semble exister dans les modalités, prière de prendre attache avec le QG pour plus d'explication afin de la classer bien.  La principale source d'approvisionnement en eau du ménage est puit filtrée et semble exister dans les modalités, prière de prendre attache avec le QG pour plus d'explication afin de la classer bien.  En cas de coupure de courant du réseau, la source d’énergie que le ménage utilise est torche du téléphone et semble exister dans les modalités, prière de prendre attache avec le QG pour plus d'explication afin de la classer bien.</w:t>
+      </w:r>
+    </w:p>
+    <w:p>
+      <w:r>
+        <w:rPr>
+          <w:b/>
+          <w:color w:val="4672C4"/>
+          <w:sz w:val="22"/>
+        </w:rPr>
+        <w:t>&gt;&gt; Section12 - Actifs du menage</w:t>
+      </w:r>
+    </w:p>
+    <w:p>
+      <w:pPr>
+        <w:ind w:left="283"/>
+      </w:pPr>
+      <w:r>
+        <w:rPr>
+          <w:sz w:val="20"/>
+        </w:rPr>
+        <w:t xml:space="preserve">- Attention ! Foyers améliorés a été achété à 2000 Fcfa est relativement faible par rapport aux autres prix d'achat observés dans cette zone. Prière de corriger ou de confirmer avec le QG. </w:t>
+        <w:br/>
+        <w:t>- Le nombre d'article ( Salon  (Fauteuils et table basse))  dans ce ménages est élevé (4), prière de corriger ou confirmer avec le QG.</w:t>
+      </w:r>
+    </w:p>
+    <w:p>
+      <w:r>
+        <w:rPr>
+          <w:b/>
+          <w:color w:val="4672C4"/>
+          <w:sz w:val="22"/>
+        </w:rPr>
+        <w:t>&gt;&gt; Section16a - Champs et parcelles</w:t>
+      </w:r>
+    </w:p>
+    <w:p>
+      <w:pPr>
+        <w:ind w:left="283"/>
+      </w:pPr>
+      <w:r>
+        <w:rPr>
+          <w:sz w:val="20"/>
+        </w:rPr>
+        <w:t>- La section 16 du ménage de AWA KOULÉ n'est pas renseigné, prière de renseigner.</w:t>
+      </w:r>
+    </w:p>
+    <w:p>
+      <w:r>
+        <w:t>________________________________________________________________________________</w:t>
+      </w:r>
+    </w:p>
+    <w:p>
+      <w:pPr>
+        <w:pStyle w:val="Heading2"/>
+      </w:pPr>
+      <w:r>
+        <w:t>Menage 4</w:t>
+      </w:r>
+    </w:p>
+    <w:tbl>
+      <w:tblPr>
+        <w:tblStyle w:val="TableGrid"/>
+        <w:tblW w:type="auto" w:w="0"/>
+        <w:tblLook w:firstColumn="1" w:firstRow="1" w:lastColumn="0" w:lastRow="0" w:noHBand="0" w:noVBand="1" w:val="04A0"/>
+      </w:tblPr>
+      <w:tblGrid>
+        <w:gridCol w:w="1662"/>
+        <w:gridCol w:w="1662"/>
+        <w:gridCol w:w="1662"/>
+        <w:gridCol w:w="1662"/>
+        <w:gridCol w:w="1662"/>
+        <w:gridCol w:w="1662"/>
+      </w:tblGrid>
+      <w:tr>
+        <w:tc>
+          <w:tcPr>
+            <w:tcW w:type="dxa" w:w="1662"/>
+            <w:shd w:fill="5B9BD5"/>
+          </w:tcPr>
+          <w:p>
+            <w:r>
+              <w:rPr>
+                <w:b/>
+                <w:color w:val="FFFFFF"/>
+                <w:sz w:val="16"/>
+              </w:rPr>
+              <w:t>Interview Key</w:t>
+            </w:r>
+          </w:p>
+        </w:tc>
+        <w:tc>
+          <w:tcPr>
+            <w:tcW w:type="dxa" w:w="1662"/>
+            <w:shd w:fill="5B9BD5"/>
+          </w:tcPr>
+          <w:p>
+            <w:r>
+              <w:rPr>
+                <w:b/>
+                <w:color w:val="FFFFFF"/>
+                <w:sz w:val="16"/>
+              </w:rPr>
+              <w:t>Interview ID</w:t>
+            </w:r>
+          </w:p>
+        </w:tc>
+        <w:tc>
+          <w:tcPr>
+            <w:tcW w:type="dxa" w:w="1662"/>
+            <w:shd w:fill="5B9BD5"/>
+          </w:tcPr>
+          <w:p>
+            <w:r>
+              <w:rPr>
+                <w:b/>
+                <w:color w:val="FFFFFF"/>
+                <w:sz w:val="16"/>
+              </w:rPr>
+              <w:t>ID Agent</w:t>
+            </w:r>
+          </w:p>
+        </w:tc>
+        <w:tc>
+          <w:tcPr>
+            <w:tcW w:type="dxa" w:w="1662"/>
+            <w:shd w:fill="5B9BD5"/>
+          </w:tcPr>
+          <w:p>
+            <w:r>
+              <w:rPr>
+                <w:b/>
+                <w:color w:val="FFFFFF"/>
+                <w:sz w:val="16"/>
+              </w:rPr>
+              <w:t>ID Equipe</w:t>
+            </w:r>
+          </w:p>
+        </w:tc>
+        <w:tc>
+          <w:tcPr>
+            <w:tcW w:type="dxa" w:w="1662"/>
+            <w:shd w:fill="5B9BD5"/>
+          </w:tcPr>
+          <w:p>
+            <w:r>
+              <w:rPr>
+                <w:b/>
+                <w:color w:val="FFFFFF"/>
+                <w:sz w:val="16"/>
+              </w:rPr>
+              <w:t>Agent</w:t>
+            </w:r>
+          </w:p>
+        </w:tc>
+        <w:tc>
+          <w:tcPr>
+            <w:tcW w:type="dxa" w:w="1662"/>
+            <w:shd w:fill="5B9BD5"/>
+          </w:tcPr>
+          <w:p>
+            <w:r>
+              <w:rPr>
+                <w:b/>
+                <w:color w:val="FFFFFF"/>
+                <w:sz w:val="16"/>
+              </w:rPr>
+              <w:t>Chef d'equipe</w:t>
+            </w:r>
+          </w:p>
+        </w:tc>
+      </w:tr>
+      <w:tr>
+        <w:tc>
+          <w:tcPr>
+            <w:tcW w:type="dxa" w:w="1662"/>
+          </w:tcPr>
+          <w:p>
+            <w:r>
+              <w:rPr>
+                <w:sz w:val="14"/>
+              </w:rPr>
+              <w:t>98-80-48-91</w:t>
+            </w:r>
+          </w:p>
+        </w:tc>
+        <w:tc>
+          <w:tcPr>
+            <w:tcW w:type="dxa" w:w="1662"/>
+          </w:tcPr>
+          <w:p>
+            <w:r>
+              <w:rPr>
+                <w:sz w:val="14"/>
+              </w:rPr>
+              <w:t>dc4e15ed05084b4aad6ffe94d84bd37b</w:t>
+            </w:r>
+          </w:p>
+        </w:tc>
+        <w:tc>
+          <w:tcPr>
+            <w:tcW w:type="dxa" w:w="1662"/>
+          </w:tcPr>
+          <w:p>
+            <w:r>
+              <w:rPr>
+                <w:sz w:val="14"/>
+              </w:rPr>
+              <w:t>EQ23_enq2</w:t>
+            </w:r>
+          </w:p>
+        </w:tc>
+        <w:tc>
+          <w:tcPr>
+            <w:tcW w:type="dxa" w:w="1662"/>
+          </w:tcPr>
+          <w:p>
+            <w:r>
+              <w:rPr>
+                <w:sz w:val="14"/>
+              </w:rPr>
+              <w:t>Equipe23</w:t>
+            </w:r>
+          </w:p>
+        </w:tc>
+        <w:tc>
+          <w:tcPr>
+            <w:tcW w:type="dxa" w:w="1662"/>
+          </w:tcPr>
+          <w:p>
+            <w:r>
+              <w:rPr>
+                <w:sz w:val="14"/>
+              </w:rPr>
+              <w:t>El Hadji Djibril DIOUF</w:t>
+            </w:r>
+          </w:p>
+        </w:tc>
+        <w:tc>
+          <w:tcPr>
+            <w:tcW w:type="dxa" w:w="1662"/>
+          </w:tcPr>
+          <w:p>
+            <w:r>
+              <w:rPr>
+                <w:sz w:val="14"/>
+              </w:rPr>
+              <w:t>Ndeye Marie TENDENG</w:t>
+            </w:r>
+          </w:p>
+        </w:tc>
+      </w:tr>
+    </w:tbl>
+    <w:p/>
+    <w:tbl>
+      <w:tblPr>
+        <w:tblStyle w:val="TableGrid"/>
+        <w:tblW w:type="auto" w:w="0"/>
+        <w:tblLook w:firstColumn="1" w:firstRow="1" w:lastColumn="0" w:lastRow="0" w:noHBand="0" w:noVBand="1" w:val="04A0"/>
+      </w:tblPr>
+      <w:tblGrid>
+        <w:gridCol w:w="3324"/>
+        <w:gridCol w:w="3324"/>
+        <w:gridCol w:w="3324"/>
+      </w:tblGrid>
+      <w:tr>
+        <w:tc>
+          <w:tcPr>
+            <w:tcW w:type="dxa" w:w="3324"/>
+            <w:shd w:fill="70AD47"/>
+          </w:tcPr>
+          <w:p>
+            <w:r>
+              <w:rPr>
+                <w:b/>
+                <w:color w:val="FFFFFF"/>
+                <w:sz w:val="18"/>
+              </w:rPr>
+              <w:t>Chef de Menage</w:t>
+            </w:r>
+          </w:p>
+        </w:tc>
+        <w:tc>
+          <w:tcPr>
+            <w:tcW w:type="dxa" w:w="3324"/>
+            <w:shd w:fill="70AD47"/>
+          </w:tcPr>
+          <w:p>
+            <w:r>
+              <w:rPr>
+                <w:b/>
+                <w:color w:val="FFFFFF"/>
+                <w:sz w:val="18"/>
+              </w:rPr>
+              <w:t>Quartier/Village (s00q05)</w:t>
+            </w:r>
+          </w:p>
+        </w:tc>
+        <w:tc>
+          <w:tcPr>
+            <w:tcW w:type="dxa" w:w="3324"/>
+            <w:shd w:fill="70AD47"/>
+          </w:tcPr>
+          <w:p>
+            <w:r>
+              <w:rPr>
+                <w:b/>
+                <w:color w:val="FFFFFF"/>
+                <w:sz w:val="18"/>
+              </w:rPr>
+              <w:t>Localisation GPS</w:t>
+            </w:r>
+          </w:p>
+        </w:tc>
+      </w:tr>
+      <w:tr>
+        <w:tc>
+          <w:tcPr>
+            <w:tcW w:type="dxa" w:w="3324"/>
+          </w:tcPr>
+          <w:p>
+            <w:r>
+              <w:rPr>
+                <w:sz w:val="18"/>
+              </w:rPr>
+              <w:t>BIRANE NDIAYE</w:t>
+            </w:r>
+          </w:p>
+        </w:tc>
+        <w:tc>
+          <w:tcPr>
+            <w:tcW w:type="dxa" w:w="3324"/>
+          </w:tcPr>
+          <w:p>
+            <w:r>
+              <w:rPr>
+                <w:sz w:val="18"/>
+              </w:rPr>
+              <w:t>N/A</w:t>
+            </w:r>
+          </w:p>
+        </w:tc>
+        <w:tc>
+          <w:tcPr>
+            <w:tcW w:type="dxa" w:w="3324"/>
+          </w:tcPr>
+          <w:p>
+            <w:r/>
+            <w:hyperlink r:id="rId11">
+              <w:r>
+                <w:rPr>
+                  <w:color w:val="0563C1"/>
+                  <w:u w:val="single"/>
+                </w:rPr>
+                <w:t>int�rieur</w:t>
+              </w:r>
+            </w:hyperlink>
+          </w:p>
+        </w:tc>
+      </w:tr>
+    </w:tbl>
+    <w:p/>
+    <w:p>
+      <w:r>
+        <w:rPr>
+          <w:b/>
+          <w:color w:val="4672C4"/>
+          <w:sz w:val="22"/>
+        </w:rPr>
+        <w:t>&gt;&gt; Section0 - Identification et renseignements de controle</w:t>
+      </w:r>
+    </w:p>
+    <w:p>
+      <w:pPr>
+        <w:ind w:left="283"/>
+      </w:pPr>
+      <w:r>
+        <w:rPr>
+          <w:sz w:val="20"/>
+        </w:rPr>
+        <w:t>- Le questionnaire semble ne pas être complètement fini mais le questionnaire est en statut complet, prière de compléter le questionnaire. Il est obligatoire de prendre les coordonnées Gps avant d'administrer le questionnaire. Prière de prendre les coordonnées GPS.</w:t>
+      </w:r>
+    </w:p>
+    <w:p>
+      <w:r>
+        <w:rPr>
+          <w:b/>
+          <w:color w:val="4672C4"/>
+          <w:sz w:val="22"/>
+        </w:rPr>
+        <w:t>&gt;&gt; Section1 - Caracteristiques des membres</w:t>
+      </w:r>
+    </w:p>
+    <w:p>
+      <w:pPr>
+        <w:ind w:left="283"/>
+      </w:pPr>
+      <w:r>
+        <w:rPr>
+          <w:sz w:val="20"/>
+        </w:rPr>
+        <w:t xml:space="preserve">- Attention ! Le montant (4000 Fcfa) dépensé ou reçu en cadeau pour les cartes prépayées, les transferts de crédit et les abonnements de  Birane Ndiaye est relativement élevé par rapport aux autres montants depansés observés dans cette zone. Prière de corriger ou de confirmer avec le QG. </w:t>
+        <w:br/>
+        <w:t xml:space="preserve">- Incoherence! Mamour Ndiaye dispose d'un téléphone portable à s01q39, donc la raison évoquée ne peut pas être (ne dispose pas d'appareil). </w:t>
+        <w:br/>
+        <w:t>- Incoherence! Ndeye Fatou Ba dispose d'un téléphone portable à s01q39, donc la raison évoquée ne peut pas être (ne dispose pas d'appareil).</w:t>
+      </w:r>
+    </w:p>
+    <w:p>
+      <w:r>
+        <w:rPr>
+          <w:b/>
+          <w:color w:val="4672C4"/>
+          <w:sz w:val="22"/>
+        </w:rPr>
+        <w:t>&gt;&gt; Section2 - Education</w:t>
+      </w:r>
+    </w:p>
+    <w:p>
+      <w:pPr>
+        <w:ind w:left="283"/>
+      </w:pPr>
+      <w:r>
+        <w:rPr>
+          <w:sz w:val="20"/>
+        </w:rPr>
+        <w:t xml:space="preserve">- Peu probable! Ablaye Khoule  n'arrive pas  à comprendre un petit texte lu dans une langue locale (s02q03). Veuillez corriger ou donner des explications au QG. Peu probable! Ablaye Khoule  ne sait ni lire, ni écrire, ni comprendre dans aucune des langues  (s02q01,s02q02,s02q03). Veuillez corriger ou donner des explications au QG. </w:t>
+        <w:br/>
+        <w:t xml:space="preserve">- Peu probable! Ablaye Ndiaye  n'arrive pas  à comprendre un petit texte lu dans une langue locale (s02q03). Veuillez corriger ou donner des explications au QG. Peu probable! Ablaye Ndiaye  ne sait ni lire, ni écrire, ni comprendre dans aucune des langues  (s02q01,s02q02,s02q03). Veuillez corriger ou donner des explications au QG. </w:t>
+        <w:br/>
+        <w:t xml:space="preserve">- Peu probable! Anta Ndoye  n'arrive pas  à comprendre un petit texte lu dans une langue locale (s02q03). Veuillez corriger ou donner des explications au QG. Peu probable! Anta Ndoye  ne sait ni lire, ni écrire, ni comprendre dans aucune des langues  (s02q01,s02q02,s02q03). Veuillez corriger ou donner des explications au QG. </w:t>
+        <w:br/>
+        <w:t xml:space="preserve">- Peu probable! Mamour Ndiaye  n'arrive pas  à comprendre un petit texte lu dans une langue locale (s02q03). Veuillez corriger ou donner des explications au QG. </w:t>
+        <w:br/>
+        <w:t xml:space="preserve">- Peu probable! Marème Camara  n'arrive pas  à comprendre un petit texte lu dans une langue locale (s02q03). Veuillez corriger ou donner des explications au QG. Peu probable! Marème Camara  ne sait ni lire, ni écrire, ni comprendre dans aucune des langues  (s02q01,s02q02,s02q03). Veuillez corriger ou donner des explications au QG. </w:t>
+        <w:br/>
+        <w:t xml:space="preserve">- Peu probable! Moussa Ndiaye  n'arrive pas  à comprendre un petit texte lu dans une langue locale (s02q03). Veuillez corriger ou donner des explications au QG. Peu probable! Moussa Ndiaye  ne sait ni lire, ni écrire, ni comprendre dans aucune des langues  (s02q01,s02q02,s02q03). Veuillez corriger ou donner des explications au QG. </w:t>
+        <w:br/>
+        <w:t xml:space="preserve">- Peu probable! Ndeye Ndiaye  n'arrive pas  à comprendre un petit texte lu dans une langue locale (s02q03). Veuillez corriger ou donner des explications au QG. Peu probable! Ndeye Ndiaye  ne sait ni lire, ni écrire, ni comprendre dans aucune des langues  (s02q01,s02q02,s02q03). Veuillez corriger ou donner des explications au QG. </w:t>
+        <w:br/>
+        <w:t xml:space="preserve">- Peu probable! Seydina Aliou Ndiaye  n'arrive pas  à comprendre un petit texte lu dans une langue locale (s02q03). Veuillez corriger ou donner des explications au QG. Peu probable! Seydina Aliou Ndiaye  ne sait ni lire, ni écrire, ni comprendre dans aucune des langues  (s02q01,s02q02,s02q03). Veuillez corriger ou donner des explications au QG. </w:t>
+        <w:br/>
+        <w:t>- Peu probable! Thioro Ndiaye  n'arrive pas  à comprendre un petit texte lu dans une langue locale (s02q03). Veuillez corriger ou donner des explications au QG. Peu probable! Thioro Ndiaye  ne sait ni lire, ni écrire, ni comprendre dans aucune des langues  (s02q01,s02q02,s02q03). Veuillez corriger ou donner des explications au QG.</w:t>
+      </w:r>
+    </w:p>
+    <w:p>
+      <w:r>
+        <w:rPr>
+          <w:b/>
+          <w:color w:val="4672C4"/>
+          <w:sz w:val="22"/>
+        </w:rPr>
+        <w:t>&gt;&gt; Section4a - Emploi</w:t>
+      </w:r>
+    </w:p>
+    <w:p>
+      <w:pPr>
+        <w:ind w:left="283"/>
+      </w:pPr>
+      <w:r>
+        <w:rPr>
+          <w:sz w:val="20"/>
+        </w:rPr>
+        <w:t xml:space="preserve">- La  raison principale que Ablaye Ndiaye n'a pas cherché du travail au cours des 30 derniers jours est Il est dans l’école coranique arabe et semble exister dans les modalités, prière de prendre attache avec le QG pour plus d'explication afin de la classer bien. </w:t>
+        <w:br/>
+        <w:t xml:space="preserve">-  La  raison principale que Seydina Aliou Ndiaye n'a pas cherché du travail au cours des 30 derniers jours est école coranique et semble exister dans les modalités, prière de prendre attache avec le QG pour plus d'explication afin de la classer bien. </w:t>
+        <w:br/>
+        <w:t xml:space="preserve">- Avertissement! Anta Ndoye n'a consacré aucune heure pour aucun des travaux du ménage, prière de regarder les réponses prises dans les questions (s04q01 s04q02 s04q03 s04q04 s04q05 s04q06 s04q07 s04q08). </w:t>
+        <w:br/>
+        <w:t xml:space="preserve">- Avertissement! Généralement les jeunes hommes (10 à 25ans) font des travaux ménager soit apprendre les enfants à reviser leurs léçons ou d'autres cours, Ablaye Khoule n'a consacré aucune heure pour les travaux cités en s04q01, s04q02, s04q03, s04q04, s04q05, s04q06, s04q07 et s04q08.Prière de regarder pour corriger ou confirmer avec le QG.  La  raison principale que Ablaye Khoule n'a pas cherché du travail au cours des 30 derniers jours est Ecole arabe et semble exister dans les modalités, prière de prendre attache avec le QG pour plus d'explication afin de la classer bien. </w:t>
+        <w:br/>
+        <w:t xml:space="preserve">- Avertissement! Généralement les jeunes hommes (10 à 25ans) font des travaux ménager soit apprendre les enfants à reviser leurs léçons ou d'autres cours, Moussa Ndiaye n'a consacré aucune heure pour les travaux cités en s04q01, s04q02, s04q03, s04q04, s04q05, s04q06, s04q07 et s04q08.Prière de regarder pour corriger ou confirmer avec le QG.  La  raison principale que Moussa Ndiaye n'a pas cherché du travail au cours des 30 derniers jours est Ecole coranique et semble exister dans les modalités, prière de prendre attache avec le QG pour plus d'explication afin de la classer bien. </w:t>
+        <w:br/>
+        <w:t>- Avertissement! Nombre d'heure que Matar Ndiaye a consacré à son emploi au cours des 7 derniers jours est trop élevé, veuillez revoir s'il vous plait ou confirmer cette information avec le QG.</w:t>
+      </w:r>
+    </w:p>
+    <w:p>
+      <w:r>
+        <w:rPr>
+          <w:b/>
+          <w:color w:val="4672C4"/>
+          <w:sz w:val="22"/>
+        </w:rPr>
+        <w:t>&gt;&gt; Section4b - Emploi - Activite principale</w:t>
+      </w:r>
+    </w:p>
+    <w:p>
+      <w:pPr>
+        <w:ind w:left="283"/>
+      </w:pPr>
+      <w:r>
+        <w:rPr>
+          <w:sz w:val="20"/>
+        </w:rPr>
+        <w:t xml:space="preserve">- Mamour Ndiaye est un agriculteur dans un milieu rural donc il travaille principalement  pour son propre compte ou contribue à une entreprise familiale, prière de regarder la question s04q46.  Incohérence! Mamour Ndiaye  evolue dans l'agriculture mais est  considéré comme salarié ou stagiaire/apprenti non renuméré, prière de revoir la question s04q46 et corriger. </w:t>
+        <w:br/>
+        <w:t xml:space="preserve">- Attention ! Le nombre de jours que Matar Ndiaye a travaillés par mois semble être inférieur à 15. Veuillez, s'il vous plaît, confirmer cette information. </w:t>
+        <w:br/>
+        <w:t xml:space="preserve">- Attention ! Le nombre de jours que Ndeye Fatou Ba a travaillés par mois semble être inférieur à 15. Veuillez, s'il vous plaît, confirmer cette information. Avertissement!!! Ndeye Fatou Ba est un Employés administratifs non classés ailleurs qui travaille dans Entreprise Privée et a declaré comme catégorie socioprofessionnelle Ouvrier ou employé qualifié , prière de vérifier cette information de catégorie socioprofessionnelle auprès de l'enquêté (e) ou confirmer avec le QG. </w:t>
+        <w:br/>
+        <w:t>- Incohérence détectée ! Il semble peu probable que Birane Ndiaye occupe un emploi pour l'ETAT/collectivités locales ou dans une entreprise publique/parapublique tout en travaillant moins de  6h par jour. Veuillez, s'il vous plaît, corriger cette information. Avertissement!!! Birane Ndiaye enquêté dans l'emploi principale n'a pas declaré son salaire prière de fournir plus d'effort pour lui demander son salire, vous pouvez utiliser des stratégies pour faire une estimation ou demander des conseils au QG. Avertissement!!! Birane Ndiaye enquêté dans l'emploi principale n'a pas declaré son revenu prière de fournir plus d'effort pour lui demander son revenu, vous pouvez utiliser des stratégies pour faire une estimation ou demander des conseils au QG.</w:t>
+      </w:r>
+    </w:p>
+    <w:p>
+      <w:r>
+        <w:rPr>
+          <w:b/>
+          <w:color w:val="4672C4"/>
+          <w:sz w:val="22"/>
+        </w:rPr>
+        <w:t>&gt;&gt; Section6 - Epargne et credit</w:t>
+      </w:r>
+    </w:p>
+    <w:p>
+      <w:pPr>
+        <w:ind w:left="283"/>
+      </w:pPr>
+      <w:r>
+        <w:rPr>
+          <w:sz w:val="20"/>
+        </w:rPr>
+        <w:t>- Avertissement!!! Ndeye Fatou Ba est un Employés administratifs non classés ailleurs qui travaille dans Entreprise Privée et est un Ouvrier ou employé qualifié mais dit n'avoir pas de compte dans une banque classique, prière de vérifier auprès de l'enquêté (e) ou confirmer avec le QG.</w:t>
+      </w:r>
+    </w:p>
+    <w:p>
+      <w:r>
+        <w:rPr>
+          <w:b/>
+          <w:color w:val="4672C4"/>
+          <w:sz w:val="22"/>
+        </w:rPr>
+        <w:t>&gt;&gt; Section7b - Consommation alimentaire - 7 jours</w:t>
+      </w:r>
+    </w:p>
+    <w:p>
+      <w:pPr>
+        <w:ind w:left="283"/>
+      </w:pPr>
+      <w:r>
+        <w:rPr>
+          <w:sz w:val="20"/>
+        </w:rPr>
+        <w:t>- Attention ! Le prix unitaire d'achat (200 Fcfa) de Carpe séchée en Morceau (Portion) (Moyen) est relativement élevé par rapport aux autres prix observés dans cette zone. Prière de corriger ou de confirmer avec le QG. Attention ! Le prix unitaire d'achat (200 Fcfa) de Niébé/Haricots secs en Sachets (Moyen) est relativement élevé par rapport aux autres prix observés dans cette zone. Prière de corriger ou de confirmer avec le QG. Attention ! Le prix unitaire d'achat (50 Fcfa) de Aubergine   en Pièce (Moyen) est relativement faible par rapport aux autres prix observés dans cette zone. Prière de corriger ou de confirmer avec le QG. Attention ! Le prix unitaire d'achat (50 Fcfa) de Choux en Morceau (Portion) (Moyen) est relativement faible par rapport aux autres prix observés dans cette zone. Prière de corriger ou de confirmer avec le QG. Attention ! Le prix unitaire d'achat (750 Fcfa) de Capitaine frais en Tas (Moyen) est relativement élevé par rapport aux autres prix observés dans cette zone. Prière de corriger ou de confirmer avec le QG. Attention ! Soupçons de quantité anormale! Le ménage de BIRANE NDIAYE avec une taille de 13 personnes a consommé 14 Sachets en Petit de Poivre qui est relativement élevé comme consommation par rapport à la condition de vie des autres ménages de même taille dans cette zone. Prière de corriger ou de confirmer avec le QG. Avertissement!!! Le ménage a consommé 12 Sachets industriel Petit de Caramel, bonbons, confiseries, etc., cette quantité semble anormale pour une consommation des 7 derniers jours.Prière de corriger ou de confirmer avec le QG. Avertissement!!! Le ménage a consommé 4 Paquet Moyen de Thé en sachet, cette quantité semble anormale pour une consommation des 7 derniers jours.Prière de corriger ou de confirmer avec le QG. Avertissement!! le prix unitaire (100 Fcfa) de Thé en sachet (unité: Paquet) de taille Moyen est très faible ou élevé. Prière de corriger ou de confirmer avec le QG. Avertissement!!!Le ménage a consommé 49 miche de Moyen de Pain moderne (Baguette)  ce qui semble incoherent pour une consommation aucours des 7 derniers jours, prière de verifier et corriger. Incohérence!! Dans ce ménage, chaque individus consomme par jour 29.4533 Kg  de cereale; Prière de revoir les quantités prises de ces produits. Incohérence!! Dans ce ménage, chaque individus consomme par jour 29.4533 Kg  de cereale; Prière de revoir les quantités prises de ces produits.</w:t>
+      </w:r>
+    </w:p>
+    <w:p>
+      <w:r>
+        <w:rPr>
+          <w:b/>
+          <w:color w:val="4672C4"/>
+          <w:sz w:val="22"/>
+        </w:rPr>
+        <w:t>&gt;&gt; Section10a - Existence entreprise non agricole</w:t>
+      </w:r>
+    </w:p>
+    <w:p>
+      <w:pPr>
+        <w:ind w:left="283"/>
+      </w:pPr>
+      <w:r>
+        <w:rPr>
+          <w:sz w:val="20"/>
+        </w:rPr>
+        <w:t>- Avertissement!!! Le ménage de BIRANE NDIAYE a comme taille 13 personnes dont ils vivent à FATICK Rural et aucune d'entre ne possède une entreprise non agricole, prière de revoir cette partie de la section 10 de ce menage.</w:t>
+      </w:r>
+    </w:p>
+    <w:p>
+      <w:r>
+        <w:rPr>
+          <w:b/>
+          <w:color w:val="4672C4"/>
+          <w:sz w:val="22"/>
+        </w:rPr>
+        <w:t>&gt;&gt; Section11 - Caracteristiques logement</w:t>
+      </w:r>
+    </w:p>
+    <w:p>
+      <w:pPr>
+        <w:ind w:left="283"/>
+      </w:pPr>
+      <w:r>
+        <w:rPr>
+          <w:sz w:val="20"/>
+        </w:rPr>
+        <w:t>- Avertissement!! la principale source d’énergie pour la cuisine semble ne pas bonne, prière de corriger ou confirmer avec le QG. La principale source d'énergie ( Charbon minéral) pour la cusine semble incoherent, prière de corriger ou confirmer.</w:t>
+      </w:r>
+    </w:p>
+    <w:p>
+      <w:r>
+        <w:rPr>
+          <w:b/>
+          <w:color w:val="4672C4"/>
+          <w:sz w:val="22"/>
+        </w:rPr>
+        <w:t>&gt;&gt; Section14 - Chocs</w:t>
+      </w:r>
+    </w:p>
+    <w:p>
+      <w:pPr>
+        <w:ind w:left="283"/>
+      </w:pPr>
+      <w:r>
+        <w:rPr>
+          <w:sz w:val="20"/>
+        </w:rPr>
+        <w:t>- Avertissement!! Le ménage n'a été négativement affecté par aucun des problèmes donnés dans la section 14. Confirmez vous cette information avec le QG?</w:t>
+      </w:r>
+    </w:p>
+    <w:p>
+      <w:r>
+        <w:rPr>
+          <w:b/>
+          <w:color w:val="4672C4"/>
+          <w:sz w:val="22"/>
+        </w:rPr>
+        <w:t>&gt;&gt; Section16a - Champs et parcelles</w:t>
+      </w:r>
+    </w:p>
+    <w:p>
+      <w:pPr>
+        <w:ind w:left="283"/>
+      </w:pPr>
+      <w:r>
+        <w:rPr>
+          <w:sz w:val="20"/>
+        </w:rPr>
+        <w:t>- La section 16 du ménage de BIRANE NDIAYE n'est pas renseigné, prière de renseigner.</w:t>
+      </w:r>
+    </w:p>
+    <w:p>
+      <w:r>
+        <w:t>________________________________________________________________________________</w:t>
+      </w:r>
+    </w:p>
+    <w:p>
+      <w:pPr>
+        <w:pStyle w:val="Heading2"/>
+      </w:pPr>
+      <w:r>
+        <w:t>Menage 5</w:t>
+      </w:r>
+    </w:p>
+    <w:tbl>
+      <w:tblPr>
+        <w:tblStyle w:val="TableGrid"/>
+        <w:tblW w:type="auto" w:w="0"/>
+        <w:tblLook w:firstColumn="1" w:firstRow="1" w:lastColumn="0" w:lastRow="0" w:noHBand="0" w:noVBand="1" w:val="04A0"/>
+      </w:tblPr>
+      <w:tblGrid>
+        <w:gridCol w:w="1662"/>
+        <w:gridCol w:w="1662"/>
+        <w:gridCol w:w="1662"/>
+        <w:gridCol w:w="1662"/>
+        <w:gridCol w:w="1662"/>
+        <w:gridCol w:w="1662"/>
+      </w:tblGrid>
+      <w:tr>
+        <w:tc>
+          <w:tcPr>
+            <w:tcW w:type="dxa" w:w="1662"/>
+            <w:shd w:fill="5B9BD5"/>
+          </w:tcPr>
+          <w:p>
+            <w:r>
+              <w:rPr>
+                <w:b/>
+                <w:color w:val="FFFFFF"/>
+                <w:sz w:val="16"/>
+              </w:rPr>
+              <w:t>Interview Key</w:t>
+            </w:r>
+          </w:p>
+        </w:tc>
+        <w:tc>
+          <w:tcPr>
+            <w:tcW w:type="dxa" w:w="1662"/>
+            <w:shd w:fill="5B9BD5"/>
+          </w:tcPr>
+          <w:p>
+            <w:r>
+              <w:rPr>
+                <w:b/>
+                <w:color w:val="FFFFFF"/>
+                <w:sz w:val="16"/>
+              </w:rPr>
+              <w:t>Interview ID</w:t>
+            </w:r>
+          </w:p>
+        </w:tc>
+        <w:tc>
+          <w:tcPr>
+            <w:tcW w:type="dxa" w:w="1662"/>
+            <w:shd w:fill="5B9BD5"/>
+          </w:tcPr>
+          <w:p>
+            <w:r>
+              <w:rPr>
+                <w:b/>
+                <w:color w:val="FFFFFF"/>
+                <w:sz w:val="16"/>
+              </w:rPr>
+              <w:t>ID Agent</w:t>
+            </w:r>
+          </w:p>
+        </w:tc>
+        <w:tc>
+          <w:tcPr>
+            <w:tcW w:type="dxa" w:w="1662"/>
+            <w:shd w:fill="5B9BD5"/>
+          </w:tcPr>
+          <w:p>
+            <w:r>
+              <w:rPr>
+                <w:b/>
+                <w:color w:val="FFFFFF"/>
+                <w:sz w:val="16"/>
+              </w:rPr>
+              <w:t>ID Equipe</w:t>
+            </w:r>
+          </w:p>
+        </w:tc>
+        <w:tc>
+          <w:tcPr>
+            <w:tcW w:type="dxa" w:w="1662"/>
+            <w:shd w:fill="5B9BD5"/>
+          </w:tcPr>
+          <w:p>
+            <w:r>
+              <w:rPr>
+                <w:b/>
+                <w:color w:val="FFFFFF"/>
+                <w:sz w:val="16"/>
+              </w:rPr>
+              <w:t>Agent</w:t>
+            </w:r>
+          </w:p>
+        </w:tc>
+        <w:tc>
+          <w:tcPr>
+            <w:tcW w:type="dxa" w:w="1662"/>
+            <w:shd w:fill="5B9BD5"/>
+          </w:tcPr>
+          <w:p>
+            <w:r>
+              <w:rPr>
+                <w:b/>
+                <w:color w:val="FFFFFF"/>
+                <w:sz w:val="16"/>
+              </w:rPr>
+              <w:t>Chef d'equipe</w:t>
+            </w:r>
+          </w:p>
+        </w:tc>
+      </w:tr>
+      <w:tr>
+        <w:tc>
+          <w:tcPr>
+            <w:tcW w:type="dxa" w:w="1662"/>
+          </w:tcPr>
+          <w:p>
+            <w:r>
+              <w:rPr>
+                <w:sz w:val="14"/>
+              </w:rPr>
+              <w:t>59-44-32-21</w:t>
+            </w:r>
+          </w:p>
+        </w:tc>
+        <w:tc>
+          <w:tcPr>
+            <w:tcW w:type="dxa" w:w="1662"/>
+          </w:tcPr>
+          <w:p>
+            <w:r>
+              <w:rPr>
+                <w:sz w:val="14"/>
+              </w:rPr>
+              <w:t>ed20b7cd8fc543188cb93a043d790ccd</w:t>
+            </w:r>
+          </w:p>
+        </w:tc>
+        <w:tc>
+          <w:tcPr>
+            <w:tcW w:type="dxa" w:w="1662"/>
+          </w:tcPr>
+          <w:p>
+            <w:r>
+              <w:rPr>
+                <w:sz w:val="14"/>
+              </w:rPr>
+              <w:t>EQ23_enq1</w:t>
+            </w:r>
+          </w:p>
+        </w:tc>
+        <w:tc>
+          <w:tcPr>
+            <w:tcW w:type="dxa" w:w="1662"/>
+          </w:tcPr>
+          <w:p>
+            <w:r>
+              <w:rPr>
+                <w:sz w:val="14"/>
+              </w:rPr>
+              <w:t>Equipe23</w:t>
+            </w:r>
+          </w:p>
+        </w:tc>
+        <w:tc>
+          <w:tcPr>
+            <w:tcW w:type="dxa" w:w="1662"/>
+          </w:tcPr>
+          <w:p>
+            <w:r>
+              <w:rPr>
+                <w:sz w:val="14"/>
+              </w:rPr>
+              <w:t>Serigne Modou DIOUF</w:t>
+            </w:r>
+          </w:p>
+        </w:tc>
+        <w:tc>
+          <w:tcPr>
+            <w:tcW w:type="dxa" w:w="1662"/>
+          </w:tcPr>
+          <w:p>
+            <w:r>
+              <w:rPr>
+                <w:sz w:val="14"/>
+              </w:rPr>
+              <w:t>Ndeye Marie TENDENG</w:t>
+            </w:r>
+          </w:p>
+        </w:tc>
+      </w:tr>
+    </w:tbl>
+    <w:p/>
+    <w:tbl>
+      <w:tblPr>
+        <w:tblStyle w:val="TableGrid"/>
+        <w:tblW w:type="auto" w:w="0"/>
+        <w:tblLook w:firstColumn="1" w:firstRow="1" w:lastColumn="0" w:lastRow="0" w:noHBand="0" w:noVBand="1" w:val="04A0"/>
+      </w:tblPr>
+      <w:tblGrid>
+        <w:gridCol w:w="3324"/>
+        <w:gridCol w:w="3324"/>
+        <w:gridCol w:w="3324"/>
+      </w:tblGrid>
+      <w:tr>
+        <w:tc>
+          <w:tcPr>
+            <w:tcW w:type="dxa" w:w="3324"/>
+            <w:shd w:fill="70AD47"/>
+          </w:tcPr>
+          <w:p>
+            <w:r>
+              <w:rPr>
+                <w:b/>
+                <w:color w:val="FFFFFF"/>
+                <w:sz w:val="18"/>
+              </w:rPr>
+              <w:t>Chef de Menage</w:t>
+            </w:r>
+          </w:p>
+        </w:tc>
+        <w:tc>
+          <w:tcPr>
+            <w:tcW w:type="dxa" w:w="3324"/>
+            <w:shd w:fill="70AD47"/>
+          </w:tcPr>
+          <w:p>
+            <w:r>
+              <w:rPr>
+                <w:b/>
+                <w:color w:val="FFFFFF"/>
+                <w:sz w:val="18"/>
+              </w:rPr>
+              <w:t>Quartier/Village (s00q05)</w:t>
+            </w:r>
+          </w:p>
+        </w:tc>
+        <w:tc>
+          <w:tcPr>
+            <w:tcW w:type="dxa" w:w="3324"/>
+            <w:shd w:fill="70AD47"/>
+          </w:tcPr>
+          <w:p>
+            <w:r>
+              <w:rPr>
+                <w:b/>
+                <w:color w:val="FFFFFF"/>
+                <w:sz w:val="18"/>
+              </w:rPr>
+              <w:t>Localisation GPS</w:t>
+            </w:r>
+          </w:p>
+        </w:tc>
+      </w:tr>
+      <w:tr>
+        <w:tc>
+          <w:tcPr>
+            <w:tcW w:type="dxa" w:w="3324"/>
+          </w:tcPr>
+          <w:p>
+            <w:r>
+              <w:rPr>
+                <w:sz w:val="18"/>
+              </w:rPr>
+              <w:t>ELHADJI DIOP</w:t>
+            </w:r>
+          </w:p>
+        </w:tc>
+        <w:tc>
+          <w:tcPr>
+            <w:tcW w:type="dxa" w:w="3324"/>
+          </w:tcPr>
+          <w:p>
+            <w:r>
+              <w:rPr>
+                <w:sz w:val="18"/>
+              </w:rPr>
+              <w:t>N/A</w:t>
+            </w:r>
+          </w:p>
+        </w:tc>
+        <w:tc>
+          <w:tcPr>
+            <w:tcW w:type="dxa" w:w="3324"/>
+          </w:tcPr>
+          <w:p>
+            <w:r/>
+            <w:hyperlink r:id="rId12">
+              <w:r>
+                <w:rPr>
+                  <w:color w:val="0563C1"/>
+                  <w:u w:val="single"/>
+                </w:rPr>
+                <w:t>gauche</w:t>
+              </w:r>
+            </w:hyperlink>
+          </w:p>
+        </w:tc>
+      </w:tr>
+    </w:tbl>
+    <w:p/>
+    <w:p>
+      <w:r>
+        <w:rPr>
+          <w:b/>
+          <w:color w:val="4672C4"/>
+          <w:sz w:val="22"/>
+        </w:rPr>
+        <w:t>&gt;&gt; Section2 - Education</w:t>
+      </w:r>
+    </w:p>
+    <w:p>
+      <w:pPr>
+        <w:ind w:left="283"/>
+      </w:pPr>
+      <w:r>
+        <w:rPr>
+          <w:sz w:val="20"/>
+        </w:rPr>
+        <w:t xml:space="preserve">- Peu probable! El hadji Diop  n'arrive pas  à comprendre un petit texte lu dans une langue locale (s02q03). Veuillez corriger ou donner des explications au QG. La raison principale que El hadji Diop n'a pas fait des études dans une école formelle est retraité et semble exister dans les modalités, prière de prendre attache avec le QG pour plus d'explication afin de la classer bien. </w:t>
+        <w:br/>
+        <w:t>- Peu probable! Fallou Sene  n'arrive pas  à comprendre un petit texte lu dans une langue locale (s02q03). Veuillez corriger ou donner des explications au QG.</w:t>
+      </w:r>
+    </w:p>
+    <w:p>
+      <w:r>
+        <w:rPr>
+          <w:b/>
+          <w:color w:val="4672C4"/>
+          <w:sz w:val="22"/>
+        </w:rPr>
+        <w:t>&gt;&gt; Section6 - Epargne et credit</w:t>
+      </w:r>
+    </w:p>
+    <w:p>
+      <w:pPr>
+        <w:ind w:left="283"/>
+      </w:pPr>
+      <w:r>
+        <w:rPr>
+          <w:sz w:val="20"/>
+        </w:rPr>
+        <w:t>- La  raison pourquoi El hadji Diop n'a pas demandé de crédit auprès d'une institution financière au cours des 12 derniers mois est n’en jamais voulu de faire des prets et semble exister dans les modalités, prière de prendre attache avec le QG pour plus d'explication afin de la classer bien.</w:t>
+      </w:r>
+    </w:p>
+    <w:p>
+      <w:r>
+        <w:rPr>
+          <w:b/>
+          <w:color w:val="4672C4"/>
+          <w:sz w:val="22"/>
+        </w:rPr>
+        <w:t>&gt;&gt; Section7b - Consommation alimentaire - 7 jours</w:t>
+      </w:r>
+    </w:p>
+    <w:p>
+      <w:pPr>
+        <w:ind w:left="283"/>
+      </w:pPr>
+      <w:r>
+        <w:rPr>
+          <w:sz w:val="20"/>
+        </w:rPr>
+        <w:t>- La dernière fois que vous avez acheté Viande de poulet entier est domicile du vendeur et semble exister dans les modalités, prière de prendre attache avec le QG pour plus d'explication afin de la classer bien. Attention ! Le prix unitaire d'achat (200 Fcfa) de Carpe séchée en Pièce (Petit) est relativement élevé par rapport aux autres prix observés dans cette zone. Prière de corriger ou de confirmer avec le QG. Attention ! Le prix unitaire d'achat (25 Fcfa) de Citron en Pièce (Petit) est relativement faible par rapport aux autres prix observés dans cette zone. Prière de corriger ou de confirmer avec le QG. Attention ! Le prix unitaire d'achat (33.33333 Fcfa) de Piment frais en Pièce (Petit) est relativement faible par rapport aux autres prix observés dans cette zone. Prière de corriger ou de confirmer avec le QG. Attention ! Soupçons de quantité anormale! Le ménage de ELHADJI DIOP avec une taille de 2 personnes a consommé 3.5 Kg en taille unique de Sucre en poudre  qui est relativement élevé comme consommation par rapport à la condition de vie des autres ménages de même taille dans cette zone. Prière de corriger ou de confirmer avec le QG. Avertissement!!! Le ménage a consommé 0.12 Kg taille unique de Ail, cette quantité semble anormale pour une consommation des 7 derniers jours. prière de corriger ou de confirmer avec le QG. Attention ! Soupçons de quantité anormale! Le ménage de ELHADJI DIOP avec une taille de 2 personnes a consommé .12 Kg en taille unique de Ail qui est relativement élevé comme consommation par rapport à la condition de vie des autres ménages de même taille dans cette zone. Prière de corriger ou de confirmer avec le QG. Avertissement!!! Le ménage a consommé 0.12 Kg taille unique de Aubergine  , cette quantité semble anormale pour une consommation des 7 derniers jours. prière de corriger ou de confirmer avec le QG. Attention ! Soupçons de quantité anormale! Le ménage de ELHADJI DIOP avec une taille de 2 personnes a consommé .12 Kg en taille unique de Aubergine   qui est relativement élevé comme consommation par rapport à la condition de vie des autres ménages de même taille dans cette zone. Prière de corriger ou de confirmer avec le QG. Avertissement!!! Le ménage a consommé 0.12 Kg taille unique de Aubergine sauvage , cette quantité semble anormale pour une consommation des 7 derniers jours. prière de corriger ou de confirmer avec le QG. Attention ! Soupçons de quantité anormale! Le ménage de ELHADJI DIOP avec une taille de 2 personnes a consommé .12 Kg en taille unique de Aubergine sauvage  qui est relativement élevé comme consommation par rapport à la condition de vie des autres ménages de même taille dans cette zone. Prière de corriger ou de confirmer avec le QG. Avertissement!!! Le ménage a consommé 0.12 Kg taille unique de Farine de blé locale ou importée, cette quantité semble anormale pour une consommation des 7 derniers jours. prière de corriger ou de confirmer avec le QG. Incohérence!! Dans ce ménage, chaque individus consomme par jour 198.5657 Kg  de cereale; Prière de revoir les quantités prises de ces produits. Le prix d'achat unitaire (1041.667 Fcfa) de Farine de blé locale ou importée en Kg de taille taille unique semble élevé, prière de regarder les reponses prises dans les questions s07bq07a s07bq07b s07bq07c s07bq08 pour mieux corriger. Attention ! Soupçons de quantité anormale! Le ménage de ELHADJI DIOP avec une taille de 2 personnes a consommé .12 Kg en taille unique de Farine de blé locale ou importée qui est relativement élevé comme consommation par rapport à la condition de vie des autres ménages de même taille dans cette zone. Prière de corriger ou de confirmer avec le QG. Avertissement!!! Le ménage a consommé 11 Paquet Petit de Thé en sachet, cette quantité semble anormale pour une consommation des 7 derniers jours.Prière de corriger ou de confirmer avec le QG. Avertissement!!  le prix unitaire (1000 Fcfa) de Thé en sachet en Carton de taille Petit est très faible ou élevé. Prière de corriger ou de confirmer avec le QG. Le Thé en sachet n'est généralement pas vendu en Carton de taille Petit mais plutôt en paquet prière de confirmer cette information auprès de l'enqueté et corriger si nécessaire. Incohérence!! Dans ce ménage, chaque individus consomme par jour 198.5657 Kg  de cereale; Prière de revoir les quantités prises de ces produits.</w:t>
+      </w:r>
+    </w:p>
+    <w:p>
+      <w:r>
+        <w:rPr>
+          <w:b/>
+          <w:color w:val="4672C4"/>
+          <w:sz w:val="22"/>
+        </w:rPr>
+        <w:t>&gt;&gt; Section9b - Depenses non-alimentaires - 7 jours</w:t>
+      </w:r>
+    </w:p>
+    <w:p>
+      <w:pPr>
+        <w:ind w:left="283"/>
+      </w:pPr>
+      <w:r>
+        <w:rPr>
+          <w:sz w:val="20"/>
+        </w:rPr>
+        <w:t>- Il est difficile d'avoir un ménage qui n'a effectué aucune des dépenses mentionnées au cours de 7 derniers jours, prière de revoir la section 9B pour ce ménage.</w:t>
+      </w:r>
+    </w:p>
+    <w:p>
+      <w:r>
+        <w:rPr>
+          <w:b/>
+          <w:color w:val="4672C4"/>
+          <w:sz w:val="22"/>
+        </w:rPr>
+        <w:t>&gt;&gt; Section9c - Depenses non-alimentaires - 30 jours</w:t>
+      </w:r>
+    </w:p>
+    <w:p>
+      <w:pPr>
+        <w:ind w:left="283"/>
+      </w:pPr>
+      <w:r>
+        <w:rPr>
+          <w:sz w:val="20"/>
+        </w:rPr>
+        <w:t>- La dernière fois que vous avez acheté Salaire du personnel de maison (gardien, boy, chauffeur, cuisinier, etc. ) est à adomicile et semble exister dans les modalités, prière de prendre attache avec le QG pour plus d'explication afin de la classer bien.</w:t>
+      </w:r>
+    </w:p>
+    <w:p>
+      <w:r>
+        <w:rPr>
+          <w:b/>
+          <w:color w:val="4672C4"/>
+          <w:sz w:val="22"/>
+        </w:rPr>
+        <w:t>&gt;&gt; Section9d - Depenses non-alimentaires - 3 mois</w:t>
+      </w:r>
+    </w:p>
+    <w:p>
+      <w:pPr>
+        <w:ind w:left="283"/>
+      </w:pPr>
+      <w:r>
+        <w:rPr>
+          <w:sz w:val="20"/>
+        </w:rPr>
+        <w:t>- Difficile pour un ménage de ne pas avoir effectué de dépenses au cours de 3 derniers mois sur les produits/services cités (Section 9D), prière de revoir la section pour ce ménage.</w:t>
+      </w:r>
+    </w:p>
+    <w:p>
+      <w:r>
+        <w:rPr>
+          <w:b/>
+          <w:color w:val="4672C4"/>
+          <w:sz w:val="22"/>
+        </w:rPr>
+        <w:t>&gt;&gt; Section11 - Caracteristiques logement</w:t>
+      </w:r>
+    </w:p>
+    <w:p>
+      <w:pPr>
+        <w:ind w:left="283"/>
+      </w:pPr>
+      <w:r>
+        <w:rPr>
+          <w:sz w:val="20"/>
+        </w:rPr>
+        <w:t>- Le nombre de pièces occupés est superieur aux nombre de personne vivant dans le ménage. Avertissement!! La distance (en mètres) qui sépare le ménage de la principale source d'approvisionnement en eau de boisson semble très élevé, prière de corriger ou confirmer avec le QG.  Le  principal matériau de toit est zing et semble exister dans les modalités, prière de prendre attache avec le QG pour plus d'explication afin de la classer bien.  En cas de coupure de courant du réseau, la source d’énergie que le ménage utilise est torche portables et semble exister dans les modalités, prière de prendre attache avec le QG pour plus d'explication afin de la classer bien.</w:t>
+      </w:r>
+    </w:p>
+    <w:p>
+      <w:r>
+        <w:rPr>
+          <w:b/>
+          <w:color w:val="4672C4"/>
+          <w:sz w:val="22"/>
+        </w:rPr>
+        <w:t>&gt;&gt; Section16a - Champs et parcelles</w:t>
+      </w:r>
+    </w:p>
+    <w:p>
+      <w:pPr>
+        <w:ind w:left="283"/>
+      </w:pPr>
+      <w:r>
+        <w:rPr>
+          <w:sz w:val="20"/>
+        </w:rPr>
+        <w:t>- La section 16 du ménage de ELHADJI DIOP n'est pas renseigné, prière de renseigner.</w:t>
+      </w:r>
+    </w:p>
+    <w:p>
+      <w:r>
+        <w:t>________________________________________________________________________________</w:t>
       </w:r>
     </w:p>
     <w:p>
@@ -818,7 +3007,7 @@
           </w:tcPr>
           <w:p>
             <w:r/>
-            <w:hyperlink r:id="rId9">
+            <w:hyperlink r:id="rId13">
               <w:r>
                 <w:rPr>
                   <w:color w:val="0563C1"/>
@@ -850,7 +3039,7 @@
         <w:rPr>
           <w:sz w:val="20"/>
         </w:rPr>
-        <w:t>- Prière de renseigner toutes les informations du ménage dans la section 0 avant d'entamer les autres informations. Il est obligatoire de prendre les coordonnées Gps avant d'administrer le questionnaire. Prière de prendre les coordonnées GPS.</w:t>
+        <w:t>- Le questionnaire semble ne pas être complètement fini mais le questionnaire est en statut complet, prière de compléter le questionnaire. Il est obligatoire de prendre les coordonnées Gps avant d'administrer le questionnaire. Prière de prendre les coordonnées GPS.</w:t>
       </w:r>
     </w:p>
     <w:p>
@@ -906,27 +3095,6 @@
           <w:color w:val="4672C4"/>
           <w:sz w:val="22"/>
         </w:rPr>
-        <w:t>&gt;&gt; Section4b - Emploi - Activite principale</w:t>
-      </w:r>
-    </w:p>
-    <w:p>
-      <w:pPr>
-        <w:ind w:left="283"/>
-      </w:pPr>
-      <w:r>
-        <w:rPr>
-          <w:sz w:val="20"/>
-        </w:rPr>
-        <w:t>- AvertissementAblaye Ba  travaille mais les questions relatives à son emploi principal ne sont pas renseignées à 100%, prière de les renseigner.</w:t>
-      </w:r>
-    </w:p>
-    <w:p>
-      <w:r>
-        <w:rPr>
-          <w:b/>
-          <w:color w:val="4672C4"/>
-          <w:sz w:val="22"/>
-        </w:rPr>
         <w:t>&gt;&gt; Section4c - Emploi - Activite secondaire</w:t>
       </w:r>
     </w:p>
@@ -959,7 +3127,7 @@
         <w:rPr>
           <w:sz w:val="20"/>
         </w:rPr>
-        <w:t>- Incohérence!! Dans ce ménage, chaque individus consomme par jour 75.76952 Kg  de cereale; Prière de revoir les quantités prises de ces produits. Le ménage a consommé Ail mais les informations sur la quantité, l'unité ou la taille ne sont pas renseignées.Prière de renseigner. Le ménage a consommé Aubergine   mais les informations sur la quantité, l'unité ou la taille ne sont pas renseignées.Prière de renseigner. Le ménage a consommé Aubergine sauvage  mais les informations sur la quantité, l'unité ou la taille ne sont pas renseignées.Prière de renseigner. Le ménage a consommé Autres vinaigres mais les informations sur la quantité, l'unité ou la taille ne sont pas renseignées.Prière de renseigner. Le ménage a consommé Banane douce mais les informations sur la quantité, l'unité ou la taille ne sont pas renseignées.Prière de renseigner. Le ménage a consommé Beignets de farine de boulangerie mais les informations sur la quantité, l'unité ou la taille ne sont pas renseignées.Prière de renseigner. Le ménage a consommé Café en poudre soluble mais les informations sur la quantité, l'unité ou la taille ne sont pas renseignées.Prière de renseigner. Le ménage a consommé Capitaine frais mais les informations sur la quantité, l'unité ou la taille ne sont pas renseignées.Prière de renseigner. Le ménage a consommé Carotte mais les informations sur la quantité, l'unité ou la taille ne sont pas renseignées.Prière de renseigner. Le ménage a consommé Chocolat pâte à tartiner mais les informations sur la quantité, l'unité ou la taille ne sont pas renseignées.Prière de renseigner. Le ménage a consommé Choux mais les informations sur la quantité, l'unité ou la taille ne sont pas renseignées.Prière de renseigner. Le ménage a consommé Citron mais les informations sur la quantité, l'unité ou la taille ne sont pas renseignées.Prière de renseigner. Le ménage a consommé Concentré de tomate mais les informations sur la quantité, l'unité ou la taille ne sont pas renseignées.Prière de renseigner. Le ménage a consommé Courge mais les informations sur la quantité, l'unité ou la taille ne sont pas renseignées.Prière de renseigner. Le ménage a consommé Cube alimentaire (Maggi, Jumbo, ) mais les informations sur la quantité, l'unité ou la taille ne sont pas renseignées.Prière de renseigner. Le ménage a consommé Feuilles de patate mais les informations sur la quantité, l'unité ou la taille ne sont pas renseignées.Prière de renseigner. Le ménage a consommé Gombo frais mais les informations sur la quantité, l'unité ou la taille ne sont pas renseignées.Prière de renseigner. Le ménage a consommé Huile de soja  mais les informations sur la quantité, l'unité ou la taille ne sont pas renseignées.Prière de renseigner. Le ménage a consommé Macaroni mais les informations sur la quantité, l'unité ou la taille ne sont pas renseignées.Prière de renseigner. Le ménage a consommé Manioc en tubercules mais les informations sur la quantité, l'unité ou la taille ne sont pas renseignées.Prière de renseigner. Le ménage a consommé Mil mais les informations sur la quantité, l'unité ou la taille ne sont pas renseignées.Prière de renseigner. Le ménage a consommé Mâchoiron séchée (Kon) mais les informations sur la quantité, l'unité ou la taille ne sont pas renseignées.Prière de renseigner. Le ménage a consommé Niébé/Haricots secs mais les informations sur la quantité, l'unité ou la taille ne sont pas renseignées.Prière de renseigner. Le ménage a consommé Oignon frais mais les informations sur la quantité, l'unité ou la taille ne sont pas renseignées.Prière de renseigner. Le ménage a consommé Pain moderne (Baguette) mais les informations sur la quantité, l'unité ou la taille ne sont pas renseignées.Prière de renseigner. Le ménage a consommé Patate douce mais les informations sur la quantité, l'unité ou la taille ne sont pas renseignées.Prière de renseigner. Le ménage a consommé Piment frais mais les informations sur la quantité, l'unité ou la taille ne sont pas renseignées.Prière de renseigner. Le ménage a consommé Piment séché mais les informations sur la quantité, l'unité ou la taille ne sont pas renseignées.Prière de renseigner. Le ménage a consommé Poisson de mer séché (yayeboye) mais les informations sur la quantité, l'unité ou la taille ne sont pas renseignées.Prière de renseigner. Le ménage a consommé Poivre mais les informations sur la quantité, l'unité ou la taille ne sont pas renseignées.Prière de renseigner. Le ménage a consommé Poivron frais mais les informations sur la quantité, l'unité ou la taille ne sont pas renseignées.Prière de renseigner. Le ménage a consommé Pâte d'arachide mais les informations sur la quantité, l'unité ou la taille ne sont pas renseignées.Prière de renseigner. Le ménage a consommé Sel mais les informations sur la quantité, l'unité ou la taille ne sont pas renseignées.Prière de renseigner. Difficile de consommer le Sel en   prière de verifier. Le ménage a consommé Soumbala (moutarde africaine) mais les informations sur la quantité, l'unité ou la taille ne sont pas renseignées.Prière de renseigner. Le ménage a consommé Sucre en poudre  mais les informations sur la quantité, l'unité ou la taille ne sont pas renseignées.Prière de renseigner. Le ménage a consommé Thé en sachet mais les informations sur la quantité, l'unité ou la taille ne sont pas renseignées.Prière de renseigner. Avertissement!!! Le ménage a consommé .a   de Thé en sachet, cette quantité semble anormale pour une consommation des 7 derniers jours.Les ménages consomment géneralement en sachet ou en paquet, prière de corriger ou de confirmer avec le QG. Le ménage a consommé Tomate fraîche mais les informations sur la quantité, l'unité ou la taille ne sont pas renseignées.Prière de renseigner. Le ménage a consommé Viande de bœuf: filet, faux-filet mais les informations sur la quantité, l'unité ou la taille ne sont pas renseignées.Prière de renseigner. Le ménage a consommé Vinaigre de vin mais les informations sur la quantité, l'unité ou la taille ne sont pas renseignées.Prière de renseigner. Le ménage a consommé Œufs frais mais les informations sur la quantité, l'unité ou la taille ne sont pas renseignées.Prière de renseigner.</w:t>
+        <w:t>- Attention ! Le prix unitaire d'achat (25 Fcfa) de Soumbala (moutarde africaine) en Sachets (Petit) est relativement faible par rapport aux autres prix observés dans cette zone. Prière de corriger ou de confirmer avec le QG. Attention ! Soupçons de quantité anormale! Le ménage de ABLAYE BA avec une taille de 3 personnes a consommé 12 Sachets en Petit de Soumbala (moutarde africaine) qui est relativement élevé comme consommation par rapport à la condition de vie des autres ménages de même taille dans cette zone. Prière de corriger ou de confirmer avec le QG. Attention ! Le prix unitaire d'achat (50 Fcfa) de Courge en Morceau (Portion) (Moyen) est relativement faible par rapport aux autres prix observés dans cette zone. Prière de corriger ou de confirmer avec le QG. Avertissement!!! Le ménage a consommé 7 Paquet Moyen de Thé en sachet, cette quantité semble anormale pour une consommation des 7 derniers jours.Prière de corriger ou de confirmer avec le QG. Avertissement!! le prix unitaire (150 Fcfa) de Thé en sachet (unité: Paquet) de taille Moyen est très faible ou élevé. Prière de corriger ou de confirmer avec le QG. Incohérence!! Dans ce ménage, chaque individus consomme par jour 143.6443 Kg  de cereale; Prière de revoir les quantités prises de ces produits. Incohérence!! Dans ce ménage, chaque individus consomme par jour 143.6443 Kg  de cereale; Prière de revoir les quantités prises de ces produits.</w:t>
       </w:r>
     </w:p>
     <w:p>
@@ -1069,6 +3237,4266 @@
           <w:sz w:val="20"/>
         </w:rPr>
         <w:t>- La superficie de la parcelle Parcelle mil selon l'exploitant est de 80 Mètre Carré (m^2) qui semble faible ou l'estimation ne semble pas bonne. Prière de corriger. La raison principale de la non mesure de la parcelle Parcelle mil est C’est pas le proprietaire du champ (prêt gratuit) et semble exister dans les modalités, prière de prendre attache avec le QG pour plus d'explication afin de la classer bien.</w:t>
+      </w:r>
+    </w:p>
+    <w:p>
+      <w:r>
+        <w:t>________________________________________________________________________________</w:t>
+      </w:r>
+    </w:p>
+    <w:p>
+      <w:pPr>
+        <w:pStyle w:val="Heading2"/>
+      </w:pPr>
+      <w:r>
+        <w:t>Menage 7</w:t>
+      </w:r>
+    </w:p>
+    <w:tbl>
+      <w:tblPr>
+        <w:tblStyle w:val="TableGrid"/>
+        <w:tblW w:type="auto" w:w="0"/>
+        <w:tblLook w:firstColumn="1" w:firstRow="1" w:lastColumn="0" w:lastRow="0" w:noHBand="0" w:noVBand="1" w:val="04A0"/>
+      </w:tblPr>
+      <w:tblGrid>
+        <w:gridCol w:w="1662"/>
+        <w:gridCol w:w="1662"/>
+        <w:gridCol w:w="1662"/>
+        <w:gridCol w:w="1662"/>
+        <w:gridCol w:w="1662"/>
+        <w:gridCol w:w="1662"/>
+      </w:tblGrid>
+      <w:tr>
+        <w:tc>
+          <w:tcPr>
+            <w:tcW w:type="dxa" w:w="1662"/>
+            <w:shd w:fill="5B9BD5"/>
+          </w:tcPr>
+          <w:p>
+            <w:r>
+              <w:rPr>
+                <w:b/>
+                <w:color w:val="FFFFFF"/>
+                <w:sz w:val="16"/>
+              </w:rPr>
+              <w:t>Interview Key</w:t>
+            </w:r>
+          </w:p>
+        </w:tc>
+        <w:tc>
+          <w:tcPr>
+            <w:tcW w:type="dxa" w:w="1662"/>
+            <w:shd w:fill="5B9BD5"/>
+          </w:tcPr>
+          <w:p>
+            <w:r>
+              <w:rPr>
+                <w:b/>
+                <w:color w:val="FFFFFF"/>
+                <w:sz w:val="16"/>
+              </w:rPr>
+              <w:t>Interview ID</w:t>
+            </w:r>
+          </w:p>
+        </w:tc>
+        <w:tc>
+          <w:tcPr>
+            <w:tcW w:type="dxa" w:w="1662"/>
+            <w:shd w:fill="5B9BD5"/>
+          </w:tcPr>
+          <w:p>
+            <w:r>
+              <w:rPr>
+                <w:b/>
+                <w:color w:val="FFFFFF"/>
+                <w:sz w:val="16"/>
+              </w:rPr>
+              <w:t>ID Agent</w:t>
+            </w:r>
+          </w:p>
+        </w:tc>
+        <w:tc>
+          <w:tcPr>
+            <w:tcW w:type="dxa" w:w="1662"/>
+            <w:shd w:fill="5B9BD5"/>
+          </w:tcPr>
+          <w:p>
+            <w:r>
+              <w:rPr>
+                <w:b/>
+                <w:color w:val="FFFFFF"/>
+                <w:sz w:val="16"/>
+              </w:rPr>
+              <w:t>ID Equipe</w:t>
+            </w:r>
+          </w:p>
+        </w:tc>
+        <w:tc>
+          <w:tcPr>
+            <w:tcW w:type="dxa" w:w="1662"/>
+            <w:shd w:fill="5B9BD5"/>
+          </w:tcPr>
+          <w:p>
+            <w:r>
+              <w:rPr>
+                <w:b/>
+                <w:color w:val="FFFFFF"/>
+                <w:sz w:val="16"/>
+              </w:rPr>
+              <w:t>Agent</w:t>
+            </w:r>
+          </w:p>
+        </w:tc>
+        <w:tc>
+          <w:tcPr>
+            <w:tcW w:type="dxa" w:w="1662"/>
+            <w:shd w:fill="5B9BD5"/>
+          </w:tcPr>
+          <w:p>
+            <w:r>
+              <w:rPr>
+                <w:b/>
+                <w:color w:val="FFFFFF"/>
+                <w:sz w:val="16"/>
+              </w:rPr>
+              <w:t>Chef d'equipe</w:t>
+            </w:r>
+          </w:p>
+        </w:tc>
+      </w:tr>
+      <w:tr>
+        <w:tc>
+          <w:tcPr>
+            <w:tcW w:type="dxa" w:w="1662"/>
+          </w:tcPr>
+          <w:p>
+            <w:r>
+              <w:rPr>
+                <w:sz w:val="14"/>
+              </w:rPr>
+              <w:t>30-68-84-10</w:t>
+            </w:r>
+          </w:p>
+        </w:tc>
+        <w:tc>
+          <w:tcPr>
+            <w:tcW w:type="dxa" w:w="1662"/>
+          </w:tcPr>
+          <w:p>
+            <w:r>
+              <w:rPr>
+                <w:sz w:val="14"/>
+              </w:rPr>
+              <w:t>07aa1549831b4b0cbcf0a31b720e359c</w:t>
+            </w:r>
+          </w:p>
+        </w:tc>
+        <w:tc>
+          <w:tcPr>
+            <w:tcW w:type="dxa" w:w="1662"/>
+          </w:tcPr>
+          <w:p>
+            <w:r>
+              <w:rPr>
+                <w:sz w:val="14"/>
+              </w:rPr>
+              <w:t>EQ23_enq2</w:t>
+            </w:r>
+          </w:p>
+        </w:tc>
+        <w:tc>
+          <w:tcPr>
+            <w:tcW w:type="dxa" w:w="1662"/>
+          </w:tcPr>
+          <w:p>
+            <w:r>
+              <w:rPr>
+                <w:sz w:val="14"/>
+              </w:rPr>
+              <w:t>Equipe23</w:t>
+            </w:r>
+          </w:p>
+        </w:tc>
+        <w:tc>
+          <w:tcPr>
+            <w:tcW w:type="dxa" w:w="1662"/>
+          </w:tcPr>
+          <w:p>
+            <w:r>
+              <w:rPr>
+                <w:sz w:val="14"/>
+              </w:rPr>
+              <w:t>El Hadji Djibril DIOUF</w:t>
+            </w:r>
+          </w:p>
+        </w:tc>
+        <w:tc>
+          <w:tcPr>
+            <w:tcW w:type="dxa" w:w="1662"/>
+          </w:tcPr>
+          <w:p>
+            <w:r>
+              <w:rPr>
+                <w:sz w:val="14"/>
+              </w:rPr>
+              <w:t>Ndeye Marie TENDENG</w:t>
+            </w:r>
+          </w:p>
+        </w:tc>
+      </w:tr>
+    </w:tbl>
+    <w:p/>
+    <w:tbl>
+      <w:tblPr>
+        <w:tblStyle w:val="TableGrid"/>
+        <w:tblW w:type="auto" w:w="0"/>
+        <w:tblLook w:firstColumn="1" w:firstRow="1" w:lastColumn="0" w:lastRow="0" w:noHBand="0" w:noVBand="1" w:val="04A0"/>
+      </w:tblPr>
+      <w:tblGrid>
+        <w:gridCol w:w="3324"/>
+        <w:gridCol w:w="3324"/>
+        <w:gridCol w:w="3324"/>
+      </w:tblGrid>
+      <w:tr>
+        <w:tc>
+          <w:tcPr>
+            <w:tcW w:type="dxa" w:w="3324"/>
+            <w:shd w:fill="70AD47"/>
+          </w:tcPr>
+          <w:p>
+            <w:r>
+              <w:rPr>
+                <w:b/>
+                <w:color w:val="FFFFFF"/>
+                <w:sz w:val="18"/>
+              </w:rPr>
+              <w:t>Chef de Menage</w:t>
+            </w:r>
+          </w:p>
+        </w:tc>
+        <w:tc>
+          <w:tcPr>
+            <w:tcW w:type="dxa" w:w="3324"/>
+            <w:shd w:fill="70AD47"/>
+          </w:tcPr>
+          <w:p>
+            <w:r>
+              <w:rPr>
+                <w:b/>
+                <w:color w:val="FFFFFF"/>
+                <w:sz w:val="18"/>
+              </w:rPr>
+              <w:t>Quartier/Village (s00q05)</w:t>
+            </w:r>
+          </w:p>
+        </w:tc>
+        <w:tc>
+          <w:tcPr>
+            <w:tcW w:type="dxa" w:w="3324"/>
+            <w:shd w:fill="70AD47"/>
+          </w:tcPr>
+          <w:p>
+            <w:r>
+              <w:rPr>
+                <w:b/>
+                <w:color w:val="FFFFFF"/>
+                <w:sz w:val="18"/>
+              </w:rPr>
+              <w:t>Localisation GPS</w:t>
+            </w:r>
+          </w:p>
+        </w:tc>
+      </w:tr>
+      <w:tr>
+        <w:tc>
+          <w:tcPr>
+            <w:tcW w:type="dxa" w:w="3324"/>
+          </w:tcPr>
+          <w:p>
+            <w:r>
+              <w:rPr>
+                <w:sz w:val="18"/>
+              </w:rPr>
+              <w:t>MAME OUMY BEYE</w:t>
+            </w:r>
+          </w:p>
+        </w:tc>
+        <w:tc>
+          <w:tcPr>
+            <w:tcW w:type="dxa" w:w="3324"/>
+          </w:tcPr>
+          <w:p>
+            <w:r>
+              <w:rPr>
+                <w:sz w:val="18"/>
+              </w:rPr>
+              <w:t>N/A</w:t>
+            </w:r>
+          </w:p>
+        </w:tc>
+        <w:tc>
+          <w:tcPr>
+            <w:tcW w:type="dxa" w:w="3324"/>
+          </w:tcPr>
+          <w:p>
+            <w:r/>
+            <w:hyperlink r:id="rId14">
+              <w:r>
+                <w:rPr>
+                  <w:color w:val="0563C1"/>
+                  <w:u w:val="single"/>
+                </w:rPr>
+                <w:t>NEANT</w:t>
+              </w:r>
+            </w:hyperlink>
+          </w:p>
+        </w:tc>
+      </w:tr>
+    </w:tbl>
+    <w:p/>
+    <w:p>
+      <w:r>
+        <w:rPr>
+          <w:b/>
+          <w:color w:val="4672C4"/>
+          <w:sz w:val="22"/>
+        </w:rPr>
+        <w:t>&gt;&gt; Section0 - Identification et renseignements de controle</w:t>
+      </w:r>
+    </w:p>
+    <w:p>
+      <w:pPr>
+        <w:ind w:left="283"/>
+      </w:pPr>
+      <w:r>
+        <w:rPr>
+          <w:sz w:val="20"/>
+        </w:rPr>
+        <w:t>- Le questionnaire semble ne pas être complètement fini mais le questionnaire est en statut complet, prière de compléter le questionnaire.</w:t>
+      </w:r>
+    </w:p>
+    <w:p>
+      <w:r>
+        <w:rPr>
+          <w:b/>
+          <w:color w:val="4672C4"/>
+          <w:sz w:val="22"/>
+        </w:rPr>
+        <w:t>&gt;&gt; Section1 - Caracteristiques des membres</w:t>
+      </w:r>
+    </w:p>
+    <w:p>
+      <w:pPr>
+        <w:ind w:left="283"/>
+      </w:pPr>
+      <w:r>
+        <w:rPr>
+          <w:sz w:val="20"/>
+        </w:rPr>
+        <w:t xml:space="preserve">- Incoherence! Mame Oumy Beye dispose d'un téléphone portable à s01q39, donc la raison évoquée ne peut pas être (ne dispose pas d'appareil). </w:t>
+        <w:br/>
+        <w:t>- Les informations sur l'acte de naissance (ni Jours, ni mois et ni années) de  Yacine Khoule  manquent, s'il vous plait pouvez-vous fournir d'effort pour avoir ces informations.</w:t>
+      </w:r>
+    </w:p>
+    <w:p>
+      <w:r>
+        <w:rPr>
+          <w:b/>
+          <w:color w:val="4672C4"/>
+          <w:sz w:val="22"/>
+        </w:rPr>
+        <w:t>&gt;&gt; Section2 - Education</w:t>
+      </w:r>
+    </w:p>
+    <w:p>
+      <w:pPr>
+        <w:ind w:left="283"/>
+      </w:pPr>
+      <w:r>
+        <w:rPr>
+          <w:sz w:val="20"/>
+        </w:rPr>
+        <w:t xml:space="preserve">- Incohérence ! Yacine Khoule est âgé de 15 ans et fréquente le secondaire , tandis qu'il a débuté l'école à l'âge de 7 ans. Veuillez vérifier les informations renseignées aux questions s02q15, s02q08 ainsi que l'âge de l'individu, et corriger l'incohérence. </w:t>
+        <w:br/>
+        <w:t xml:space="preserve">- Peu probable! Mame Oumy Beye  n'arrive pas  à comprendre un petit texte lu dans une langue locale (s02q03). Veuillez corriger ou donner des explications au QG. Peu probable! Mame Oumy Beye  ne sait ni lire, ni écrire, ni comprendre dans aucune des langues  (s02q01,s02q02,s02q03). Veuillez corriger ou donner des explications au QG. </w:t>
+        <w:br/>
+        <w:t>- Peu probable! Pape Modou Niang  n'arrive pas  à comprendre un petit texte lu dans une langue locale (s02q03). Veuillez corriger ou donner des explications au QG. Peu probable! Pape Modou Niang  ne sait ni lire, ni écrire, ni comprendre dans aucune des langues  (s02q01,s02q02,s02q03). Veuillez corriger ou donner des explications au QG.</w:t>
+      </w:r>
+    </w:p>
+    <w:p>
+      <w:r>
+        <w:rPr>
+          <w:b/>
+          <w:color w:val="4672C4"/>
+          <w:sz w:val="22"/>
+        </w:rPr>
+        <w:t>&gt;&gt; Section3 - Sante</w:t>
+      </w:r>
+    </w:p>
+    <w:p>
+      <w:pPr>
+        <w:ind w:left="283"/>
+      </w:pPr>
+      <w:r>
+        <w:rPr>
+          <w:sz w:val="20"/>
+        </w:rPr>
+        <w:t>- Le principal problème de santé que Ibrahima Khoule a eu est Maux de ventre et semble exister dans les modalités, prière de prendre attache avec le QG pour plus d'explication afin de la classer bien.</w:t>
+      </w:r>
+    </w:p>
+    <w:p>
+      <w:r>
+        <w:rPr>
+          <w:b/>
+          <w:color w:val="4672C4"/>
+          <w:sz w:val="22"/>
+        </w:rPr>
+        <w:t>&gt;&gt; Section4a - Emploi</w:t>
+      </w:r>
+    </w:p>
+    <w:p>
+      <w:pPr>
+        <w:ind w:left="283"/>
+      </w:pPr>
+      <w:r>
+        <w:rPr>
+          <w:sz w:val="20"/>
+        </w:rPr>
+        <w:t xml:space="preserve">- Avertissement! Généralement les jeunes hommes (10 à 25ans) font des travaux ménager soit apprendre les enfants à reviser leurs léçons ou d'autres cours, Ibrahima Khoule n'a consacré aucune heure pour les travaux cités en s04q01, s04q02, s04q03, s04q04, s04q05, s04q06, s04q07 et s04q08.Prière de regarder pour corriger ou confirmer avec le QG. </w:t>
+        <w:br/>
+        <w:t>- Avertissement! Généralement les jeunes hommes (10 à 25ans) font des travaux ménager soit apprendre les enfants à reviser leurs léçons ou d'autres cours, Pape Modou Niang n'a consacré aucune heure pour les travaux cités en s04q01, s04q02, s04q03, s04q04, s04q05, s04q06, s04q07 et s04q08.Prière de regarder pour corriger ou confirmer avec le QG.</w:t>
+      </w:r>
+    </w:p>
+    <w:p>
+      <w:r>
+        <w:rPr>
+          <w:b/>
+          <w:color w:val="4672C4"/>
+          <w:sz w:val="22"/>
+        </w:rPr>
+        <w:t>&gt;&gt; Section4b - Emploi - Activite principale</w:t>
+      </w:r>
+    </w:p>
+    <w:p>
+      <w:pPr>
+        <w:ind w:left="283"/>
+      </w:pPr>
+      <w:r>
+        <w:rPr>
+          <w:sz w:val="20"/>
+        </w:rPr>
+        <w:t>- Attention ! Le nombre de jours que Mame Oumy Beye a travaillés par mois semble être inférieur à 15. Veuillez, s'il vous plaît, confirmer cette information.</w:t>
+      </w:r>
+    </w:p>
+    <w:p>
+      <w:r>
+        <w:rPr>
+          <w:b/>
+          <w:color w:val="4672C4"/>
+          <w:sz w:val="22"/>
+        </w:rPr>
+        <w:t>&gt;&gt; Section7b - Consommation alimentaire - 7 jours</w:t>
+      </w:r>
+    </w:p>
+    <w:p>
+      <w:pPr>
+        <w:ind w:left="283"/>
+      </w:pPr>
+      <w:r>
+        <w:rPr>
+          <w:sz w:val="20"/>
+        </w:rPr>
+        <w:t>- Attention ! Le prix unitaire d'achat (200 Fcfa) de Carpe séchée en Morceau (Portion) (Moyen) est relativement élevé par rapport aux autres prix observés dans cette zone. Prière de corriger ou de confirmer avec le QG. Attention ! Le prix unitaire d'achat (25 Fcfa) de Piment frais en Pièce (Petit) est relativement faible par rapport aux autres prix observés dans cette zone. Prière de corriger ou de confirmer avec le QG. Attention ! Soupçons de quantité anormale! Le ménage de MAME OUMY BEYE avec une taille de 5 personnes a consommé 14 Pièce en Petit de Piment frais qui est relativement élevé comme consommation par rapport à la condition de vie des autres ménages de même taille dans cette zone. Prière de corriger ou de confirmer avec le QG. Attention ! Le prix unitaire d'achat (50 Fcfa) de Aubergine   en Pièce (Moyen) est relativement faible par rapport aux autres prix observés dans cette zone. Prière de corriger ou de confirmer avec le QG. Attention ! Le prix unitaire d'achat (50 Fcfa) de Soumbala (moutarde africaine) en Sachets (Moyen) est relativement faible par rapport aux autres prix observés dans cette zone. Prière de corriger ou de confirmer avec le QG. Attention ! Le prix unitaire d'achat (75 Fcfa) de Carotte en Pièce (Moyen) est relativement faible par rapport aux autres prix observés dans cette zone. Prière de corriger ou de confirmer avec le QG. Avertissement!!! Le ménage a consommé 14 Paquet Moyen de Caramel, bonbons, confiseries, etc., cette quantité semble anormale pour une consommation des 7 derniers jours.Prière de corriger ou de confirmer avec le QG. Avertissement!!! Le ménage a consommé 3 Paquet Moyen de Thé en sachet, cette quantité semble anormale pour une consommation des 7 derniers jours.Prière de corriger ou de confirmer avec le QG. Avertissement!! le prix unitaire (100 Fcfa) de Thé en sachet (unité: Paquet) de taille Moyen est très faible ou élevé. Prière de corriger ou de confirmer avec le QG. Incohérence!! Dans ce ménage, chaque individus consomme par jour 78.716 Kg  de cereale; Prière de revoir les quantités prises de ces produits. Le prix d'achat unitaire (100 Fcfa) de Sel en Kg de taille  taille unique  est très faible, prière de regarder les reponses prises dans les questions s07bq07a s07bq07b s07bq07c s07bq08 pour mieux corriger. Le prix d'achat unitaire (50 Fcfa) de Oignon frais en Kg de taille  taille unique  est très faible, prière de regarder les reponses prises dans les questions s07bq07a s07bq07b s07bq07c s07bq08 pour mieux corriger. Attention ! Le prix unitaire d'achat (50 Fcfa) de Oignon frais en Kg (taille unique) est relativement faible par rapport aux autres prix observés dans cette zone. Prière de corriger ou de confirmer avec le QG.</w:t>
+      </w:r>
+    </w:p>
+    <w:p>
+      <w:r>
+        <w:rPr>
+          <w:b/>
+          <w:color w:val="4672C4"/>
+          <w:sz w:val="22"/>
+        </w:rPr>
+        <w:t>&gt;&gt; Section9b - Depenses non-alimentaires - 7 jours</w:t>
+      </w:r>
+    </w:p>
+    <w:p>
+      <w:pPr>
+        <w:ind w:left="283"/>
+      </w:pPr>
+      <w:r>
+        <w:rPr>
+          <w:sz w:val="20"/>
+        </w:rPr>
+        <w:t>- Il est difficile d'avoir un ménage qui n'a effectué aucune des dépenses mentionnées au cours de 7 derniers jours, prière de revoir la section 9B pour ce ménage.</w:t>
+      </w:r>
+    </w:p>
+    <w:p>
+      <w:r>
+        <w:rPr>
+          <w:b/>
+          <w:color w:val="4672C4"/>
+          <w:sz w:val="22"/>
+        </w:rPr>
+        <w:t>&gt;&gt; Section11 - Caracteristiques logement</w:t>
+      </w:r>
+    </w:p>
+    <w:p>
+      <w:pPr>
+        <w:ind w:left="283"/>
+      </w:pPr>
+      <w:r>
+        <w:rPr>
+          <w:sz w:val="20"/>
+        </w:rPr>
+        <w:t>- Avertissement!! La distance (en mètres) qui sépare le ménage de la principale source d'approvisionnement en eau de boisson semble très élevé, prière de corriger ou confirmer avec le QG. Avertissement!! Le temps mis (en heure et en minute) pour s'approvisionner en eau de boisson une fois à la source est très élevé, prière de corriger ou confirmer avec le QG. Le temps mis (en heure et en minute) pour s'approvisionner en eau de boisson une fois à la source est  5 fois plus élevé que le temps mis (en minutes) pour se rendre à la principale source d'approvisionnement en eau de boisson, prière de corriger. Avertissement!! la principale source d’énergie pour la cuisine semble ne pas bonne, prière de corriger ou confirmer avec le QG. La principale source d'énergie ( Charbon minéral) pour la cusine semble incoherent, prière de corriger ou confirmer.  La personne non-membre du ménage qui figure sur le titre de propriété est Le marie et semble exister dans les modalités, prière de prendre attache avec le QG pour plus d'explication afin de la classer bien.</w:t>
+      </w:r>
+    </w:p>
+    <w:p>
+      <w:r>
+        <w:rPr>
+          <w:b/>
+          <w:color w:val="4672C4"/>
+          <w:sz w:val="22"/>
+        </w:rPr>
+        <w:t>&gt;&gt; Section13a - Transferts recus</w:t>
+      </w:r>
+    </w:p>
+    <w:p>
+      <w:pPr>
+        <w:ind w:left="283"/>
+      </w:pPr>
+      <w:r>
+        <w:rPr>
+          <w:sz w:val="20"/>
+        </w:rPr>
+        <w:t>- Avertissement!! Le montant des transferts reçu par mois semble très élevé ou faible, peut-être que vous vous êtes trompés du choix de l'unité.</w:t>
+      </w:r>
+    </w:p>
+    <w:p>
+      <w:r>
+        <w:rPr>
+          <w:b/>
+          <w:color w:val="4672C4"/>
+          <w:sz w:val="22"/>
+        </w:rPr>
+        <w:t>&gt;&gt; Section14 - Chocs</w:t>
+      </w:r>
+    </w:p>
+    <w:p>
+      <w:pPr>
+        <w:ind w:left="283"/>
+      </w:pPr>
+      <w:r>
+        <w:rPr>
+          <w:sz w:val="20"/>
+        </w:rPr>
+        <w:t>- Avertissement!! Le ménage n'a été négativement affecté par aucun des problèmes donnés dans la section 14. Confirmez vous cette information avec le QG?</w:t>
+      </w:r>
+    </w:p>
+    <w:p>
+      <w:r>
+        <w:rPr>
+          <w:b/>
+          <w:color w:val="4672C4"/>
+          <w:sz w:val="22"/>
+        </w:rPr>
+        <w:t>&gt;&gt; Section16a - Champs et parcelles</w:t>
+      </w:r>
+    </w:p>
+    <w:p>
+      <w:pPr>
+        <w:ind w:left="283"/>
+      </w:pPr>
+      <w:r>
+        <w:rPr>
+          <w:sz w:val="20"/>
+        </w:rPr>
+        <w:t>- La section 16 du ménage de MAME OUMY BEYE n'est pas renseigné, prière de renseigner.</w:t>
+      </w:r>
+    </w:p>
+    <w:p>
+      <w:r>
+        <w:t>________________________________________________________________________________</w:t>
+      </w:r>
+    </w:p>
+    <w:p>
+      <w:pPr>
+        <w:pStyle w:val="Heading2"/>
+      </w:pPr>
+      <w:r>
+        <w:t>Menage 9</w:t>
+      </w:r>
+    </w:p>
+    <w:tbl>
+      <w:tblPr>
+        <w:tblStyle w:val="TableGrid"/>
+        <w:tblW w:type="auto" w:w="0"/>
+        <w:tblLook w:firstColumn="1" w:firstRow="1" w:lastColumn="0" w:lastRow="0" w:noHBand="0" w:noVBand="1" w:val="04A0"/>
+      </w:tblPr>
+      <w:tblGrid>
+        <w:gridCol w:w="1662"/>
+        <w:gridCol w:w="1662"/>
+        <w:gridCol w:w="1662"/>
+        <w:gridCol w:w="1662"/>
+        <w:gridCol w:w="1662"/>
+        <w:gridCol w:w="1662"/>
+      </w:tblGrid>
+      <w:tr>
+        <w:tc>
+          <w:tcPr>
+            <w:tcW w:type="dxa" w:w="1662"/>
+            <w:shd w:fill="5B9BD5"/>
+          </w:tcPr>
+          <w:p>
+            <w:r>
+              <w:rPr>
+                <w:b/>
+                <w:color w:val="FFFFFF"/>
+                <w:sz w:val="16"/>
+              </w:rPr>
+              <w:t>Interview Key</w:t>
+            </w:r>
+          </w:p>
+        </w:tc>
+        <w:tc>
+          <w:tcPr>
+            <w:tcW w:type="dxa" w:w="1662"/>
+            <w:shd w:fill="5B9BD5"/>
+          </w:tcPr>
+          <w:p>
+            <w:r>
+              <w:rPr>
+                <w:b/>
+                <w:color w:val="FFFFFF"/>
+                <w:sz w:val="16"/>
+              </w:rPr>
+              <w:t>Interview ID</w:t>
+            </w:r>
+          </w:p>
+        </w:tc>
+        <w:tc>
+          <w:tcPr>
+            <w:tcW w:type="dxa" w:w="1662"/>
+            <w:shd w:fill="5B9BD5"/>
+          </w:tcPr>
+          <w:p>
+            <w:r>
+              <w:rPr>
+                <w:b/>
+                <w:color w:val="FFFFFF"/>
+                <w:sz w:val="16"/>
+              </w:rPr>
+              <w:t>ID Agent</w:t>
+            </w:r>
+          </w:p>
+        </w:tc>
+        <w:tc>
+          <w:tcPr>
+            <w:tcW w:type="dxa" w:w="1662"/>
+            <w:shd w:fill="5B9BD5"/>
+          </w:tcPr>
+          <w:p>
+            <w:r>
+              <w:rPr>
+                <w:b/>
+                <w:color w:val="FFFFFF"/>
+                <w:sz w:val="16"/>
+              </w:rPr>
+              <w:t>ID Equipe</w:t>
+            </w:r>
+          </w:p>
+        </w:tc>
+        <w:tc>
+          <w:tcPr>
+            <w:tcW w:type="dxa" w:w="1662"/>
+            <w:shd w:fill="5B9BD5"/>
+          </w:tcPr>
+          <w:p>
+            <w:r>
+              <w:rPr>
+                <w:b/>
+                <w:color w:val="FFFFFF"/>
+                <w:sz w:val="16"/>
+              </w:rPr>
+              <w:t>Agent</w:t>
+            </w:r>
+          </w:p>
+        </w:tc>
+        <w:tc>
+          <w:tcPr>
+            <w:tcW w:type="dxa" w:w="1662"/>
+            <w:shd w:fill="5B9BD5"/>
+          </w:tcPr>
+          <w:p>
+            <w:r>
+              <w:rPr>
+                <w:b/>
+                <w:color w:val="FFFFFF"/>
+                <w:sz w:val="16"/>
+              </w:rPr>
+              <w:t>Chef d'equipe</w:t>
+            </w:r>
+          </w:p>
+        </w:tc>
+      </w:tr>
+      <w:tr>
+        <w:tc>
+          <w:tcPr>
+            <w:tcW w:type="dxa" w:w="1662"/>
+          </w:tcPr>
+          <w:p>
+            <w:r>
+              <w:rPr>
+                <w:sz w:val="14"/>
+              </w:rPr>
+              <w:t>78-10-31-62</w:t>
+            </w:r>
+          </w:p>
+        </w:tc>
+        <w:tc>
+          <w:tcPr>
+            <w:tcW w:type="dxa" w:w="1662"/>
+          </w:tcPr>
+          <w:p>
+            <w:r>
+              <w:rPr>
+                <w:sz w:val="14"/>
+              </w:rPr>
+              <w:t>7e23bf784a5c4fdca645985de8c74737</w:t>
+            </w:r>
+          </w:p>
+        </w:tc>
+        <w:tc>
+          <w:tcPr>
+            <w:tcW w:type="dxa" w:w="1662"/>
+          </w:tcPr>
+          <w:p>
+            <w:r>
+              <w:rPr>
+                <w:sz w:val="14"/>
+              </w:rPr>
+              <w:t>EQ23_enq3</w:t>
+            </w:r>
+          </w:p>
+        </w:tc>
+        <w:tc>
+          <w:tcPr>
+            <w:tcW w:type="dxa" w:w="1662"/>
+          </w:tcPr>
+          <w:p>
+            <w:r>
+              <w:rPr>
+                <w:sz w:val="14"/>
+              </w:rPr>
+              <w:t>Equipe23</w:t>
+            </w:r>
+          </w:p>
+        </w:tc>
+        <w:tc>
+          <w:tcPr>
+            <w:tcW w:type="dxa" w:w="1662"/>
+          </w:tcPr>
+          <w:p>
+            <w:r>
+              <w:rPr>
+                <w:sz w:val="14"/>
+              </w:rPr>
+              <w:t>Serigne Fallou DIOUF</w:t>
+            </w:r>
+          </w:p>
+        </w:tc>
+        <w:tc>
+          <w:tcPr>
+            <w:tcW w:type="dxa" w:w="1662"/>
+          </w:tcPr>
+          <w:p>
+            <w:r>
+              <w:rPr>
+                <w:sz w:val="14"/>
+              </w:rPr>
+              <w:t>Ndeye Marie TENDENG</w:t>
+            </w:r>
+          </w:p>
+        </w:tc>
+      </w:tr>
+    </w:tbl>
+    <w:p/>
+    <w:tbl>
+      <w:tblPr>
+        <w:tblStyle w:val="TableGrid"/>
+        <w:tblW w:type="auto" w:w="0"/>
+        <w:tblLook w:firstColumn="1" w:firstRow="1" w:lastColumn="0" w:lastRow="0" w:noHBand="0" w:noVBand="1" w:val="04A0"/>
+      </w:tblPr>
+      <w:tblGrid>
+        <w:gridCol w:w="3324"/>
+        <w:gridCol w:w="3324"/>
+        <w:gridCol w:w="3324"/>
+      </w:tblGrid>
+      <w:tr>
+        <w:tc>
+          <w:tcPr>
+            <w:tcW w:type="dxa" w:w="3324"/>
+            <w:shd w:fill="70AD47"/>
+          </w:tcPr>
+          <w:p>
+            <w:r>
+              <w:rPr>
+                <w:b/>
+                <w:color w:val="FFFFFF"/>
+                <w:sz w:val="18"/>
+              </w:rPr>
+              <w:t>Chef de Menage</w:t>
+            </w:r>
+          </w:p>
+        </w:tc>
+        <w:tc>
+          <w:tcPr>
+            <w:tcW w:type="dxa" w:w="3324"/>
+            <w:shd w:fill="70AD47"/>
+          </w:tcPr>
+          <w:p>
+            <w:r>
+              <w:rPr>
+                <w:b/>
+                <w:color w:val="FFFFFF"/>
+                <w:sz w:val="18"/>
+              </w:rPr>
+              <w:t>Quartier/Village (s00q05)</w:t>
+            </w:r>
+          </w:p>
+        </w:tc>
+        <w:tc>
+          <w:tcPr>
+            <w:tcW w:type="dxa" w:w="3324"/>
+            <w:shd w:fill="70AD47"/>
+          </w:tcPr>
+          <w:p>
+            <w:r>
+              <w:rPr>
+                <w:b/>
+                <w:color w:val="FFFFFF"/>
+                <w:sz w:val="18"/>
+              </w:rPr>
+              <w:t>Localisation GPS</w:t>
+            </w:r>
+          </w:p>
+        </w:tc>
+      </w:tr>
+      <w:tr>
+        <w:tc>
+          <w:tcPr>
+            <w:tcW w:type="dxa" w:w="3324"/>
+          </w:tcPr>
+          <w:p>
+            <w:r>
+              <w:rPr>
+                <w:sz w:val="18"/>
+              </w:rPr>
+              <w:t>ADAMA KANE</w:t>
+            </w:r>
+          </w:p>
+        </w:tc>
+        <w:tc>
+          <w:tcPr>
+            <w:tcW w:type="dxa" w:w="3324"/>
+          </w:tcPr>
+          <w:p>
+            <w:r>
+              <w:rPr>
+                <w:sz w:val="18"/>
+              </w:rPr>
+              <w:t>N/A</w:t>
+            </w:r>
+          </w:p>
+        </w:tc>
+        <w:tc>
+          <w:tcPr>
+            <w:tcW w:type="dxa" w:w="3324"/>
+          </w:tcPr>
+          <w:p>
+            <w:r/>
+            <w:hyperlink r:id="rId15">
+              <w:r>
+                <w:rPr>
+                  <w:color w:val="0563C1"/>
+                  <w:u w:val="single"/>
+                </w:rPr>
+                <w:t>int�rieur</w:t>
+              </w:r>
+            </w:hyperlink>
+          </w:p>
+        </w:tc>
+      </w:tr>
+    </w:tbl>
+    <w:p/>
+    <w:p>
+      <w:r>
+        <w:rPr>
+          <w:b/>
+          <w:color w:val="4672C4"/>
+          <w:sz w:val="22"/>
+        </w:rPr>
+        <w:t>&gt;&gt; Section0 - Identification et renseignements de controle</w:t>
+      </w:r>
+    </w:p>
+    <w:p>
+      <w:pPr>
+        <w:ind w:left="283"/>
+      </w:pPr>
+      <w:r>
+        <w:rPr>
+          <w:sz w:val="20"/>
+        </w:rPr>
+        <w:t>- Le questionnaire semble ne pas être complètement fini mais le questionnaire est en statut complet, prière de compléter le questionnaire.</w:t>
+      </w:r>
+    </w:p>
+    <w:p>
+      <w:r>
+        <w:rPr>
+          <w:b/>
+          <w:color w:val="4672C4"/>
+          <w:sz w:val="22"/>
+        </w:rPr>
+        <w:t>&gt;&gt; Section1 - Caracteristiques des membres</w:t>
+      </w:r>
+    </w:p>
+    <w:p>
+      <w:pPr>
+        <w:ind w:left="283"/>
+      </w:pPr>
+      <w:r>
+        <w:rPr>
+          <w:sz w:val="20"/>
+        </w:rPr>
+        <w:t xml:space="preserve">- Avertissement!!!  MOUSTAPHA  KANE  ne possède pas le téléphone android, n'utilise régulièrement pas un téléphone appartenant à une autre personne mais a accès à l'internet, merci de confirmer cette information avec le QG.  Avertissement! Veuillez renseigner par oui ou non toutes les modalités de la question s01q47. Incoherence! La mère de MOUSTAPHA  KANE est trop jeune ou vielle pour avoir MOUSTAPHA  KANE selon l'écart (13) d'âge entre lui et sa mère, prière de revoir l'âge de MOUSTAPHA  KANE ou de sa mère. Dans le cas contraire rassurez vous que c'est bien son fils/fille biologique. </w:t>
+        <w:br/>
+        <w:t xml:space="preserve">- Les informations sur l'acte de naissance (ni Jours, ni mois et ni années) de  ADJA YONÉ GUEYE  manquent, s'il vous plait pouvez-vous fournir d'effort pour avoir ces informations. </w:t>
+        <w:br/>
+        <w:t xml:space="preserve">- Les informations sur l'acte de naissance (ni Jours, ni mois et ni années) de  DIAKHOU KHOULÉ  manquent, s'il vous plait pouvez-vous fournir d'effort pour avoir ces informations. </w:t>
+        <w:br/>
+        <w:t xml:space="preserve">- Les informations sur l'acte de naissance (ni Jours, ni mois et ni années) de  FAMA CISSÉ  manquent, s'il vous plait pouvez-vous fournir d'effort pour avoir ces informations. </w:t>
+        <w:br/>
+        <w:t xml:space="preserve">- Les informations sur l'acte de naissance (ni Jours, ni mois et ni années) de  KHADY  KANE  manquent, s'il vous plait pouvez-vous fournir d'effort pour avoir ces informations. </w:t>
+        <w:br/>
+        <w:t xml:space="preserve">- Les informations sur l'acte de naissance (ni Jours, ni mois et ni années) de  MADA MBÉNGUE  manquent, s'il vous plait pouvez-vous fournir d'effort pour avoir ces informations. </w:t>
+        <w:br/>
+        <w:t xml:space="preserve">- Les informations sur l'acte de naissance (ni Jours, ni mois et ni années) de  NDEYE NIANG  manquent, s'il vous plait pouvez-vous fournir d'effort pour avoir ces informations.  Avertissement! Veuillez renseigner par oui ou non toutes les modalités de la question s01q47. </w:t>
+        <w:br/>
+        <w:t>- Les informations sur l'acte de naissance (ni Jours, ni mois et ni années) de  NDEYE SALLA SECK  manquent, s'il vous plait pouvez-vous fournir d'effort pour avoir ces informations.</w:t>
+      </w:r>
+    </w:p>
+    <w:p>
+      <w:r>
+        <w:rPr>
+          <w:b/>
+          <w:color w:val="4672C4"/>
+          <w:sz w:val="22"/>
+        </w:rPr>
+        <w:t>&gt;&gt; Section2 - Education</w:t>
+      </w:r>
+    </w:p>
+    <w:p>
+      <w:pPr>
+        <w:ind w:left="283"/>
+      </w:pPr>
+      <w:r>
+        <w:rPr>
+          <w:sz w:val="20"/>
+        </w:rPr>
+        <w:t xml:space="preserve">- La filière de NDEYE NIANG est médecine et semble exister dans les modalités, prière de prendre attache avec le QG pour plus d'explication afin de la classer bien. </w:t>
+        <w:br/>
+        <w:t xml:space="preserve">- Le montant des autres depenses pour l'année scolaire de ADJA SALY est faible ou élevé. veuillez, s'il vous plait, confirmer ces informations avec le QG ou apporter les corrections nécessaires. </w:t>
+        <w:br/>
+        <w:t xml:space="preserve">- Peu probable! ADAMA KANE  n'arrive pas  à comprendre un petit texte lu dans une langue locale (s02q03). Veuillez corriger ou donner des explications au QG. </w:t>
+        <w:br/>
+        <w:t xml:space="preserve">- Peu probable! ADJA YONÉ GUEYE  n'arrive pas  à comprendre un petit texte lu dans une langue locale (s02q03). Veuillez corriger ou donner des explications au QG. Peu probable! ADJA YONÉ GUEYE  ne sait ni lire, ni écrire, ni comprendre dans aucune des langues  (s02q01,s02q02,s02q03). Veuillez corriger ou donner des explications au QG. Montant de bourse de ADJA YONÉ GUEYE à vérifier. Attention ! Le frais de scolarité (4500 Fcfa) de ADJA YONÉ GUEYE en 2ème année de Maternelle est relativement faible par rapport aux autres frais de scolarités observés dans cette zone. Prière de corriger ou de confirmer avec le QG. </w:t>
+        <w:br/>
+        <w:t xml:space="preserve">- Peu probable! BAYE MADICKÉ KANE  n'arrive pas  à comprendre un petit texte lu dans une langue locale (s02q03). Veuillez corriger ou donner des explications au QG. Peu probable! BAYE MADICKÉ KANE  ne sait ni lire, ni écrire, ni comprendre dans aucune des langues  (s02q01,s02q02,s02q03). Veuillez corriger ou donner des explications au QG. </w:t>
+        <w:br/>
+        <w:t xml:space="preserve">- Peu probable! DIAKHOU KHOULÉ  n'arrive pas  à comprendre un petit texte lu dans une langue locale (s02q03). Veuillez corriger ou donner des explications au QG. </w:t>
+        <w:br/>
+        <w:t xml:space="preserve">- Peu probable! MOUSTAPHA  KANE  n'arrive pas  à comprendre un petit texte lu dans une langue locale (s02q03). Veuillez corriger ou donner des explications au QG. </w:t>
+        <w:br/>
+        <w:t xml:space="preserve">- Peu probable! NDEYE SALLA SECK  n'arrive pas  à comprendre un petit texte lu dans une langue locale (s02q03). Veuillez corriger ou donner des explications au QG. Montant de bourse de NDEYE SALLA SECK à vérifier. </w:t>
+        <w:br/>
+        <w:t>- Peu probable! NDOUMBÉ KANE  n'arrive pas  à comprendre un petit texte lu dans une langue locale (s02q03). Veuillez corriger ou donner des explications au QG. Peu probable! NDOUMBÉ KANE  ne sait ni lire, ni écrire, ni comprendre dans aucune des langues  (s02q01,s02q02,s02q03). Veuillez corriger ou donner des explications au QG.</w:t>
+      </w:r>
+    </w:p>
+    <w:p>
+      <w:r>
+        <w:rPr>
+          <w:b/>
+          <w:color w:val="4672C4"/>
+          <w:sz w:val="22"/>
+        </w:rPr>
+        <w:t>&gt;&gt; Section3 - Sante</w:t>
+      </w:r>
+    </w:p>
+    <w:p>
+      <w:pPr>
+        <w:ind w:left="283"/>
+      </w:pPr>
+      <w:r>
+        <w:rPr>
+          <w:sz w:val="20"/>
+        </w:rPr>
+        <w:t xml:space="preserve">- Vous déclarez que BAYE MADICKÉ KANE dans ce ménage s'est consulté dans un service de santé, ou chez un guérisseur au cours des 3 derniers mois sans hospitalisation (ne pas considérer les consultations prénatales) q13=Oui, mais vous avez pris NSP partout de la question q14 à q21. </w:t>
+        <w:br/>
+        <w:t xml:space="preserve">- Vous déclarez que MADA MBÉNGUE dans ce ménage s'est consulté dans un service de santé, ou chez un guérisseur au cours des 3 derniers mois sans hospitalisation (ne pas considérer les consultations prénatales) q13=Oui, mais vous avez pris NSP partout de la question q14 à q21. </w:t>
+        <w:br/>
+        <w:t>- Vous déclarez que MOUSTAPHA  KANE dans ce ménage s'est consulté dans un service de santé, ou chez un guérisseur au cours des 3 derniers mois sans hospitalisation (ne pas considérer les consultations prénatales) q13=Oui, mais vous avez pris NSP partout de la question q14 à q21.</w:t>
+      </w:r>
+    </w:p>
+    <w:p>
+      <w:r>
+        <w:rPr>
+          <w:b/>
+          <w:color w:val="4672C4"/>
+          <w:sz w:val="22"/>
+        </w:rPr>
+        <w:t>&gt;&gt; Section4a - Emploi</w:t>
+      </w:r>
+    </w:p>
+    <w:p>
+      <w:pPr>
+        <w:ind w:left="283"/>
+      </w:pPr>
+      <w:r>
+        <w:rPr>
+          <w:sz w:val="20"/>
+        </w:rPr>
+        <w:t xml:space="preserve">- La  raison principale que BAYE MADICKÉ KANE n'a pas cherché du travail au cours des 30 derniers jours est élève école coranique et semble exister dans les modalités, prière de prendre attache avec le QG pour plus d'explication afin de la classer bien. </w:t>
+        <w:br/>
+        <w:t xml:space="preserve">- Avertissement! DIAKHOU KHOULÉ n'a consacré aucune heure pour aucun des travaux du ménage, prière de regarder les réponses prises dans les questions (s04q01 s04q02 s04q03 s04q04 s04q05 s04q06 s04q07 s04q08). </w:t>
+        <w:br/>
+        <w:t>- Avertissement! Généralement les jeunes hommes (10 à 25ans) font des travaux ménager soit apprendre les enfants à reviser leurs léçons ou d'autres cours, MOUSTAPHA  KANE n'a consacré aucune heure pour les travaux cités en s04q01, s04q02, s04q03, s04q04, s04q05, s04q06, s04q07 et s04q08.Prière de regarder pour corriger ou confirmer avec le QG.  La  raison principale que MOUSTAPHA  KANE n'a pas cherché du travail au cours des 30 derniers jours est élève école coranique et semble exister dans les modalités, prière de prendre attache avec le QG pour plus d'explication afin de la classer bien.</w:t>
+      </w:r>
+    </w:p>
+    <w:p>
+      <w:r>
+        <w:rPr>
+          <w:b/>
+          <w:color w:val="4672C4"/>
+          <w:sz w:val="22"/>
+        </w:rPr>
+        <w:t>&gt;&gt; Section7b - Consommation alimentaire - 7 jours</w:t>
+      </w:r>
+    </w:p>
+    <w:p>
+      <w:pPr>
+        <w:ind w:left="283"/>
+      </w:pPr>
+      <w:r>
+        <w:rPr>
+          <w:sz w:val="20"/>
+        </w:rPr>
+        <w:t>- Attention ! Le prix unitaire d'achat (550 Fcfa) de Eau minérale/filtrée en sachet en Sachets industriel (Grand) est relativement élevé par rapport aux autres prix observés dans cette zone. Prière de corriger ou de confirmer avec le QG. Avertissement!! La quantité (4 litre) du produit Huile de soja  consommée  par le ménage semble très élevé, prière de corriger ou confirmer avec le QG. Avertissement!!! Le ménage a consommé 4 Paquet Petit de Thé en sachet, cette quantité semble anormale pour une consommation des 7 derniers jours.Prière de corriger ou de confirmer avec le QG. Avertissement!! le prix unitaire (125 Fcfa) de Thé en sachet (unité: Paquet) de taille Petit est très faible ou élevé. Prière de corriger ou de confirmer avec le QG. Avertissement!!! Le ménage a consommé 8 Morceau (Portion) Moyen de Carpe séchée, cette quantité semble anormale pour une consommation des 7 derniers jours.Prière de corriger ou de confirmer avec le QG. Incohérence!! Dans ce ménage, chaque individus consomme par jour 28.62384 Kg  de cereale; Prière de revoir les quantités prises de ces produits. Incohérence!! Dans ce ménage, chaque individus consomme par jour 28.62384 Kg  de cereale; Prière de revoir les quantités prises de ces produits. Incohérence!! Dans ce ménage, chaque individus consomme par jour 28.62384 Kg  de cereale; Prière de revoir les quantités prises de ces produits.</w:t>
+      </w:r>
+    </w:p>
+    <w:p>
+      <w:r>
+        <w:rPr>
+          <w:b/>
+          <w:color w:val="4672C4"/>
+          <w:sz w:val="22"/>
+        </w:rPr>
+        <w:t>&gt;&gt; Section9b - Depenses non-alimentaires - 7 jours</w:t>
+      </w:r>
+    </w:p>
+    <w:p>
+      <w:pPr>
+        <w:ind w:left="283"/>
+      </w:pPr>
+      <w:r>
+        <w:rPr>
+          <w:sz w:val="20"/>
+        </w:rPr>
+        <w:t>- Il est difficile d'avoir un ménage qui n'a effectué aucune des dépenses mentionnées au cours de 7 derniers jours, prière de revoir la section 9B pour ce ménage.</w:t>
+      </w:r>
+    </w:p>
+    <w:p>
+      <w:r>
+        <w:rPr>
+          <w:b/>
+          <w:color w:val="4672C4"/>
+          <w:sz w:val="22"/>
+        </w:rPr>
+        <w:t>&gt;&gt; Section9d - Depenses non-alimentaires - 3 mois</w:t>
+      </w:r>
+    </w:p>
+    <w:p>
+      <w:pPr>
+        <w:ind w:left="283"/>
+      </w:pPr>
+      <w:r>
+        <w:rPr>
+          <w:sz w:val="20"/>
+        </w:rPr>
+        <w:t>- Difficile pour un ménage de ne pas avoir effectué de dépenses au cours de 3 derniers mois sur les produits/services cités (Section 9D), prière de revoir la section pour ce ménage.</w:t>
+      </w:r>
+    </w:p>
+    <w:p>
+      <w:r>
+        <w:rPr>
+          <w:b/>
+          <w:color w:val="4672C4"/>
+          <w:sz w:val="22"/>
+        </w:rPr>
+        <w:t>&gt;&gt; Section10b - caracteristiques entreprise non agricole</w:t>
+      </w:r>
+    </w:p>
+    <w:p>
+      <w:pPr>
+        <w:ind w:left="283"/>
+      </w:pPr>
+      <w:r>
+        <w:rPr>
+          <w:sz w:val="20"/>
+        </w:rPr>
+        <w:t xml:space="preserve">- Cette entreprise vente de bijoux ,colliers ,bracelets et parfums dit avoir obtenu une valeur sur les marchandises vendu en etat et les marchandises vendu après transformation. L'entreprise vente de bijoux ,colliers ,bracelets et parfums est généralement une entreprise commerciale ou de service dont elle ne depense pas en achat de matières premières.Elle ne transforme pas de produit donc ne peut pas obtenir un montant sur la vente des produits transformés (10.48 ou 10.49). Prière de mettre 0 pour ces questions si elles ne font pas de transformation. </w:t>
+        <w:br/>
+        <w:t>- Cette entreprise vente des produits alimentaires et d’autres(Boutique) dit avoir obtenu une valeur sur les marchandises vendu en etat, les marchandises vendu après transformation et les services rendus. Prière de corriger. Cette entreprise vente des produits alimentaires et d’autres(Boutique) dit avoir obtenu une valeur sur les marchandises vendu en etat et les marchandises vendu après transformation. L'entreprise vente des produits alimentaires et d’autres(Boutique) est généralement une entreprise commerciale ou de service dont elle ne depense pas en achat de matières premières.Elle ne transforme pas de produit donc ne peut pas obtenir un montant sur la vente des produits transformés (10.48 ou 10.49). Prière de mettre 0 pour ces questions si elles ne font pas de transformation.</w:t>
+      </w:r>
+    </w:p>
+    <w:p>
+      <w:r>
+        <w:rPr>
+          <w:b/>
+          <w:color w:val="4672C4"/>
+          <w:sz w:val="22"/>
+        </w:rPr>
+        <w:t>&gt;&gt; Section11 - Caracteristiques logement</w:t>
+      </w:r>
+    </w:p>
+    <w:p>
+      <w:pPr>
+        <w:ind w:left="283"/>
+      </w:pPr>
+      <w:r>
+        <w:rPr>
+          <w:sz w:val="20"/>
+        </w:rPr>
+        <w:t>- Avertissement!! La distance (en mètres) qui sépare le ménage de la principale source d'approvisionnement en eau de boisson semble très élevé, prière de corriger ou confirmer avec le QG. Avertissement!! la principale source d’énergie pour la cuisine semble ne pas bonne, prière de corriger ou confirmer avec le QG. La principale source d'énergie ( Pétrole) pour la cusine semble incoherent, prière de corriger ou confirmer.</w:t>
+      </w:r>
+    </w:p>
+    <w:p>
+      <w:r>
+        <w:rPr>
+          <w:b/>
+          <w:color w:val="4672C4"/>
+          <w:sz w:val="22"/>
+        </w:rPr>
+        <w:t>&gt;&gt; Section14 - Chocs</w:t>
+      </w:r>
+    </w:p>
+    <w:p>
+      <w:pPr>
+        <w:ind w:left="283"/>
+      </w:pPr>
+      <w:r>
+        <w:rPr>
+          <w:sz w:val="20"/>
+        </w:rPr>
+        <w:t>- Avertissement!! Le ménage n'a été négativement affecté par aucun des problèmes donnés dans la section 14. Confirmez vous cette information avec le QG?</w:t>
+      </w:r>
+    </w:p>
+    <w:p>
+      <w:r>
+        <w:rPr>
+          <w:b/>
+          <w:color w:val="4672C4"/>
+          <w:sz w:val="22"/>
+        </w:rPr>
+        <w:t>&gt;&gt; Section16a - Champs et parcelles</w:t>
+      </w:r>
+    </w:p>
+    <w:p>
+      <w:pPr>
+        <w:ind w:left="283"/>
+      </w:pPr>
+      <w:r>
+        <w:rPr>
+          <w:sz w:val="20"/>
+        </w:rPr>
+        <w:t>- Avertissement!! Le champs a comme nom (CHAMP1) qui ne semble pas être un bon nom ou contient des lettres, prière de mettre le vrai nom du champs. Avertissement!! La parcelle a comme nom (parcelle1) qui ne semble pas être un bon nom ou contient des lettres, prière de mettre le vrai nom de la parcelle. La superficie de la parcelle parcelle1 selon les mesures GPS est de 2587.65 hectare qui semble élevé ou faible, prière de corriger. Le document légal (titre, acte, certificat etc. ) qui affirme votre possession de la parcelle parcelle1 est  et semble exister dans les modalités, prière de prendre attache avec le QG pour plus d'explication afin de la classer bien.</w:t>
+      </w:r>
+    </w:p>
+    <w:p>
+      <w:r>
+        <w:rPr>
+          <w:b/>
+          <w:color w:val="4672C4"/>
+          <w:sz w:val="22"/>
+        </w:rPr>
+        <w:t>&gt;&gt; Section16c - Cultures</w:t>
+      </w:r>
+    </w:p>
+    <w:p>
+      <w:pPr>
+        <w:ind w:left="283"/>
+      </w:pPr>
+      <w:r>
+        <w:rPr>
+          <w:sz w:val="20"/>
+        </w:rPr>
+        <w:t>- La quantité estimée en Kg est incorrecte (Exemple : si le ménage a eu 10 sacs de 100kg = 10*100=1000kg), prière de corriger merci.</w:t>
+      </w:r>
+    </w:p>
+    <w:p>
+      <w:r>
+        <w:rPr>
+          <w:b/>
+          <w:color w:val="4672C4"/>
+          <w:sz w:val="22"/>
+        </w:rPr>
+        <w:t>&gt;&gt; Section19 - Equipements agricoles</w:t>
+      </w:r>
+    </w:p>
+    <w:p>
+      <w:pPr>
+        <w:ind w:left="283"/>
+      </w:pPr>
+      <w:r>
+        <w:rPr>
+          <w:sz w:val="20"/>
+        </w:rPr>
+        <w:t>- Avertissement!! Le nombre (1500)  de Houe/daba/hilaire est élevé, prière de corriger ou confirmer avec le QG.</w:t>
+      </w:r>
+    </w:p>
+    <w:p>
+      <w:r>
+        <w:t>________________________________________________________________________________</w:t>
+      </w:r>
+    </w:p>
+    <w:p>
+      <w:pPr>
+        <w:pStyle w:val="Heading2"/>
+      </w:pPr>
+      <w:r>
+        <w:t>Menage 10</w:t>
+      </w:r>
+    </w:p>
+    <w:tbl>
+      <w:tblPr>
+        <w:tblStyle w:val="TableGrid"/>
+        <w:tblW w:type="auto" w:w="0"/>
+        <w:tblLook w:firstColumn="1" w:firstRow="1" w:lastColumn="0" w:lastRow="0" w:noHBand="0" w:noVBand="1" w:val="04A0"/>
+      </w:tblPr>
+      <w:tblGrid>
+        <w:gridCol w:w="1662"/>
+        <w:gridCol w:w="1662"/>
+        <w:gridCol w:w="1662"/>
+        <w:gridCol w:w="1662"/>
+        <w:gridCol w:w="1662"/>
+        <w:gridCol w:w="1662"/>
+      </w:tblGrid>
+      <w:tr>
+        <w:tc>
+          <w:tcPr>
+            <w:tcW w:type="dxa" w:w="1662"/>
+            <w:shd w:fill="5B9BD5"/>
+          </w:tcPr>
+          <w:p>
+            <w:r>
+              <w:rPr>
+                <w:b/>
+                <w:color w:val="FFFFFF"/>
+                <w:sz w:val="16"/>
+              </w:rPr>
+              <w:t>Interview Key</w:t>
+            </w:r>
+          </w:p>
+        </w:tc>
+        <w:tc>
+          <w:tcPr>
+            <w:tcW w:type="dxa" w:w="1662"/>
+            <w:shd w:fill="5B9BD5"/>
+          </w:tcPr>
+          <w:p>
+            <w:r>
+              <w:rPr>
+                <w:b/>
+                <w:color w:val="FFFFFF"/>
+                <w:sz w:val="16"/>
+              </w:rPr>
+              <w:t>Interview ID</w:t>
+            </w:r>
+          </w:p>
+        </w:tc>
+        <w:tc>
+          <w:tcPr>
+            <w:tcW w:type="dxa" w:w="1662"/>
+            <w:shd w:fill="5B9BD5"/>
+          </w:tcPr>
+          <w:p>
+            <w:r>
+              <w:rPr>
+                <w:b/>
+                <w:color w:val="FFFFFF"/>
+                <w:sz w:val="16"/>
+              </w:rPr>
+              <w:t>ID Agent</w:t>
+            </w:r>
+          </w:p>
+        </w:tc>
+        <w:tc>
+          <w:tcPr>
+            <w:tcW w:type="dxa" w:w="1662"/>
+            <w:shd w:fill="5B9BD5"/>
+          </w:tcPr>
+          <w:p>
+            <w:r>
+              <w:rPr>
+                <w:b/>
+                <w:color w:val="FFFFFF"/>
+                <w:sz w:val="16"/>
+              </w:rPr>
+              <w:t>ID Equipe</w:t>
+            </w:r>
+          </w:p>
+        </w:tc>
+        <w:tc>
+          <w:tcPr>
+            <w:tcW w:type="dxa" w:w="1662"/>
+            <w:shd w:fill="5B9BD5"/>
+          </w:tcPr>
+          <w:p>
+            <w:r>
+              <w:rPr>
+                <w:b/>
+                <w:color w:val="FFFFFF"/>
+                <w:sz w:val="16"/>
+              </w:rPr>
+              <w:t>Agent</w:t>
+            </w:r>
+          </w:p>
+        </w:tc>
+        <w:tc>
+          <w:tcPr>
+            <w:tcW w:type="dxa" w:w="1662"/>
+            <w:shd w:fill="5B9BD5"/>
+          </w:tcPr>
+          <w:p>
+            <w:r>
+              <w:rPr>
+                <w:b/>
+                <w:color w:val="FFFFFF"/>
+                <w:sz w:val="16"/>
+              </w:rPr>
+              <w:t>Chef d'equipe</w:t>
+            </w:r>
+          </w:p>
+        </w:tc>
+      </w:tr>
+      <w:tr>
+        <w:tc>
+          <w:tcPr>
+            <w:tcW w:type="dxa" w:w="1662"/>
+          </w:tcPr>
+          <w:p>
+            <w:r>
+              <w:rPr>
+                <w:sz w:val="14"/>
+              </w:rPr>
+              <w:t>24-01-92-18</w:t>
+            </w:r>
+          </w:p>
+        </w:tc>
+        <w:tc>
+          <w:tcPr>
+            <w:tcW w:type="dxa" w:w="1662"/>
+          </w:tcPr>
+          <w:p>
+            <w:r>
+              <w:rPr>
+                <w:sz w:val="14"/>
+              </w:rPr>
+              <w:t>523138e5de2b49ca9e22ff8f1eeab4f6</w:t>
+            </w:r>
+          </w:p>
+        </w:tc>
+        <w:tc>
+          <w:tcPr>
+            <w:tcW w:type="dxa" w:w="1662"/>
+          </w:tcPr>
+          <w:p>
+            <w:r>
+              <w:rPr>
+                <w:sz w:val="14"/>
+              </w:rPr>
+              <w:t>EQ23_enq1</w:t>
+            </w:r>
+          </w:p>
+        </w:tc>
+        <w:tc>
+          <w:tcPr>
+            <w:tcW w:type="dxa" w:w="1662"/>
+          </w:tcPr>
+          <w:p>
+            <w:r>
+              <w:rPr>
+                <w:sz w:val="14"/>
+              </w:rPr>
+              <w:t>Equipe23</w:t>
+            </w:r>
+          </w:p>
+        </w:tc>
+        <w:tc>
+          <w:tcPr>
+            <w:tcW w:type="dxa" w:w="1662"/>
+          </w:tcPr>
+          <w:p>
+            <w:r>
+              <w:rPr>
+                <w:sz w:val="14"/>
+              </w:rPr>
+              <w:t>Serigne Modou DIOUF</w:t>
+            </w:r>
+          </w:p>
+        </w:tc>
+        <w:tc>
+          <w:tcPr>
+            <w:tcW w:type="dxa" w:w="1662"/>
+          </w:tcPr>
+          <w:p>
+            <w:r>
+              <w:rPr>
+                <w:sz w:val="14"/>
+              </w:rPr>
+              <w:t>Ndeye Marie TENDENG</w:t>
+            </w:r>
+          </w:p>
+        </w:tc>
+      </w:tr>
+    </w:tbl>
+    <w:p/>
+    <w:tbl>
+      <w:tblPr>
+        <w:tblStyle w:val="TableGrid"/>
+        <w:tblW w:type="auto" w:w="0"/>
+        <w:tblLook w:firstColumn="1" w:firstRow="1" w:lastColumn="0" w:lastRow="0" w:noHBand="0" w:noVBand="1" w:val="04A0"/>
+      </w:tblPr>
+      <w:tblGrid>
+        <w:gridCol w:w="3324"/>
+        <w:gridCol w:w="3324"/>
+        <w:gridCol w:w="3324"/>
+      </w:tblGrid>
+      <w:tr>
+        <w:tc>
+          <w:tcPr>
+            <w:tcW w:type="dxa" w:w="3324"/>
+            <w:shd w:fill="70AD47"/>
+          </w:tcPr>
+          <w:p>
+            <w:r>
+              <w:rPr>
+                <w:b/>
+                <w:color w:val="FFFFFF"/>
+                <w:sz w:val="18"/>
+              </w:rPr>
+              <w:t>Chef de Menage</w:t>
+            </w:r>
+          </w:p>
+        </w:tc>
+        <w:tc>
+          <w:tcPr>
+            <w:tcW w:type="dxa" w:w="3324"/>
+            <w:shd w:fill="70AD47"/>
+          </w:tcPr>
+          <w:p>
+            <w:r>
+              <w:rPr>
+                <w:b/>
+                <w:color w:val="FFFFFF"/>
+                <w:sz w:val="18"/>
+              </w:rPr>
+              <w:t>Quartier/Village (s00q05)</w:t>
+            </w:r>
+          </w:p>
+        </w:tc>
+        <w:tc>
+          <w:tcPr>
+            <w:tcW w:type="dxa" w:w="3324"/>
+            <w:shd w:fill="70AD47"/>
+          </w:tcPr>
+          <w:p>
+            <w:r>
+              <w:rPr>
+                <w:b/>
+                <w:color w:val="FFFFFF"/>
+                <w:sz w:val="18"/>
+              </w:rPr>
+              <w:t>Localisation GPS</w:t>
+            </w:r>
+          </w:p>
+        </w:tc>
+      </w:tr>
+      <w:tr>
+        <w:tc>
+          <w:tcPr>
+            <w:tcW w:type="dxa" w:w="3324"/>
+          </w:tcPr>
+          <w:p>
+            <w:r>
+              <w:rPr>
+                <w:sz w:val="18"/>
+              </w:rPr>
+              <w:t>DOUDOU NDONG</w:t>
+            </w:r>
+          </w:p>
+        </w:tc>
+        <w:tc>
+          <w:tcPr>
+            <w:tcW w:type="dxa" w:w="3324"/>
+          </w:tcPr>
+          <w:p>
+            <w:r>
+              <w:rPr>
+                <w:sz w:val="18"/>
+              </w:rPr>
+              <w:t>N/A</w:t>
+            </w:r>
+          </w:p>
+        </w:tc>
+        <w:tc>
+          <w:tcPr>
+            <w:tcW w:type="dxa" w:w="3324"/>
+          </w:tcPr>
+          <w:p>
+            <w:r/>
+            <w:hyperlink r:id="rId16">
+              <w:r>
+                <w:rPr>
+                  <w:color w:val="0563C1"/>
+                  <w:u w:val="single"/>
+                </w:rPr>
+                <w:t>darou rahmane</w:t>
+              </w:r>
+            </w:hyperlink>
+          </w:p>
+        </w:tc>
+      </w:tr>
+    </w:tbl>
+    <w:p/>
+    <w:p>
+      <w:r>
+        <w:rPr>
+          <w:b/>
+          <w:color w:val="4672C4"/>
+          <w:sz w:val="22"/>
+        </w:rPr>
+        <w:t>&gt;&gt; Section1 - Caracteristiques des membres</w:t>
+      </w:r>
+    </w:p>
+    <w:p>
+      <w:pPr>
+        <w:ind w:left="283"/>
+      </w:pPr>
+      <w:r>
+        <w:rPr>
+          <w:sz w:val="20"/>
+        </w:rPr>
+        <w:t>- Attention ! Le montant (20000 Fcfa) dépensé ou reçu en cadeau pour les cartes prépayées, les transferts de crédit et les abonnements de  Doudou Ndong est relativement élevé par rapport aux autres montants depansés observés dans cette zone. Prière de corriger ou de confirmer avec le QG. Attention ! Le montant (10000 Fcfa) dépensé ou reçu en cadeau pour les recharges internet ou de forfaits de données mobiles(hors appels vocaux), aucours des 30 derniers jours de  Doudou Ndong est relativement élevé par rapport aux autres montants depansés observés dans cette zone. Prière de corriger ou de confirmer avec le QG.</w:t>
+      </w:r>
+    </w:p>
+    <w:p>
+      <w:r>
+        <w:rPr>
+          <w:b/>
+          <w:color w:val="4672C4"/>
+          <w:sz w:val="22"/>
+        </w:rPr>
+        <w:t>&gt;&gt; Section3 - Sante</w:t>
+      </w:r>
+    </w:p>
+    <w:p>
+      <w:pPr>
+        <w:ind w:left="283"/>
+      </w:pPr>
+      <w:r>
+        <w:rPr>
+          <w:sz w:val="20"/>
+        </w:rPr>
+        <w:t>- Le moyen principal que [NOM] utilise pour se protéger des piqûres de moustiques en dehors de la moustiquaire est ventillateur et semble exister dans les modalités, prière de prendre attache avec le QG pour plus d'explication afin de la classer bien.</w:t>
+      </w:r>
+    </w:p>
+    <w:p>
+      <w:r>
+        <w:rPr>
+          <w:b/>
+          <w:color w:val="4672C4"/>
+          <w:sz w:val="22"/>
+        </w:rPr>
+        <w:t>&gt;&gt; Section4b - Emploi - Activite principale</w:t>
+      </w:r>
+    </w:p>
+    <w:p>
+      <w:pPr>
+        <w:ind w:left="283"/>
+      </w:pPr>
+      <w:r>
+        <w:rPr>
+          <w:sz w:val="20"/>
+        </w:rPr>
+        <w:t>- Le salaire de Doudou Ndong est de .a, il ne doit pas être égal à 0 et doit être renseigné s'il est salarié. Prière de fournir d'effort pour estimer le salaire de Doudou Ndong.</w:t>
+      </w:r>
+    </w:p>
+    <w:p>
+      <w:r>
+        <w:rPr>
+          <w:b/>
+          <w:color w:val="4672C4"/>
+          <w:sz w:val="22"/>
+        </w:rPr>
+        <w:t>&gt;&gt; Section4c - Emploi - Activite secondaire</w:t>
+      </w:r>
+    </w:p>
+    <w:p>
+      <w:pPr>
+        <w:ind w:left="283"/>
+      </w:pPr>
+      <w:r>
+        <w:rPr>
+          <w:sz w:val="20"/>
+        </w:rPr>
+        <w:t>- Avertissement!!! les informations de Doudou Ndong sur le nombre de mois, jours ou heures de son emploi secondaire sont superieur a celles de son emploi principal , veuillez corriger ou confirmer aupres du QG.</w:t>
+      </w:r>
+    </w:p>
+    <w:p>
+      <w:r>
+        <w:rPr>
+          <w:b/>
+          <w:color w:val="4672C4"/>
+          <w:sz w:val="22"/>
+        </w:rPr>
+        <w:t>&gt;&gt; Section7b - Consommation alimentaire - 7 jours</w:t>
+      </w:r>
+    </w:p>
+    <w:p>
+      <w:pPr>
+        <w:ind w:left="283"/>
+      </w:pPr>
+      <w:r>
+        <w:rPr>
+          <w:sz w:val="20"/>
+        </w:rPr>
+        <w:t>- Attention ! Le prix unitaire d'achat (1000 Fcfa) de Pastèque en Pièce (Moyen) est relativement élevé par rapport aux autres prix observés dans cette zone. Prière de corriger ou de confirmer avec le QG. Avertissement!!! Le ménage a consommé 0.12 Kg taille unique de Pomme de terre, cette quantité semble anormale pour une consommation des 7 derniers jours. prière de corriger ou de confirmer avec le QG. Attention ! Soupçons de quantité anormale! Le ménage de DOUDOU NDONG avec une taille de 1 personnes a consommé .12 Kg en taille unique de Pomme de terre qui est relativement élevé comme consommation par rapport à la condition de vie des autres ménages de même taille dans cette zone. Prière de corriger ou de confirmer avec le QG. Avertissement!!! Le ménage a consommé 7 Paquet Petit de Thé en sachet, cette quantité semble anormale pour une consommation des 7 derniers jours.Prière de corriger ou de confirmer avec le QG. Avertissement!!  le prix unitaire (1000 Fcfa) de Thé en sachet en Carton de taille Petit est très faible ou élevé. Prière de corriger ou de confirmer avec le QG. Le Thé en sachet n'est généralement pas vendu en Carton de taille Petit mais plutôt en paquet prière de confirmer cette information auprès de l'enqueté et corriger si nécessaire.</w:t>
+      </w:r>
+    </w:p>
+    <w:p>
+      <w:r>
+        <w:rPr>
+          <w:b/>
+          <w:color w:val="4672C4"/>
+          <w:sz w:val="22"/>
+        </w:rPr>
+        <w:t>&gt;&gt; Section9e - Depenses non-alimentaires - 6 mois</w:t>
+      </w:r>
+    </w:p>
+    <w:p>
+      <w:pPr>
+        <w:ind w:left="283"/>
+      </w:pPr>
+      <w:r>
+        <w:rPr>
+          <w:sz w:val="20"/>
+        </w:rPr>
+        <w:t>- La dernière fois que vous avez acheté Frais de confection et de réparation de vêtements homme: ensemble, pantalon, chemise, réparation, location vêtement, etc. est entreprise Mboup confection et semble exister dans les modalités, prière de prendre attache avec le QG pour plus d'explication afin de la classer bien.</w:t>
+      </w:r>
+    </w:p>
+    <w:p>
+      <w:r>
+        <w:rPr>
+          <w:b/>
+          <w:color w:val="4672C4"/>
+          <w:sz w:val="22"/>
+        </w:rPr>
+        <w:t>&gt;&gt; Section9f - Depenses non-alimentaires - 12 mois</w:t>
+      </w:r>
+    </w:p>
+    <w:p>
+      <w:pPr>
+        <w:ind w:left="283"/>
+      </w:pPr>
+      <w:r>
+        <w:rPr>
+          <w:sz w:val="20"/>
+        </w:rPr>
+        <w:t>- Moins possible d'avoir un ménage qui n'a effectué aucune des dépenses au cours de 12 derniers mois, veuillez revoir la section pour ce ménage.</w:t>
+      </w:r>
+    </w:p>
+    <w:p>
+      <w:r>
+        <w:rPr>
+          <w:b/>
+          <w:color w:val="4672C4"/>
+          <w:sz w:val="22"/>
+        </w:rPr>
+        <w:t>&gt;&gt; Section10a - Existence entreprise non agricole</w:t>
+      </w:r>
+    </w:p>
+    <w:p>
+      <w:pPr>
+        <w:ind w:left="283"/>
+      </w:pPr>
+      <w:r>
+        <w:rPr>
+          <w:sz w:val="20"/>
+        </w:rPr>
+        <w:t>- Avertissement!!! Le ménage de DOUDOU NDONG a comme taille 1 personnes dont ils vivent à FATICK Rural et aucune d'entre ne possède une entreprise non agricole, prière de revoir cette partie de la section 10 de ce menage.</w:t>
+      </w:r>
+    </w:p>
+    <w:p>
+      <w:r>
+        <w:rPr>
+          <w:b/>
+          <w:color w:val="4672C4"/>
+          <w:sz w:val="22"/>
+        </w:rPr>
+        <w:t>&gt;&gt; Section11 - Caracteristiques logement</w:t>
+      </w:r>
+    </w:p>
+    <w:p>
+      <w:pPr>
+        <w:ind w:left="283"/>
+      </w:pPr>
+      <w:r>
+        <w:rPr>
+          <w:sz w:val="20"/>
+        </w:rPr>
+        <w:t>- Le nombre de pièces occupés est superieur aux nombre de personne vivant dans le ménage. Comment votre ménage se débarrasse-t-il de ses ordures ménagères, prière de classer ces autres à preciser car ils existent dejà.  Le  principal matériau de toit est ardoises et semble exister dans les modalités, prière de prendre attache avec le QG pour plus d'explication afin de la classer bien.  En cas de coupure de courant du réseau, la source d’énergie que le ménage utilise est torche du telephone et semble exister dans les modalités, prière de prendre attache avec le QG pour plus d'explication afin de la classer bien.  Le ménage se débarrasse de ses ordures ménagères avec brulé quelque part et semble exister dans les modalités, prière de prendre attache avec le QG pour plus d'explication afin de la classer bien.  Le moyen que le ménage utilise pour se débarrasser des excréments hors de la concession est il n’a pas encore vider sa fosse et semble exister dans les modalités, prière de prendre attache avec le QG pour plus d'explication afin de la classer bien.</w:t>
+      </w:r>
+    </w:p>
+    <w:p>
+      <w:r>
+        <w:rPr>
+          <w:b/>
+          <w:color w:val="4672C4"/>
+          <w:sz w:val="22"/>
+        </w:rPr>
+        <w:t>&gt;&gt; Section12 - Actifs du menage</w:t>
+      </w:r>
+    </w:p>
+    <w:p>
+      <w:pPr>
+        <w:ind w:left="283"/>
+      </w:pPr>
+      <w:r>
+        <w:rPr>
+          <w:sz w:val="20"/>
+        </w:rPr>
+        <w:t>- Attention ! Moto/Vélomoteur/Tricycle à moteur a été achété à 1200000 Fcfa est relativement élevé par rapport aux autres prix d'achat observés dans cette zone. Prière de corriger ou de confirmer avec le QG. Attention ! Moto/Vélomoteur/Tricycle à moteur a été revendu à 1000000 Fcfa qui est relativement élevé par rapport aux autres prix de revente observés dans cette zone. Prière de corriger ou de confirmer avec le QG.</w:t>
+      </w:r>
+    </w:p>
+    <w:p>
+      <w:r>
+        <w:rPr>
+          <w:b/>
+          <w:color w:val="4672C4"/>
+          <w:sz w:val="22"/>
+        </w:rPr>
+        <w:t>&gt;&gt; Section13b - Transferta emis</w:t>
+      </w:r>
+    </w:p>
+    <w:p>
+      <w:pPr>
+        <w:ind w:left="283"/>
+      </w:pPr>
+      <w:r>
+        <w:rPr>
+          <w:sz w:val="20"/>
+        </w:rPr>
+        <w:t>- L'âge du béneficiaire d'argent dans la section 13b (Transfert emis) semble incoherent voir élévé, prière de verifier ou corriger.</w:t>
+      </w:r>
+    </w:p>
+    <w:p>
+      <w:r>
+        <w:rPr>
+          <w:b/>
+          <w:color w:val="4672C4"/>
+          <w:sz w:val="22"/>
+        </w:rPr>
+        <w:t>&gt;&gt; Section16a - Champs et parcelles</w:t>
+      </w:r>
+    </w:p>
+    <w:p>
+      <w:pPr>
+        <w:ind w:left="283"/>
+      </w:pPr>
+      <w:r>
+        <w:rPr>
+          <w:sz w:val="20"/>
+        </w:rPr>
+        <w:t xml:space="preserve">- Avertissement!! Le champs a comme nom (champ 1) qui ne semble pas être un bon nom ou contient des lettres, prière de mettre le vrai nom du champs. Avertissement!! La parcelle a comme nom (parcelle 1 arachide) qui ne semble pas être un bon nom ou contient des lettres, prière de mettre le vrai nom de la parcelle. Le nombre d'homme de 15 ans et plus (17) non membre du ménage de DOUDOU NDONG ayant travaillé dans la parcelle parcelle 1 arachide pour la période des récoltes semble élevé, prière de corriger. Le nombre de personnes toutes catégories confondues des main-d'oeuvre non-familiale sur la parcelle parcelle 1 arachide au cours de la campagne pour la période des récoltes est de 17 personnes qui semble faible ou élevé. Merci de corriger. Le salaire total payé de toutes catégories confondues par le ménage DOUDOU NDONG pour la main-d'oeuvre non-familiale sur la parcelle parcelle 1 arachide au cours de la campagne pour la période des récoltes est de 0 qui semble élevé ou faible. Merci de corriger. La raison principale de la non mesure de la parcelle parcelle 1 arachide est il n’est pas le proprietaire du champ et semble exister dans les modalités, prière de prendre attache avec le QG pour plus d'explication afin de la classer bien. </w:t>
+        <w:br/>
+        <w:t>- Avertissement!! Le champs a comme nom (champ 1) qui ne semble pas être un bon nom ou contient des lettres, prière de mettre le vrai nom du champs. Avertissement!! La parcelle a comme nom (parcelle 1 mil) qui ne semble pas être un bon nom ou contient des lettres, prière de mettre le vrai nom de la parcelle. Le nombre d'homme de 15 ans et plus (17) non membre du ménage de DOUDOU NDONG ayant travaillé dans la parcelle parcelle 1 mil pour la période des récoltes semble élevé, prière de corriger. Le salaire total payé de toutes catégories confondues par le ménage DOUDOU NDONG pour la main-d'oeuvre non-familiale sur la parcelle parcelle 1 mil au cours de la campagne pour la période d'entretien du sol (sarclage, etc.) est de 80000 qui semble élevé ou faible. Merci de corriger. Le nombre de personnes toutes catégories confondues des main-d'oeuvre non-familiale sur la parcelle parcelle 1 mil au cours de la campagne pour la période des récoltes est de 17 personnes qui semble faible ou élevé. Merci de corriger. Le salaire total payé de toutes catégories confondues par le ménage DOUDOU NDONG pour la main-d'oeuvre non-familiale sur la parcelle parcelle 1 mil au cours de la campagne pour la période des récoltes est de 0 qui semble élevé ou faible. Merci de corriger. La raison principale de la non mesure de la parcelle parcelle 1 mil est il n’est pas le proprietaire du champ et semble exister dans les modalités, prière de prendre attache avec le QG pour plus d'explication afin de la classer bien.</w:t>
+      </w:r>
+    </w:p>
+    <w:p>
+      <w:r>
+        <w:t>________________________________________________________________________________</w:t>
+      </w:r>
+    </w:p>
+    <w:p>
+      <w:pPr>
+        <w:pStyle w:val="Heading2"/>
+      </w:pPr>
+      <w:r>
+        <w:t>Menage 12</w:t>
+      </w:r>
+    </w:p>
+    <w:tbl>
+      <w:tblPr>
+        <w:tblStyle w:val="TableGrid"/>
+        <w:tblW w:type="auto" w:w="0"/>
+        <w:tblLook w:firstColumn="1" w:firstRow="1" w:lastColumn="0" w:lastRow="0" w:noHBand="0" w:noVBand="1" w:val="04A0"/>
+      </w:tblPr>
+      <w:tblGrid>
+        <w:gridCol w:w="1662"/>
+        <w:gridCol w:w="1662"/>
+        <w:gridCol w:w="1662"/>
+        <w:gridCol w:w="1662"/>
+        <w:gridCol w:w="1662"/>
+        <w:gridCol w:w="1662"/>
+      </w:tblGrid>
+      <w:tr>
+        <w:tc>
+          <w:tcPr>
+            <w:tcW w:type="dxa" w:w="1662"/>
+            <w:shd w:fill="5B9BD5"/>
+          </w:tcPr>
+          <w:p>
+            <w:r>
+              <w:rPr>
+                <w:b/>
+                <w:color w:val="FFFFFF"/>
+                <w:sz w:val="16"/>
+              </w:rPr>
+              <w:t>Interview Key</w:t>
+            </w:r>
+          </w:p>
+        </w:tc>
+        <w:tc>
+          <w:tcPr>
+            <w:tcW w:type="dxa" w:w="1662"/>
+            <w:shd w:fill="5B9BD5"/>
+          </w:tcPr>
+          <w:p>
+            <w:r>
+              <w:rPr>
+                <w:b/>
+                <w:color w:val="FFFFFF"/>
+                <w:sz w:val="16"/>
+              </w:rPr>
+              <w:t>Interview ID</w:t>
+            </w:r>
+          </w:p>
+        </w:tc>
+        <w:tc>
+          <w:tcPr>
+            <w:tcW w:type="dxa" w:w="1662"/>
+            <w:shd w:fill="5B9BD5"/>
+          </w:tcPr>
+          <w:p>
+            <w:r>
+              <w:rPr>
+                <w:b/>
+                <w:color w:val="FFFFFF"/>
+                <w:sz w:val="16"/>
+              </w:rPr>
+              <w:t>ID Agent</w:t>
+            </w:r>
+          </w:p>
+        </w:tc>
+        <w:tc>
+          <w:tcPr>
+            <w:tcW w:type="dxa" w:w="1662"/>
+            <w:shd w:fill="5B9BD5"/>
+          </w:tcPr>
+          <w:p>
+            <w:r>
+              <w:rPr>
+                <w:b/>
+                <w:color w:val="FFFFFF"/>
+                <w:sz w:val="16"/>
+              </w:rPr>
+              <w:t>ID Equipe</w:t>
+            </w:r>
+          </w:p>
+        </w:tc>
+        <w:tc>
+          <w:tcPr>
+            <w:tcW w:type="dxa" w:w="1662"/>
+            <w:shd w:fill="5B9BD5"/>
+          </w:tcPr>
+          <w:p>
+            <w:r>
+              <w:rPr>
+                <w:b/>
+                <w:color w:val="FFFFFF"/>
+                <w:sz w:val="16"/>
+              </w:rPr>
+              <w:t>Agent</w:t>
+            </w:r>
+          </w:p>
+        </w:tc>
+        <w:tc>
+          <w:tcPr>
+            <w:tcW w:type="dxa" w:w="1662"/>
+            <w:shd w:fill="5B9BD5"/>
+          </w:tcPr>
+          <w:p>
+            <w:r>
+              <w:rPr>
+                <w:b/>
+                <w:color w:val="FFFFFF"/>
+                <w:sz w:val="16"/>
+              </w:rPr>
+              <w:t>Chef d'equipe</w:t>
+            </w:r>
+          </w:p>
+        </w:tc>
+      </w:tr>
+      <w:tr>
+        <w:tc>
+          <w:tcPr>
+            <w:tcW w:type="dxa" w:w="1662"/>
+          </w:tcPr>
+          <w:p>
+            <w:r>
+              <w:rPr>
+                <w:sz w:val="14"/>
+              </w:rPr>
+              <w:t>48-34-27-92</w:t>
+            </w:r>
+          </w:p>
+        </w:tc>
+        <w:tc>
+          <w:tcPr>
+            <w:tcW w:type="dxa" w:w="1662"/>
+          </w:tcPr>
+          <w:p>
+            <w:r>
+              <w:rPr>
+                <w:sz w:val="14"/>
+              </w:rPr>
+              <w:t>a9e08b8f9e0b442a92ae89cd999b409f</w:t>
+            </w:r>
+          </w:p>
+        </w:tc>
+        <w:tc>
+          <w:tcPr>
+            <w:tcW w:type="dxa" w:w="1662"/>
+          </w:tcPr>
+          <w:p>
+            <w:r>
+              <w:rPr>
+                <w:sz w:val="14"/>
+              </w:rPr>
+              <w:t>EQ23_enq3</w:t>
+            </w:r>
+          </w:p>
+        </w:tc>
+        <w:tc>
+          <w:tcPr>
+            <w:tcW w:type="dxa" w:w="1662"/>
+          </w:tcPr>
+          <w:p>
+            <w:r>
+              <w:rPr>
+                <w:sz w:val="14"/>
+              </w:rPr>
+              <w:t>Equipe23</w:t>
+            </w:r>
+          </w:p>
+        </w:tc>
+        <w:tc>
+          <w:tcPr>
+            <w:tcW w:type="dxa" w:w="1662"/>
+          </w:tcPr>
+          <w:p>
+            <w:r>
+              <w:rPr>
+                <w:sz w:val="14"/>
+              </w:rPr>
+              <w:t>Serigne Fallou DIOUF</w:t>
+            </w:r>
+          </w:p>
+        </w:tc>
+        <w:tc>
+          <w:tcPr>
+            <w:tcW w:type="dxa" w:w="1662"/>
+          </w:tcPr>
+          <w:p>
+            <w:r>
+              <w:rPr>
+                <w:sz w:val="14"/>
+              </w:rPr>
+              <w:t>Ndeye Marie TENDENG</w:t>
+            </w:r>
+          </w:p>
+        </w:tc>
+      </w:tr>
+    </w:tbl>
+    <w:p/>
+    <w:tbl>
+      <w:tblPr>
+        <w:tblStyle w:val="TableGrid"/>
+        <w:tblW w:type="auto" w:w="0"/>
+        <w:tblLook w:firstColumn="1" w:firstRow="1" w:lastColumn="0" w:lastRow="0" w:noHBand="0" w:noVBand="1" w:val="04A0"/>
+      </w:tblPr>
+      <w:tblGrid>
+        <w:gridCol w:w="3324"/>
+        <w:gridCol w:w="3324"/>
+        <w:gridCol w:w="3324"/>
+      </w:tblGrid>
+      <w:tr>
+        <w:tc>
+          <w:tcPr>
+            <w:tcW w:type="dxa" w:w="3324"/>
+            <w:shd w:fill="70AD47"/>
+          </w:tcPr>
+          <w:p>
+            <w:r>
+              <w:rPr>
+                <w:b/>
+                <w:color w:val="FFFFFF"/>
+                <w:sz w:val="18"/>
+              </w:rPr>
+              <w:t>Chef de Menage</w:t>
+            </w:r>
+          </w:p>
+        </w:tc>
+        <w:tc>
+          <w:tcPr>
+            <w:tcW w:type="dxa" w:w="3324"/>
+            <w:shd w:fill="70AD47"/>
+          </w:tcPr>
+          <w:p>
+            <w:r>
+              <w:rPr>
+                <w:b/>
+                <w:color w:val="FFFFFF"/>
+                <w:sz w:val="18"/>
+              </w:rPr>
+              <w:t>Quartier/Village (s00q05)</w:t>
+            </w:r>
+          </w:p>
+        </w:tc>
+        <w:tc>
+          <w:tcPr>
+            <w:tcW w:type="dxa" w:w="3324"/>
+            <w:shd w:fill="70AD47"/>
+          </w:tcPr>
+          <w:p>
+            <w:r>
+              <w:rPr>
+                <w:b/>
+                <w:color w:val="FFFFFF"/>
+                <w:sz w:val="18"/>
+              </w:rPr>
+              <w:t>Localisation GPS</w:t>
+            </w:r>
+          </w:p>
+        </w:tc>
+      </w:tr>
+      <w:tr>
+        <w:tc>
+          <w:tcPr>
+            <w:tcW w:type="dxa" w:w="3324"/>
+          </w:tcPr>
+          <w:p>
+            <w:r>
+              <w:rPr>
+                <w:sz w:val="18"/>
+              </w:rPr>
+              <w:t>GANA NIANE</w:t>
+            </w:r>
+          </w:p>
+        </w:tc>
+        <w:tc>
+          <w:tcPr>
+            <w:tcW w:type="dxa" w:w="3324"/>
+          </w:tcPr>
+          <w:p>
+            <w:r>
+              <w:rPr>
+                <w:sz w:val="18"/>
+              </w:rPr>
+              <w:t>N/A</w:t>
+            </w:r>
+          </w:p>
+        </w:tc>
+        <w:tc>
+          <w:tcPr>
+            <w:tcW w:type="dxa" w:w="3324"/>
+          </w:tcPr>
+          <w:p>
+            <w:r/>
+            <w:hyperlink r:id="rId17">
+              <w:r>
+                <w:rPr>
+                  <w:color w:val="0563C1"/>
+                  <w:u w:val="single"/>
+                </w:rPr>
+                <w:t>NEANT</w:t>
+              </w:r>
+            </w:hyperlink>
+          </w:p>
+        </w:tc>
+      </w:tr>
+    </w:tbl>
+    <w:p/>
+    <w:p>
+      <w:r>
+        <w:rPr>
+          <w:b/>
+          <w:color w:val="4672C4"/>
+          <w:sz w:val="22"/>
+        </w:rPr>
+        <w:t>&gt;&gt; Section0 - Identification et renseignements de controle</w:t>
+      </w:r>
+    </w:p>
+    <w:p>
+      <w:pPr>
+        <w:ind w:left="283"/>
+      </w:pPr>
+      <w:r>
+        <w:rPr>
+          <w:sz w:val="20"/>
+        </w:rPr>
+        <w:t>- Le questionnaire semble ne pas être complètement fini mais le questionnaire est en statut complet, prière de compléter le questionnaire.</w:t>
+      </w:r>
+    </w:p>
+    <w:p>
+      <w:r>
+        <w:rPr>
+          <w:b/>
+          <w:color w:val="4672C4"/>
+          <w:sz w:val="22"/>
+        </w:rPr>
+        <w:t>&gt;&gt; Section1 - Caracteristiques des membres</w:t>
+      </w:r>
+    </w:p>
+    <w:p>
+      <w:pPr>
+        <w:ind w:left="283"/>
+      </w:pPr>
+      <w:r>
+        <w:rPr>
+          <w:sz w:val="20"/>
+        </w:rPr>
+        <w:t>- Attention ! Le montant (5000 Fcfa) dépensé ou reçu en cadeau pour les cartes prépayées, les transferts de crédit et les abonnements de  GANA. NIANE est relativement élevé par rapport aux autres montants depansés observés dans cette zone. Prière de corriger ou de confirmer avec le QG. Attention ! Le montant (6000 Fcfa) dépensé ou reçu en cadeau pour les recharges internet ou de forfaits de données mobiles(hors appels vocaux), aucours des 30 derniers jours de  GANA. NIANE est relativement élevé par rapport aux autres montants depansés observés dans cette zone. Prière de corriger ou de confirmer avec le QG.</w:t>
+      </w:r>
+    </w:p>
+    <w:p>
+      <w:r>
+        <w:rPr>
+          <w:b/>
+          <w:color w:val="4672C4"/>
+          <w:sz w:val="22"/>
+        </w:rPr>
+        <w:t>&gt;&gt; Section2 - Education</w:t>
+      </w:r>
+    </w:p>
+    <w:p>
+      <w:pPr>
+        <w:ind w:left="283"/>
+      </w:pPr>
+      <w:r>
+        <w:rPr>
+          <w:sz w:val="20"/>
+        </w:rPr>
+        <w:t xml:space="preserve">- La raison principale que BAYE SAMBA NIANE n'a pas fait des études dans une école formelle est achévés ses études et semble exister dans les modalités, prière de prendre attache avec le QG pour plus d'explication afin de la classer bien. </w:t>
+        <w:br/>
+        <w:t xml:space="preserve">- La raison principale que GANA. NIANE n'a pas fait des études dans une école formelle est en retraite et semble exister dans les modalités, prière de prendre attache avec le QG pour plus d'explication afin de la classer bien. </w:t>
+        <w:br/>
+        <w:t>- La raison principale que SERIGNE BASSIROU DIENE NIANE n'a pas fait des études dans une école formelle est abandoner et semble exister dans les modalités, prière de prendre attache avec le QG pour plus d'explication afin de la classer bien.</w:t>
+      </w:r>
+    </w:p>
+    <w:p>
+      <w:r>
+        <w:rPr>
+          <w:b/>
+          <w:color w:val="4672C4"/>
+          <w:sz w:val="22"/>
+        </w:rPr>
+        <w:t>&gt;&gt; Section4a - Emploi</w:t>
+      </w:r>
+    </w:p>
+    <w:p>
+      <w:pPr>
+        <w:ind w:left="283"/>
+      </w:pPr>
+      <w:r>
+        <w:rPr>
+          <w:sz w:val="20"/>
+        </w:rPr>
+        <w:t xml:space="preserve">- La  raison principale que BAYE SAMBA NIANE n'a pas cherché du travail au cours des 30 derniers jours est chômeur et semble exister dans les modalités, prière de prendre attache avec le QG pour plus d'explication afin de la classer bien. </w:t>
+        <w:br/>
+        <w:t xml:space="preserve">-  La  raison principale que SERIGNE BASSIROU DIENE NIANE n'a pas cherché du travail au cours des 30 derniers jours est chômeur et semble exister dans les modalités, prière de prendre attache avec le QG pour plus d'explication afin de la classer bien. </w:t>
+        <w:br/>
+        <w:t>- GANA. NIANE fait retraité pour subvenir principalement à ses besoins et semble exister dans les modalités, prière de prendre attache avec le QG pour plus d'explication afin de la classer bien.</w:t>
+      </w:r>
+    </w:p>
+    <w:p>
+      <w:r>
+        <w:rPr>
+          <w:b/>
+          <w:color w:val="4672C4"/>
+          <w:sz w:val="22"/>
+        </w:rPr>
+        <w:t>&gt;&gt; Section7b - Consommation alimentaire - 7 jours</w:t>
+      </w:r>
+    </w:p>
+    <w:p>
+      <w:pPr>
+        <w:ind w:left="283"/>
+      </w:pPr>
+      <w:r>
+        <w:rPr>
+          <w:sz w:val="20"/>
+        </w:rPr>
+        <w:t>- Attention ! Le prix unitaire d'achat (125 Fcfa) de Ail en Gousse (Moyen) est relativement élevé par rapport aux autres prix observés dans cette zone. Prière de corriger ou de confirmer avec le QG. Attention ! Le prix unitaire d'achat (50 Fcfa) de Soumbala (moutarde africaine) en Sachets (Moyen) est relativement faible par rapport aux autres prix observés dans cette zone. Prière de corriger ou de confirmer avec le QG. Avertissement!!! Le ménage a consommé 5 Paquet Petit de Thé en sachet, cette quantité semble anormale pour une consommation des 7 derniers jours.Prière de corriger ou de confirmer avec le QG. Avertissement!! le prix unitaire (125 Fcfa) de Thé en sachet (unité: Paquet) de taille Petit est très faible ou élevé. Prière de corriger ou de confirmer avec le QG. Incohérence!! Dans ce ménage, chaque individus consomme par jour 124.3095 Kg  de cereale; Prière de revoir les quantités prises de ces produits. Le prix d'achat unitaire (1 Fcfa) de Aubergine sauvage  en Pièce de taille Moyen  est invraisemblable, prière de regarder les reponses prises dans les questions s07bq07a s07bq07b s07bq07c s07bq08 pour mieux corriger. Attention ! Le prix unitaire d'achat (1 Fcfa) de Aubergine sauvage  en Pièce (Moyen) est relativement faible par rapport aux autres prix observés dans cette zone. Prière de corriger ou de confirmer avec le QG. Le prix d'achat unitaire (1 Fcfa) de Piment séché en Sachets de taille Petit  est invraisemblable, prière de regarder les reponses prises dans les questions s07bq07a s07bq07b s07bq07c s07bq08 pour mieux corriger. Le prix d'achat unitaire (1 Fcfa) de Poivron frais en Pièce de taille Moyen  est invraisemblable, prière de regarder les reponses prises dans les questions s07bq07a s07bq07b s07bq07c s07bq08 pour mieux corriger.</w:t>
+      </w:r>
+    </w:p>
+    <w:p>
+      <w:r>
+        <w:rPr>
+          <w:b/>
+          <w:color w:val="4672C4"/>
+          <w:sz w:val="22"/>
+        </w:rPr>
+        <w:t>&gt;&gt; Section9b - Depenses non-alimentaires - 7 jours</w:t>
+      </w:r>
+    </w:p>
+    <w:p>
+      <w:pPr>
+        <w:ind w:left="283"/>
+      </w:pPr>
+      <w:r>
+        <w:rPr>
+          <w:sz w:val="20"/>
+        </w:rPr>
+        <w:t>- Il est difficile d'avoir un ménage qui n'a effectué aucune des dépenses mentionnées au cours de 7 derniers jours, prière de revoir la section 9B pour ce ménage.</w:t>
+      </w:r>
+    </w:p>
+    <w:p>
+      <w:r>
+        <w:rPr>
+          <w:b/>
+          <w:color w:val="4672C4"/>
+          <w:sz w:val="22"/>
+        </w:rPr>
+        <w:t>&gt;&gt; Section9d - Depenses non-alimentaires - 3 mois</w:t>
+      </w:r>
+    </w:p>
+    <w:p>
+      <w:pPr>
+        <w:ind w:left="283"/>
+      </w:pPr>
+      <w:r>
+        <w:rPr>
+          <w:sz w:val="20"/>
+        </w:rPr>
+        <w:t>- Difficile pour un ménage de ne pas avoir effectué de dépenses au cours de 3 derniers mois sur les produits/services cités (Section 9D), prière de revoir la section pour ce ménage.</w:t>
+      </w:r>
+    </w:p>
+    <w:p>
+      <w:r>
+        <w:rPr>
+          <w:b/>
+          <w:color w:val="4672C4"/>
+          <w:sz w:val="22"/>
+        </w:rPr>
+        <w:t>&gt;&gt; Section9f - Depenses non-alimentaires - 12 mois</w:t>
+      </w:r>
+    </w:p>
+    <w:p>
+      <w:pPr>
+        <w:ind w:left="283"/>
+      </w:pPr>
+      <w:r>
+        <w:rPr>
+          <w:sz w:val="20"/>
+        </w:rPr>
+        <w:t>- Moins possible d'avoir un ménage qui n'a effectué aucune des dépenses au cours de 12 derniers mois, veuillez revoir la section pour ce ménage.</w:t>
+      </w:r>
+    </w:p>
+    <w:p>
+      <w:r>
+        <w:rPr>
+          <w:b/>
+          <w:color w:val="4672C4"/>
+          <w:sz w:val="22"/>
+        </w:rPr>
+        <w:t>&gt;&gt; Section10b - caracteristiques entreprise non agricole</w:t>
+      </w:r>
+    </w:p>
+    <w:p>
+      <w:pPr>
+        <w:ind w:left="283"/>
+      </w:pPr>
+      <w:r>
+        <w:rPr>
+          <w:sz w:val="20"/>
+        </w:rPr>
+        <w:t>- Incoherence! Dans le ménage de GANA. NIANE il y a un membre qui detient l'entreprise élévage qui semble être de l'agriculture ou de l'élévage, prière de bien classer la nomenclature de l'entreprise s'il ne s'agit pas de l'agriculture ou de l'élévage. S'il s'agit de l'agriculture ou l'élévage prière d'enlever cette entreprise (élévage) dans la section 10 et ajouter soit dans la section agriculture ou l'élévage pour éviter le double compte ou incomprehension.</w:t>
+      </w:r>
+    </w:p>
+    <w:p>
+      <w:r>
+        <w:rPr>
+          <w:b/>
+          <w:color w:val="4672C4"/>
+          <w:sz w:val="22"/>
+        </w:rPr>
+        <w:t>&gt;&gt; Section11 - Caracteristiques logement</w:t>
+      </w:r>
+    </w:p>
+    <w:p>
+      <w:pPr>
+        <w:ind w:left="283"/>
+      </w:pPr>
+      <w:r>
+        <w:rPr>
+          <w:sz w:val="20"/>
+        </w:rPr>
+        <w:t>- Le nombre de pièces occupés est superieur aux nombre de personne vivant dans le ménage.</w:t>
+      </w:r>
+    </w:p>
+    <w:p>
+      <w:r>
+        <w:rPr>
+          <w:b/>
+          <w:color w:val="4672C4"/>
+          <w:sz w:val="22"/>
+        </w:rPr>
+        <w:t>&gt;&gt; Section12 - Actifs du menage</w:t>
+      </w:r>
+    </w:p>
+    <w:p>
+      <w:pPr>
+        <w:ind w:left="283"/>
+      </w:pPr>
+      <w:r>
+        <w:rPr>
+          <w:sz w:val="20"/>
+        </w:rPr>
+        <w:t>- Le nombre d'article ( Salon  (Fauteuils et table basse))  dans ce ménages est élevé (4), prière de corriger ou confirmer avec le QG.</w:t>
+      </w:r>
+    </w:p>
+    <w:p>
+      <w:r>
+        <w:rPr>
+          <w:b/>
+          <w:color w:val="4672C4"/>
+          <w:sz w:val="22"/>
+        </w:rPr>
+        <w:t>&gt;&gt; Section14 - Chocs</w:t>
+      </w:r>
+    </w:p>
+    <w:p>
+      <w:pPr>
+        <w:ind w:left="283"/>
+      </w:pPr>
+      <w:r>
+        <w:rPr>
+          <w:sz w:val="20"/>
+        </w:rPr>
+        <w:t>- Avertissement!! Le ménage n'a été négativement affecté par aucun des problèmes donnés dans la section 14. Confirmez vous cette information avec le QG?</w:t>
+      </w:r>
+    </w:p>
+    <w:p>
+      <w:r>
+        <w:rPr>
+          <w:b/>
+          <w:color w:val="4672C4"/>
+          <w:sz w:val="22"/>
+        </w:rPr>
+        <w:t>&gt;&gt; Section15 - Filets sociaux</w:t>
+      </w:r>
+    </w:p>
+    <w:p>
+      <w:pPr>
+        <w:ind w:left="283"/>
+      </w:pPr>
+      <w:r>
+        <w:rPr>
+          <w:sz w:val="20"/>
+        </w:rPr>
+        <w:t>- Avertissement!! Aucun membre dans ce ménage n'a entendu parler d'aucun programme de la section 15, prière de confirmer ce cas avec le QG.</w:t>
+      </w:r>
+    </w:p>
+    <w:p>
+      <w:r>
+        <w:rPr>
+          <w:b/>
+          <w:color w:val="4672C4"/>
+          <w:sz w:val="22"/>
+        </w:rPr>
+        <w:t>&gt;&gt; Section16a - Champs et parcelles</w:t>
+      </w:r>
+    </w:p>
+    <w:p>
+      <w:pPr>
+        <w:ind w:left="283"/>
+      </w:pPr>
+      <w:r>
+        <w:rPr>
+          <w:sz w:val="20"/>
+        </w:rPr>
+        <w:t>- La section 16 du ménage de GANA. NIANE n'est pas renseigné, prière de renseigner.</w:t>
+      </w:r>
+    </w:p>
+    <w:p>
+      <w:r>
+        <w:t>________________________________________________________________________________</w:t>
+      </w:r>
+    </w:p>
+    <w:p>
+      <w:pPr>
+        <w:pStyle w:val="Heading2"/>
+      </w:pPr>
+      <w:r>
+        <w:t>Menage 13</w:t>
+      </w:r>
+    </w:p>
+    <w:tbl>
+      <w:tblPr>
+        <w:tblStyle w:val="TableGrid"/>
+        <w:tblW w:type="auto" w:w="0"/>
+        <w:tblLook w:firstColumn="1" w:firstRow="1" w:lastColumn="0" w:lastRow="0" w:noHBand="0" w:noVBand="1" w:val="04A0"/>
+      </w:tblPr>
+      <w:tblGrid>
+        <w:gridCol w:w="1662"/>
+        <w:gridCol w:w="1662"/>
+        <w:gridCol w:w="1662"/>
+        <w:gridCol w:w="1662"/>
+        <w:gridCol w:w="1662"/>
+        <w:gridCol w:w="1662"/>
+      </w:tblGrid>
+      <w:tr>
+        <w:tc>
+          <w:tcPr>
+            <w:tcW w:type="dxa" w:w="1662"/>
+            <w:shd w:fill="5B9BD5"/>
+          </w:tcPr>
+          <w:p>
+            <w:r>
+              <w:rPr>
+                <w:b/>
+                <w:color w:val="FFFFFF"/>
+                <w:sz w:val="16"/>
+              </w:rPr>
+              <w:t>Interview Key</w:t>
+            </w:r>
+          </w:p>
+        </w:tc>
+        <w:tc>
+          <w:tcPr>
+            <w:tcW w:type="dxa" w:w="1662"/>
+            <w:shd w:fill="5B9BD5"/>
+          </w:tcPr>
+          <w:p>
+            <w:r>
+              <w:rPr>
+                <w:b/>
+                <w:color w:val="FFFFFF"/>
+                <w:sz w:val="16"/>
+              </w:rPr>
+              <w:t>Interview ID</w:t>
+            </w:r>
+          </w:p>
+        </w:tc>
+        <w:tc>
+          <w:tcPr>
+            <w:tcW w:type="dxa" w:w="1662"/>
+            <w:shd w:fill="5B9BD5"/>
+          </w:tcPr>
+          <w:p>
+            <w:r>
+              <w:rPr>
+                <w:b/>
+                <w:color w:val="FFFFFF"/>
+                <w:sz w:val="16"/>
+              </w:rPr>
+              <w:t>ID Agent</w:t>
+            </w:r>
+          </w:p>
+        </w:tc>
+        <w:tc>
+          <w:tcPr>
+            <w:tcW w:type="dxa" w:w="1662"/>
+            <w:shd w:fill="5B9BD5"/>
+          </w:tcPr>
+          <w:p>
+            <w:r>
+              <w:rPr>
+                <w:b/>
+                <w:color w:val="FFFFFF"/>
+                <w:sz w:val="16"/>
+              </w:rPr>
+              <w:t>ID Equipe</w:t>
+            </w:r>
+          </w:p>
+        </w:tc>
+        <w:tc>
+          <w:tcPr>
+            <w:tcW w:type="dxa" w:w="1662"/>
+            <w:shd w:fill="5B9BD5"/>
+          </w:tcPr>
+          <w:p>
+            <w:r>
+              <w:rPr>
+                <w:b/>
+                <w:color w:val="FFFFFF"/>
+                <w:sz w:val="16"/>
+              </w:rPr>
+              <w:t>Agent</w:t>
+            </w:r>
+          </w:p>
+        </w:tc>
+        <w:tc>
+          <w:tcPr>
+            <w:tcW w:type="dxa" w:w="1662"/>
+            <w:shd w:fill="5B9BD5"/>
+          </w:tcPr>
+          <w:p>
+            <w:r>
+              <w:rPr>
+                <w:b/>
+                <w:color w:val="FFFFFF"/>
+                <w:sz w:val="16"/>
+              </w:rPr>
+              <w:t>Chef d'equipe</w:t>
+            </w:r>
+          </w:p>
+        </w:tc>
+      </w:tr>
+      <w:tr>
+        <w:tc>
+          <w:tcPr>
+            <w:tcW w:type="dxa" w:w="1662"/>
+          </w:tcPr>
+          <w:p>
+            <w:r>
+              <w:rPr>
+                <w:sz w:val="14"/>
+              </w:rPr>
+              <w:t>18-53-41-60</w:t>
+            </w:r>
+          </w:p>
+        </w:tc>
+        <w:tc>
+          <w:tcPr>
+            <w:tcW w:type="dxa" w:w="1662"/>
+          </w:tcPr>
+          <w:p>
+            <w:r>
+              <w:rPr>
+                <w:sz w:val="14"/>
+              </w:rPr>
+              <w:t>e6d75def68a24d4e890c7ab199b3a3bc</w:t>
+            </w:r>
+          </w:p>
+        </w:tc>
+        <w:tc>
+          <w:tcPr>
+            <w:tcW w:type="dxa" w:w="1662"/>
+          </w:tcPr>
+          <w:p>
+            <w:r>
+              <w:rPr>
+                <w:sz w:val="14"/>
+              </w:rPr>
+              <w:t>EQ23_enq2</w:t>
+            </w:r>
+          </w:p>
+        </w:tc>
+        <w:tc>
+          <w:tcPr>
+            <w:tcW w:type="dxa" w:w="1662"/>
+          </w:tcPr>
+          <w:p>
+            <w:r>
+              <w:rPr>
+                <w:sz w:val="14"/>
+              </w:rPr>
+              <w:t>Equipe23</w:t>
+            </w:r>
+          </w:p>
+        </w:tc>
+        <w:tc>
+          <w:tcPr>
+            <w:tcW w:type="dxa" w:w="1662"/>
+          </w:tcPr>
+          <w:p>
+            <w:r>
+              <w:rPr>
+                <w:sz w:val="14"/>
+              </w:rPr>
+              <w:t>El Hadji Djibril DIOUF</w:t>
+            </w:r>
+          </w:p>
+        </w:tc>
+        <w:tc>
+          <w:tcPr>
+            <w:tcW w:type="dxa" w:w="1662"/>
+          </w:tcPr>
+          <w:p>
+            <w:r>
+              <w:rPr>
+                <w:sz w:val="14"/>
+              </w:rPr>
+              <w:t>Ndeye Marie TENDENG</w:t>
+            </w:r>
+          </w:p>
+        </w:tc>
+      </w:tr>
+    </w:tbl>
+    <w:p/>
+    <w:tbl>
+      <w:tblPr>
+        <w:tblStyle w:val="TableGrid"/>
+        <w:tblW w:type="auto" w:w="0"/>
+        <w:tblLook w:firstColumn="1" w:firstRow="1" w:lastColumn="0" w:lastRow="0" w:noHBand="0" w:noVBand="1" w:val="04A0"/>
+      </w:tblPr>
+      <w:tblGrid>
+        <w:gridCol w:w="3324"/>
+        <w:gridCol w:w="3324"/>
+        <w:gridCol w:w="3324"/>
+      </w:tblGrid>
+      <w:tr>
+        <w:tc>
+          <w:tcPr>
+            <w:tcW w:type="dxa" w:w="3324"/>
+            <w:shd w:fill="70AD47"/>
+          </w:tcPr>
+          <w:p>
+            <w:r>
+              <w:rPr>
+                <w:b/>
+                <w:color w:val="FFFFFF"/>
+                <w:sz w:val="18"/>
+              </w:rPr>
+              <w:t>Chef de Menage</w:t>
+            </w:r>
+          </w:p>
+        </w:tc>
+        <w:tc>
+          <w:tcPr>
+            <w:tcW w:type="dxa" w:w="3324"/>
+            <w:shd w:fill="70AD47"/>
+          </w:tcPr>
+          <w:p>
+            <w:r>
+              <w:rPr>
+                <w:b/>
+                <w:color w:val="FFFFFF"/>
+                <w:sz w:val="18"/>
+              </w:rPr>
+              <w:t>Quartier/Village (s00q05)</w:t>
+            </w:r>
+          </w:p>
+        </w:tc>
+        <w:tc>
+          <w:tcPr>
+            <w:tcW w:type="dxa" w:w="3324"/>
+            <w:shd w:fill="70AD47"/>
+          </w:tcPr>
+          <w:p>
+            <w:r>
+              <w:rPr>
+                <w:b/>
+                <w:color w:val="FFFFFF"/>
+                <w:sz w:val="18"/>
+              </w:rPr>
+              <w:t>Localisation GPS</w:t>
+            </w:r>
+          </w:p>
+        </w:tc>
+      </w:tr>
+      <w:tr>
+        <w:tc>
+          <w:tcPr>
+            <w:tcW w:type="dxa" w:w="3324"/>
+          </w:tcPr>
+          <w:p>
+            <w:r>
+              <w:rPr>
+                <w:sz w:val="18"/>
+              </w:rPr>
+              <w:t>NGAGNE DIOP</w:t>
+            </w:r>
+          </w:p>
+        </w:tc>
+        <w:tc>
+          <w:tcPr>
+            <w:tcW w:type="dxa" w:w="3324"/>
+          </w:tcPr>
+          <w:p>
+            <w:r>
+              <w:rPr>
+                <w:sz w:val="18"/>
+              </w:rPr>
+              <w:t>N/A</w:t>
+            </w:r>
+          </w:p>
+        </w:tc>
+        <w:tc>
+          <w:tcPr>
+            <w:tcW w:type="dxa" w:w="3324"/>
+          </w:tcPr>
+          <w:p>
+            <w:r/>
+            <w:hyperlink r:id="rId18">
+              <w:r>
+                <w:rPr>
+                  <w:color w:val="0563C1"/>
+                  <w:u w:val="single"/>
+                </w:rPr>
+                <w:t>NEANT</w:t>
+              </w:r>
+            </w:hyperlink>
+          </w:p>
+        </w:tc>
+      </w:tr>
+    </w:tbl>
+    <w:p/>
+    <w:p>
+      <w:r>
+        <w:rPr>
+          <w:b/>
+          <w:color w:val="4672C4"/>
+          <w:sz w:val="22"/>
+        </w:rPr>
+        <w:t>&gt;&gt; Section0 - Identification et renseignements de controle</w:t>
+      </w:r>
+    </w:p>
+    <w:p>
+      <w:pPr>
+        <w:ind w:left="283"/>
+      </w:pPr>
+      <w:r>
+        <w:rPr>
+          <w:sz w:val="20"/>
+        </w:rPr>
+        <w:t>- Prière de renseigner toutes les informations du ménage dans la section 0 avant d'entamer les autres informations.</w:t>
+      </w:r>
+    </w:p>
+    <w:p>
+      <w:r>
+        <w:rPr>
+          <w:b/>
+          <w:color w:val="4672C4"/>
+          <w:sz w:val="22"/>
+        </w:rPr>
+        <w:t>&gt;&gt; Section1 - Caracteristiques des membres</w:t>
+      </w:r>
+    </w:p>
+    <w:p>
+      <w:pPr>
+        <w:ind w:left="283"/>
+      </w:pPr>
+      <w:r>
+        <w:rPr>
+          <w:sz w:val="20"/>
+        </w:rPr>
+        <w:t xml:space="preserve">- Avertissement!! L'âge (16) ans du premier mariage de Ngagne Diop semble incoherent. Prière de vérifier cette information auprès de l'enquêté et de corriger si nécessaire. Attention ! Le montant (3900 Fcfa) dépensé ou reçu en cadeau pour les cartes prépayées, les transferts de crédit et les abonnements de  Ngagne Diop est relativement élevé par rapport aux autres montants depansés observés dans cette zone. Prière de corriger ou de confirmer avec le QG. </w:t>
+        <w:br/>
+        <w:t xml:space="preserve">- Les informations sur l'acte de naissance (ni Jours, ni mois et ni années) de  Abdou Karime Khoule  manquent, s'il vous plait pouvez-vous fournir d'effort pour avoir ces informations. </w:t>
+        <w:br/>
+        <w:t xml:space="preserve">- Les informations sur l'acte de naissance (ni Jours, ni mois et ni années) de  Arame Diop  manquent, s'il vous plait pouvez-vous fournir d'effort pour avoir ces informations. Le mois de l'enfant ( Arame Diop ) n'est pas connu mais vous avez declaré en s01q04a le nombre de mois, prière de changer NSP au niveau de s01q03b. </w:t>
+        <w:br/>
+        <w:t xml:space="preserve">- Les informations sur l'acte de naissance (ni Jours, ni mois et ni années) de  Cheikh Tidiane Diop  manquent, s'il vous plait pouvez-vous fournir d'effort pour avoir ces informations. </w:t>
+        <w:br/>
+        <w:t xml:space="preserve">- Les informations sur l'acte de naissance (ni Jours, ni mois et ni années) de  Mor Talla Diop  manquent, s'il vous plait pouvez-vous fournir d'effort pour avoir ces informations. Incoherence! Mor Talla Diop dispose d'un téléphone portable à s01q39, donc la raison évoquée ne peut pas être (ne dispose pas d'appareil). </w:t>
+        <w:br/>
+        <w:t xml:space="preserve">- Les informations sur l'acte de naissance (ni Jours, ni mois et ni années) de  Oumou Khaïry Diop  manquent, s'il vous plait pouvez-vous fournir d'effort pour avoir ces informations. </w:t>
+        <w:br/>
+        <w:t xml:space="preserve">- Les informations sur l'acte de naissance (ni Jours, ni mois et ni années) de  Seynabou Diop  manquent, s'il vous plait pouvez-vous fournir d'effort pour avoir ces informations. </w:t>
+        <w:br/>
+        <w:t>- Les informations sur l'acte de naissance (ni Jours, ni mois et ni années) de  Thierno Mbaye  manquent, s'il vous plait pouvez-vous fournir d'effort pour avoir ces informations.</w:t>
+      </w:r>
+    </w:p>
+    <w:p>
+      <w:r>
+        <w:rPr>
+          <w:b/>
+          <w:color w:val="4672C4"/>
+          <w:sz w:val="22"/>
+        </w:rPr>
+        <w:t>&gt;&gt; Section2 - Education</w:t>
+      </w:r>
+    </w:p>
+    <w:p>
+      <w:pPr>
+        <w:ind w:left="283"/>
+      </w:pPr>
+      <w:r>
+        <w:rPr>
+          <w:sz w:val="20"/>
+        </w:rPr>
+        <w:t xml:space="preserve">- Peu probable! Abdou Karime Khoule  n'arrive pas  à comprendre un petit texte lu dans une langue locale (s02q03). Veuillez corriger ou donner des explications au QG. </w:t>
+        <w:br/>
+        <w:t xml:space="preserve">- Peu probable! Awa Diop  n'arrive pas  à comprendre un petit texte lu dans une langue locale (s02q03). Veuillez corriger ou donner des explications au QG. Peu probable! Awa Diop  ne sait ni lire, ni écrire, ni comprendre dans aucune des langues  (s02q01,s02q02,s02q03). Veuillez corriger ou donner des explications au QG. </w:t>
+        <w:br/>
+        <w:t xml:space="preserve">- Peu probable! Cheikh Tidiane Diop  n'arrive pas  à comprendre un petit texte lu dans une langue locale (s02q03). Veuillez corriger ou donner des explications au QG. </w:t>
+        <w:br/>
+        <w:t xml:space="preserve">- Peu probable! Lamine Diop  n'arrive pas  à comprendre un petit texte lu dans une langue locale (s02q03). Veuillez corriger ou donner des explications au QG. Peu probable! Lamine Diop  ne sait ni lire, ni écrire, ni comprendre dans aucune des langues  (s02q01,s02q02,s02q03). Veuillez corriger ou donner des explications au QG. </w:t>
+        <w:br/>
+        <w:t xml:space="preserve">- Peu probable! Mame Kouna Diop  n'arrive pas  à comprendre un petit texte lu dans une langue locale (s02q03). Veuillez corriger ou donner des explications au QG. Peu probable! Mame Kouna Diop  ne sait ni lire, ni écrire, ni comprendre dans aucune des langues  (s02q01,s02q02,s02q03). Veuillez corriger ou donner des explications au QG. </w:t>
+        <w:br/>
+        <w:t xml:space="preserve">- Peu probable! Mor Talla Diop  n'arrive pas  à comprendre un petit texte lu dans une langue locale (s02q03). Veuillez corriger ou donner des explications au QG. Peu probable! Mor Talla Diop  ne sait ni lire, ni écrire, ni comprendre dans aucune des langues  (s02q01,s02q02,s02q03). Veuillez corriger ou donner des explications au QG. </w:t>
+        <w:br/>
+        <w:t xml:space="preserve">- Peu probable! Ngagne Diop  n'arrive pas  à comprendre un petit texte lu dans une langue locale (s02q03). Veuillez corriger ou donner des explications au QG. Peu probable! Ngagne Diop  ne sait ni lire, ni écrire, ni comprendre dans aucune des langues  (s02q01,s02q02,s02q03). Veuillez corriger ou donner des explications au QG. </w:t>
+        <w:br/>
+        <w:t>- Peu probable! Seynabou Diop  n'arrive pas  à comprendre un petit texte lu dans une langue locale (s02q03). Veuillez corriger ou donner des explications au QG.</w:t>
+      </w:r>
+    </w:p>
+    <w:p>
+      <w:r>
+        <w:rPr>
+          <w:b/>
+          <w:color w:val="4672C4"/>
+          <w:sz w:val="22"/>
+        </w:rPr>
+        <w:t>&gt;&gt; Section3 - Sante</w:t>
+      </w:r>
+    </w:p>
+    <w:p>
+      <w:pPr>
+        <w:ind w:left="283"/>
+      </w:pPr>
+      <w:r>
+        <w:rPr>
+          <w:sz w:val="20"/>
+        </w:rPr>
+        <w:t>- Le principal problème de santé que Arame Diop a eu est Maux de ventre et semble exister dans les modalités, prière de prendre attache avec le QG pour plus d'explication afin de la classer bien.</w:t>
+      </w:r>
+    </w:p>
+    <w:p>
+      <w:r>
+        <w:rPr>
+          <w:b/>
+          <w:color w:val="4672C4"/>
+          <w:sz w:val="22"/>
+        </w:rPr>
+        <w:t>&gt;&gt; Section4a - Emploi</w:t>
+      </w:r>
+    </w:p>
+    <w:p>
+      <w:pPr>
+        <w:ind w:left="283"/>
+      </w:pPr>
+      <w:r>
+        <w:rPr>
+          <w:sz w:val="20"/>
+        </w:rPr>
+        <w:t xml:space="preserve">- Avertissement! Généralement les jeunes hommes (10 à 25ans) font des travaux ménager soit apprendre les enfants à reviser leurs léçons ou d'autres cours, Abdou Karime Khoule n'a consacré aucune heure pour les travaux cités en s04q01, s04q02, s04q03, s04q04, s04q05, s04q06, s04q07 et s04q08.Prière de regarder pour corriger ou confirmer avec le QG. </w:t>
+        <w:br/>
+        <w:t xml:space="preserve">- Avertissement! Généralement les jeunes hommes (10 à 25ans) font des travaux ménager soit apprendre les enfants à reviser leurs léçons ou d'autres cours, Cheikh Tidiane Diop n'a consacré aucune heure pour les travaux cités en s04q01, s04q02, s04q03, s04q04, s04q05, s04q06, s04q07 et s04q08.Prière de regarder pour corriger ou confirmer avec le QG. </w:t>
+        <w:br/>
+        <w:t xml:space="preserve">- Avertissement! Généralement les jeunes hommes (10 à 25ans) font des travaux ménager soit apprendre les enfants à reviser leurs léçons ou d'autres cours, Mor Talla Diop n'a consacré aucune heure pour les travaux cités en s04q01, s04q02, s04q03, s04q04, s04q05, s04q06, s04q07 et s04q08.Prière de regarder pour corriger ou confirmer avec le QG.  La  raison principale que Mor Talla Diop n'a pas cherché du travail au cours des 30 derniers jours est Ecole coranique et semble exister dans les modalités, prière de prendre attache avec le QG pour plus d'explication afin de la classer bien. </w:t>
+        <w:br/>
+        <w:t>- Avertissement! Généralement les jeunes hommes (10 à 25ans) font des travaux ménager soit apprendre les enfants à reviser leurs léçons ou d'autres cours, Thierno Mbaye n'a consacré aucune heure pour les travaux cités en s04q01, s04q02, s04q03, s04q04, s04q05, s04q06, s04q07 et s04q08.Prière de regarder pour corriger ou confirmer avec le QG.</w:t>
+      </w:r>
+    </w:p>
+    <w:p>
+      <w:r>
+        <w:rPr>
+          <w:b/>
+          <w:color w:val="4672C4"/>
+          <w:sz w:val="22"/>
+        </w:rPr>
+        <w:t>&gt;&gt; Section4b - Emploi - Activite principale</w:t>
+      </w:r>
+    </w:p>
+    <w:p>
+      <w:pPr>
+        <w:ind w:left="283"/>
+      </w:pPr>
+      <w:r>
+        <w:rPr>
+          <w:sz w:val="20"/>
+        </w:rPr>
+        <w:t>- Prière de changer la branche d'activité de Ngagne Diop, les agriculteurs dont leurs cultures est principalement destiné à la consommation du ménage sont des (Agriculteurs, subsistances) et ceux qui le font avec l'élevage sont des (Agriculteurs et eleveurs, subsistances)</w:t>
+      </w:r>
+    </w:p>
+    <w:p>
+      <w:r>
+        <w:rPr>
+          <w:b/>
+          <w:color w:val="4672C4"/>
+          <w:sz w:val="22"/>
+        </w:rPr>
+        <w:t>&gt;&gt; Section7b - Consommation alimentaire - 7 jours</w:t>
+      </w:r>
+    </w:p>
+    <w:p>
+      <w:pPr>
+        <w:ind w:left="283"/>
+      </w:pPr>
+      <w:r>
+        <w:rPr>
+          <w:sz w:val="20"/>
+        </w:rPr>
+        <w:t>- Attention ! Le prix unitaire d'achat (200 Fcfa) de Tomate fraîche en Sachets (Moyen) est relativement élevé par rapport aux autres prix observés dans cette zone. Prière de corriger ou de confirmer avec le QG. Attention ! Le prix unitaire d'achat (400 Fcfa) de Piment séché en Sachets (Moyen) est relativement élevé par rapport aux autres prix observés dans cette zone. Prière de corriger ou de confirmer avec le QG. Attention ! Le prix unitaire d'achat (50 Fcfa) de Aubergine   en Pièce (Moyen) est relativement faible par rapport aux autres prix observés dans cette zone. Prière de corriger ou de confirmer avec le QG. Avertissement!! La quantité (3.75 litre) du produit Huile de soja  consommée  par le ménage semble très élevé, prière de corriger ou confirmer avec le QG. Avertissement!!! Le ménage a consommé 7 Paquet Moyen de Thé en sachet, cette quantité semble anormale pour une consommation des 7 derniers jours.Prière de corriger ou de confirmer avec le QG. Avertissement!! le prix unitaire (100 Fcfa) de Thé en sachet (unité: Paquet) de taille Moyen est très faible ou élevé. Prière de corriger ou de confirmer avec le QG. Avertissement!!! Le ménage a consommé 9 Tas Moyen de Capitaine frais, cette quantité semble anormale pour une consommation des 7 derniers jours.Prière de corriger ou de confirmer avec le QG. Attention ! Le prix unitaire d'achat (55.55556 Fcfa) de Capitaine frais en Tas (Moyen) est relativement faible par rapport aux autres prix observés dans cette zone. Prière de corriger ou de confirmer avec le QG. Avertissement!!!Le ménage a consommé 77 Cuillère de Petit de Beurre  ce qui semble incoherent pour une consommation aucours des 7 derniers jours, prière de verifier et corriger. Incohérence!! Dans ce ménage, chaque individus consomme par jour 9.907792 Kg  de cereale; Prière de revoir les quantités prises de ces produits. Incohérence!! Dans ce ménage, chaque individus consomme par jour 9.907792 Kg  de cereale; Prière de revoir les quantités prises de ces produits.</w:t>
+      </w:r>
+    </w:p>
+    <w:p>
+      <w:r>
+        <w:rPr>
+          <w:b/>
+          <w:color w:val="4672C4"/>
+          <w:sz w:val="22"/>
+        </w:rPr>
+        <w:t>&gt;&gt; Section9b - Depenses non-alimentaires - 7 jours</w:t>
+      </w:r>
+    </w:p>
+    <w:p>
+      <w:pPr>
+        <w:ind w:left="283"/>
+      </w:pPr>
+      <w:r>
+        <w:rPr>
+          <w:sz w:val="20"/>
+        </w:rPr>
+        <w:t>- Peu plausible! le montant de la dépense pour Transport urbain/rural par traction animale semble faible. Veuillez, s'il vous plaît, confirmer cette information avec le QG ou la corriger.</w:t>
+      </w:r>
+    </w:p>
+    <w:p>
+      <w:r>
+        <w:rPr>
+          <w:b/>
+          <w:color w:val="4672C4"/>
+          <w:sz w:val="22"/>
+        </w:rPr>
+        <w:t>&gt;&gt; Section9c - Depenses non-alimentaires - 30 jours</w:t>
+      </w:r>
+    </w:p>
+    <w:p>
+      <w:pPr>
+        <w:ind w:left="283"/>
+      </w:pPr>
+      <w:r>
+        <w:rPr>
+          <w:sz w:val="20"/>
+        </w:rPr>
+        <w:t>- La dernière fois que vous avez acheté Bois de chauffe ramassé/coupé (estimer la valeur) est Dans la brouse et semble exister dans les modalités, prière de prendre attache avec le QG pour plus d'explication afin de la classer bien.</w:t>
+      </w:r>
+    </w:p>
+    <w:p>
+      <w:r>
+        <w:rPr>
+          <w:b/>
+          <w:color w:val="4672C4"/>
+          <w:sz w:val="22"/>
+        </w:rPr>
+        <w:t>&gt;&gt; Section9f - Depenses non-alimentaires - 12 mois</w:t>
+      </w:r>
+    </w:p>
+    <w:p>
+      <w:pPr>
+        <w:ind w:left="283"/>
+      </w:pPr>
+      <w:r>
+        <w:rPr>
+          <w:sz w:val="20"/>
+        </w:rPr>
+        <w:t>- || Peu plausible! le montant de la dépense pour Matériaux de maçonnerie pour la construction ou les grosses réparations de logement: ciment, briques, fer à béton, sable, gravier, parpaings, etc semble trop faible ou élevé. Veuillez, s'il vous plaît, confirmer cette information avec le QG ou la corriger.</w:t>
+      </w:r>
+    </w:p>
+    <w:p>
+      <w:r>
+        <w:rPr>
+          <w:b/>
+          <w:color w:val="4672C4"/>
+          <w:sz w:val="22"/>
+        </w:rPr>
+        <w:t>&gt;&gt; Section11 - Caracteristiques logement</w:t>
+      </w:r>
+    </w:p>
+    <w:p>
+      <w:pPr>
+        <w:ind w:left="283"/>
+      </w:pPr>
+      <w:r>
+        <w:rPr>
+          <w:sz w:val="20"/>
+        </w:rPr>
+        <w:t>- Avertissement!! La distance (en mètres) qui sépare le ménage de la principale source d'approvisionnement en eau de boisson semble très élevé, prière de corriger ou confirmer avec le QG. Avertissement!! la principale source d’énergie pour la cuisine semble ne pas bonne, prière de corriger ou confirmer avec le QG. La principale source d'énergie ( Charbon minéral) pour la cusine semble incoherent, prière de corriger ou confirmer.</w:t>
+      </w:r>
+    </w:p>
+    <w:p>
+      <w:r>
+        <w:rPr>
+          <w:b/>
+          <w:color w:val="4672C4"/>
+          <w:sz w:val="22"/>
+        </w:rPr>
+        <w:t>&gt;&gt; Section14 - Chocs</w:t>
+      </w:r>
+    </w:p>
+    <w:p>
+      <w:pPr>
+        <w:ind w:left="283"/>
+      </w:pPr>
+      <w:r>
+        <w:rPr>
+          <w:sz w:val="20"/>
+        </w:rPr>
+        <w:t>- Avertissement!! Le ménage n'a été négativement affecté par aucun des problèmes donnés dans la section 14. Confirmez vous cette information avec le QG?</w:t>
+      </w:r>
+    </w:p>
+    <w:p>
+      <w:r>
+        <w:rPr>
+          <w:b/>
+          <w:color w:val="4672C4"/>
+          <w:sz w:val="22"/>
+        </w:rPr>
+        <w:t>&gt;&gt; Section16a - Champs et parcelles</w:t>
+      </w:r>
+    </w:p>
+    <w:p>
+      <w:pPr>
+        <w:ind w:left="283"/>
+      </w:pPr>
+      <w:r>
+        <w:rPr>
+          <w:sz w:val="20"/>
+        </w:rPr>
+        <w:t xml:space="preserve">- La quantité d'utilisation de fongicides dans la parcelle Parcelle arachide est de 500 Gramme et semble élevé, prière de corriger. La superficie de la parcelle Parcelle arachide selon les mesures GPS est de 7802.53 hectare qui semble élevé ou faible, prière de corriger. </w:t>
+        <w:br/>
+        <w:t xml:space="preserve">- La superficie de la parcelle Parcelle arachide selon les mesures GPS est de 97.27 hectare qui semble élevé ou faible, prière de corriger. </w:t>
+        <w:br/>
+        <w:t>- La superficie de la parcelle Parcelle mil selon les mesures GPS est de 121.17 hectare qui semble élevé ou faible, prière de corriger.</w:t>
+      </w:r>
+    </w:p>
+    <w:p>
+      <w:r>
+        <w:rPr>
+          <w:b/>
+          <w:color w:val="4672C4"/>
+          <w:sz w:val="22"/>
+        </w:rPr>
+        <w:t>&gt;&gt; Section16c - Cultures</w:t>
+      </w:r>
+    </w:p>
+    <w:p>
+      <w:pPr>
+        <w:ind w:left="283"/>
+      </w:pPr>
+      <w:r>
+        <w:rPr>
+          <w:sz w:val="20"/>
+        </w:rPr>
+        <w:t>- La quantité estimée en Kg est incorrecte (Exemple : si le ménage a eu 10 sacs de 100kg = 10*100=1000kg), prière de corriger merci.</w:t>
+      </w:r>
+    </w:p>
+    <w:p>
+      <w:r>
+        <w:rPr>
+          <w:b/>
+          <w:color w:val="4672C4"/>
+          <w:sz w:val="22"/>
+        </w:rPr>
+        <w:t>&gt;&gt; Section19 - Equipements agricoles</w:t>
+      </w:r>
+    </w:p>
+    <w:p>
+      <w:pPr>
+        <w:ind w:left="283"/>
+      </w:pPr>
+      <w:r>
+        <w:rPr>
+          <w:sz w:val="20"/>
+        </w:rPr>
+        <w:t>- Avertissement!! L'âge (32 ans)  de Charrettes dans ce ménage semble être élevé, prière de corriger ou confirmer avec le QG. Avertissement!! Le prix d'achat (30000 FCFA) de Charrettes est inférieur aux prix de revente (100000 FCFA), prière de verifier et corriger ou confirmer l'information avec le QG.</w:t>
+      </w:r>
+    </w:p>
+    <w:p>
+      <w:r>
+        <w:t>________________________________________________________________________________</w:t>
+      </w:r>
+    </w:p>
+    <w:p>
+      <w:pPr>
+        <w:pStyle w:val="Heading2"/>
+      </w:pPr>
+      <w:r>
+        <w:t>Menage 14</w:t>
+      </w:r>
+    </w:p>
+    <w:tbl>
+      <w:tblPr>
+        <w:tblStyle w:val="TableGrid"/>
+        <w:tblW w:type="auto" w:w="0"/>
+        <w:tblLook w:firstColumn="1" w:firstRow="1" w:lastColumn="0" w:lastRow="0" w:noHBand="0" w:noVBand="1" w:val="04A0"/>
+      </w:tblPr>
+      <w:tblGrid>
+        <w:gridCol w:w="1662"/>
+        <w:gridCol w:w="1662"/>
+        <w:gridCol w:w="1662"/>
+        <w:gridCol w:w="1662"/>
+        <w:gridCol w:w="1662"/>
+        <w:gridCol w:w="1662"/>
+      </w:tblGrid>
+      <w:tr>
+        <w:tc>
+          <w:tcPr>
+            <w:tcW w:type="dxa" w:w="1662"/>
+            <w:shd w:fill="5B9BD5"/>
+          </w:tcPr>
+          <w:p>
+            <w:r>
+              <w:rPr>
+                <w:b/>
+                <w:color w:val="FFFFFF"/>
+                <w:sz w:val="16"/>
+              </w:rPr>
+              <w:t>Interview Key</w:t>
+            </w:r>
+          </w:p>
+        </w:tc>
+        <w:tc>
+          <w:tcPr>
+            <w:tcW w:type="dxa" w:w="1662"/>
+            <w:shd w:fill="5B9BD5"/>
+          </w:tcPr>
+          <w:p>
+            <w:r>
+              <w:rPr>
+                <w:b/>
+                <w:color w:val="FFFFFF"/>
+                <w:sz w:val="16"/>
+              </w:rPr>
+              <w:t>Interview ID</w:t>
+            </w:r>
+          </w:p>
+        </w:tc>
+        <w:tc>
+          <w:tcPr>
+            <w:tcW w:type="dxa" w:w="1662"/>
+            <w:shd w:fill="5B9BD5"/>
+          </w:tcPr>
+          <w:p>
+            <w:r>
+              <w:rPr>
+                <w:b/>
+                <w:color w:val="FFFFFF"/>
+                <w:sz w:val="16"/>
+              </w:rPr>
+              <w:t>ID Agent</w:t>
+            </w:r>
+          </w:p>
+        </w:tc>
+        <w:tc>
+          <w:tcPr>
+            <w:tcW w:type="dxa" w:w="1662"/>
+            <w:shd w:fill="5B9BD5"/>
+          </w:tcPr>
+          <w:p>
+            <w:r>
+              <w:rPr>
+                <w:b/>
+                <w:color w:val="FFFFFF"/>
+                <w:sz w:val="16"/>
+              </w:rPr>
+              <w:t>ID Equipe</w:t>
+            </w:r>
+          </w:p>
+        </w:tc>
+        <w:tc>
+          <w:tcPr>
+            <w:tcW w:type="dxa" w:w="1662"/>
+            <w:shd w:fill="5B9BD5"/>
+          </w:tcPr>
+          <w:p>
+            <w:r>
+              <w:rPr>
+                <w:b/>
+                <w:color w:val="FFFFFF"/>
+                <w:sz w:val="16"/>
+              </w:rPr>
+              <w:t>Agent</w:t>
+            </w:r>
+          </w:p>
+        </w:tc>
+        <w:tc>
+          <w:tcPr>
+            <w:tcW w:type="dxa" w:w="1662"/>
+            <w:shd w:fill="5B9BD5"/>
+          </w:tcPr>
+          <w:p>
+            <w:r>
+              <w:rPr>
+                <w:b/>
+                <w:color w:val="FFFFFF"/>
+                <w:sz w:val="16"/>
+              </w:rPr>
+              <w:t>Chef d'equipe</w:t>
+            </w:r>
+          </w:p>
+        </w:tc>
+      </w:tr>
+      <w:tr>
+        <w:tc>
+          <w:tcPr>
+            <w:tcW w:type="dxa" w:w="1662"/>
+          </w:tcPr>
+          <w:p>
+            <w:r>
+              <w:rPr>
+                <w:sz w:val="14"/>
+              </w:rPr>
+              <w:t>95-00-06-11</w:t>
+            </w:r>
+          </w:p>
+        </w:tc>
+        <w:tc>
+          <w:tcPr>
+            <w:tcW w:type="dxa" w:w="1662"/>
+          </w:tcPr>
+          <w:p>
+            <w:r>
+              <w:rPr>
+                <w:sz w:val="14"/>
+              </w:rPr>
+              <w:t>c4774ebe06f6491dbc297e372a1c9265</w:t>
+            </w:r>
+          </w:p>
+        </w:tc>
+        <w:tc>
+          <w:tcPr>
+            <w:tcW w:type="dxa" w:w="1662"/>
+          </w:tcPr>
+          <w:p>
+            <w:r>
+              <w:rPr>
+                <w:sz w:val="14"/>
+              </w:rPr>
+              <w:t>EQ23_enq3</w:t>
+            </w:r>
+          </w:p>
+        </w:tc>
+        <w:tc>
+          <w:tcPr>
+            <w:tcW w:type="dxa" w:w="1662"/>
+          </w:tcPr>
+          <w:p>
+            <w:r>
+              <w:rPr>
+                <w:sz w:val="14"/>
+              </w:rPr>
+              <w:t>Equipe23</w:t>
+            </w:r>
+          </w:p>
+        </w:tc>
+        <w:tc>
+          <w:tcPr>
+            <w:tcW w:type="dxa" w:w="1662"/>
+          </w:tcPr>
+          <w:p>
+            <w:r>
+              <w:rPr>
+                <w:sz w:val="14"/>
+              </w:rPr>
+              <w:t>Serigne Fallou DIOUF</w:t>
+            </w:r>
+          </w:p>
+        </w:tc>
+        <w:tc>
+          <w:tcPr>
+            <w:tcW w:type="dxa" w:w="1662"/>
+          </w:tcPr>
+          <w:p>
+            <w:r>
+              <w:rPr>
+                <w:sz w:val="14"/>
+              </w:rPr>
+              <w:t>Ndeye Marie TENDENG</w:t>
+            </w:r>
+          </w:p>
+        </w:tc>
+      </w:tr>
+    </w:tbl>
+    <w:p/>
+    <w:tbl>
+      <w:tblPr>
+        <w:tblStyle w:val="TableGrid"/>
+        <w:tblW w:type="auto" w:w="0"/>
+        <w:tblLook w:firstColumn="1" w:firstRow="1" w:lastColumn="0" w:lastRow="0" w:noHBand="0" w:noVBand="1" w:val="04A0"/>
+      </w:tblPr>
+      <w:tblGrid>
+        <w:gridCol w:w="3324"/>
+        <w:gridCol w:w="3324"/>
+        <w:gridCol w:w="3324"/>
+      </w:tblGrid>
+      <w:tr>
+        <w:tc>
+          <w:tcPr>
+            <w:tcW w:type="dxa" w:w="3324"/>
+            <w:shd w:fill="70AD47"/>
+          </w:tcPr>
+          <w:p>
+            <w:r>
+              <w:rPr>
+                <w:b/>
+                <w:color w:val="FFFFFF"/>
+                <w:sz w:val="18"/>
+              </w:rPr>
+              <w:t>Chef de Menage</w:t>
+            </w:r>
+          </w:p>
+        </w:tc>
+        <w:tc>
+          <w:tcPr>
+            <w:tcW w:type="dxa" w:w="3324"/>
+            <w:shd w:fill="70AD47"/>
+          </w:tcPr>
+          <w:p>
+            <w:r>
+              <w:rPr>
+                <w:b/>
+                <w:color w:val="FFFFFF"/>
+                <w:sz w:val="18"/>
+              </w:rPr>
+              <w:t>Quartier/Village (s00q05)</w:t>
+            </w:r>
+          </w:p>
+        </w:tc>
+        <w:tc>
+          <w:tcPr>
+            <w:tcW w:type="dxa" w:w="3324"/>
+            <w:shd w:fill="70AD47"/>
+          </w:tcPr>
+          <w:p>
+            <w:r>
+              <w:rPr>
+                <w:b/>
+                <w:color w:val="FFFFFF"/>
+                <w:sz w:val="18"/>
+              </w:rPr>
+              <w:t>Localisation GPS</w:t>
+            </w:r>
+          </w:p>
+        </w:tc>
+      </w:tr>
+      <w:tr>
+        <w:tc>
+          <w:tcPr>
+            <w:tcW w:type="dxa" w:w="3324"/>
+          </w:tcPr>
+          <w:p>
+            <w:r>
+              <w:rPr>
+                <w:sz w:val="18"/>
+              </w:rPr>
+              <w:t>MAMADOU SEYDOU BA</w:t>
+            </w:r>
+          </w:p>
+        </w:tc>
+        <w:tc>
+          <w:tcPr>
+            <w:tcW w:type="dxa" w:w="3324"/>
+          </w:tcPr>
+          <w:p>
+            <w:r>
+              <w:rPr>
+                <w:sz w:val="18"/>
+              </w:rPr>
+              <w:t>N/A</w:t>
+            </w:r>
+          </w:p>
+        </w:tc>
+        <w:tc>
+          <w:tcPr>
+            <w:tcW w:type="dxa" w:w="3324"/>
+          </w:tcPr>
+          <w:p>
+            <w:r/>
+            <w:hyperlink r:id="rId19">
+              <w:r>
+                <w:rPr>
+                  <w:color w:val="0563C1"/>
+                  <w:u w:val="single"/>
+                </w:rPr>
+                <w:t>NEANT</w:t>
+              </w:r>
+            </w:hyperlink>
+          </w:p>
+        </w:tc>
+      </w:tr>
+    </w:tbl>
+    <w:p/>
+    <w:p>
+      <w:r>
+        <w:rPr>
+          <w:b/>
+          <w:color w:val="4672C4"/>
+          <w:sz w:val="22"/>
+        </w:rPr>
+        <w:t>&gt;&gt; Section0 - Identification et renseignements de controle</w:t>
+      </w:r>
+    </w:p>
+    <w:p>
+      <w:pPr>
+        <w:ind w:left="283"/>
+      </w:pPr>
+      <w:r>
+        <w:rPr>
+          <w:sz w:val="20"/>
+        </w:rPr>
+        <w:t>- Le questionnaire semble ne pas être complètement fini mais le questionnaire est en statut complet, prière de compléter le questionnaire.</w:t>
+      </w:r>
+    </w:p>
+    <w:p>
+      <w:r>
+        <w:rPr>
+          <w:b/>
+          <w:color w:val="4672C4"/>
+          <w:sz w:val="22"/>
+        </w:rPr>
+        <w:t>&gt;&gt; Section1 - Caracteristiques des membres</w:t>
+      </w:r>
+    </w:p>
+    <w:p>
+      <w:pPr>
+        <w:ind w:left="283"/>
+      </w:pPr>
+      <w:r>
+        <w:rPr>
+          <w:sz w:val="20"/>
+        </w:rPr>
+        <w:t xml:space="preserve">- La raison principale pour laquelle que MAMADOU SEYDOU BA est venu vivre dans cette localité est raison économique et semble exister dans les modalités, prière de prendre attache avec le QG pour plus d'explication afin de la classer bien. Attention ! Le montant (4000 Fcfa) dépensé ou reçu en cadeau pour les cartes prépayées, les transferts de crédit et les abonnements de  MAMADOU SEYDOU BA est relativement élevé par rapport aux autres montants depansés observés dans cette zone. Prière de corriger ou de confirmer avec le QG. </w:t>
+        <w:br/>
+        <w:t xml:space="preserve">- Les informations sur l'acte de naissance (ni Jours, ni mois et ni années) de  ABDOU RAHMANE BA  manquent, s'il vous plait pouvez-vous fournir d'effort pour avoir ces informations. </w:t>
+        <w:br/>
+        <w:t xml:space="preserve">- Les informations sur l'acte de naissance (ni Jours, ni mois et ni années) de  ADAMA DIALLO  manquent, s'il vous plait pouvez-vous fournir d'effort pour avoir ces informations. </w:t>
+        <w:br/>
+        <w:t xml:space="preserve">- Les informations sur l'acte de naissance (ni Jours, ni mois et ni années) de  AMADOU BA  manquent, s'il vous plait pouvez-vous fournir d'effort pour avoir ces informations. </w:t>
+        <w:br/>
+        <w:t xml:space="preserve">- Les informations sur l'acte de naissance (ni Jours, ni mois et ni années) de  AMIDOU BA  manquent, s'il vous plait pouvez-vous fournir d'effort pour avoir ces informations. </w:t>
+        <w:br/>
+        <w:t xml:space="preserve">- Les informations sur l'acte de naissance (ni Jours, ni mois et ni années) de  BABACAR BA  manquent, s'il vous plait pouvez-vous fournir d'effort pour avoir ces informations. </w:t>
+        <w:br/>
+        <w:t xml:space="preserve">- Les informations sur l'acte de naissance (ni Jours, ni mois et ni années) de  KHADIATOU BA  manquent, s'il vous plait pouvez-vous fournir d'effort pour avoir ces informations. </w:t>
+        <w:br/>
+        <w:t xml:space="preserve">- Les informations sur l'acte de naissance (ni Jours, ni mois et ni années) de  MAMADOU ALIOU BA  manquent, s'il vous plait pouvez-vous fournir d'effort pour avoir ces informations. </w:t>
+        <w:br/>
+        <w:t xml:space="preserve">- Les informations sur l'acte de naissance (ni Jours, ni mois et ni années) de  MAMADOU SALIOU BA  manquent, s'il vous plait pouvez-vous fournir d'effort pour avoir ces informations. Le mois de l'enfant ( MAMADOU SALIOU BA ) n'est pas connu mais vous avez declaré en s01q04a le nombre de mois, prière de changer NSP au niveau de s01q03b. </w:t>
+        <w:br/>
+        <w:t>- Les informations sur l'acte de naissance (ni Jours, ni mois et ni années) de  Mariama Diallo  manquent, s'il vous plait pouvez-vous fournir d'effort pour avoir ces informations.</w:t>
+      </w:r>
+    </w:p>
+    <w:p>
+      <w:r>
+        <w:rPr>
+          <w:b/>
+          <w:color w:val="4672C4"/>
+          <w:sz w:val="22"/>
+        </w:rPr>
+        <w:t>&gt;&gt; Section2 - Education</w:t>
+      </w:r>
+    </w:p>
+    <w:p>
+      <w:pPr>
+        <w:ind w:left="283"/>
+      </w:pPr>
+      <w:r>
+        <w:rPr>
+          <w:sz w:val="20"/>
+        </w:rPr>
+        <w:t xml:space="preserve">- Le montant des frais pour les cahiers et autres matériels scolaires pour l'année scolaire de KHADIATOU BA est de 0 FCFA, KHADIATOU BA a fait comment pour payer ces cahiers et autres matériels scolaires (SAC, stylo, craie, ardoise, crayon...) ? prière de corriger. </w:t>
+        <w:br/>
+        <w:t xml:space="preserve">- Peu probable! ABDOU RAHMANE BA  n'arrive pas  à comprendre un petit texte lu dans une langue locale (s02q03). Veuillez corriger ou donner des explications au QG. </w:t>
+        <w:br/>
+        <w:t xml:space="preserve">- Peu probable! ADAMA DIALLO  n'arrive pas  à comprendre un petit texte lu dans une langue locale (s02q03). Veuillez corriger ou donner des explications au QG. Peu probable! ADAMA DIALLO  ne sait ni lire, ni écrire, ni comprendre dans aucune des langues  (s02q01,s02q02,s02q03). Veuillez corriger ou donner des explications au QG. </w:t>
+        <w:br/>
+        <w:t xml:space="preserve">- Peu probable! AMADOU BA  n'arrive pas  à comprendre un petit texte lu dans une langue locale (s02q03). Veuillez corriger ou donner des explications au QG. Peu probable! AMADOU BA  ne sait ni lire, ni écrire, ni comprendre dans aucune des langues  (s02q01,s02q02,s02q03). Veuillez corriger ou donner des explications au QG. </w:t>
+        <w:br/>
+        <w:t xml:space="preserve">- Peu probable! AMIDOU BA  n'arrive pas  à comprendre un petit texte lu dans une langue locale (s02q03). Veuillez corriger ou donner des explications au QG. Peu probable! AMIDOU BA  ne sait ni lire, ni écrire, ni comprendre dans aucune des langues  (s02q01,s02q02,s02q03). Veuillez corriger ou donner des explications au QG. </w:t>
+        <w:br/>
+        <w:t xml:space="preserve">- Peu probable! BABACAR BA  n'arrive pas  à comprendre un petit texte lu dans une langue locale (s02q03). Veuillez corriger ou donner des explications au QG. Peu probable! BABACAR BA  ne sait ni lire, ni écrire, ni comprendre dans aucune des langues  (s02q01,s02q02,s02q03). Veuillez corriger ou donner des explications au QG. </w:t>
+        <w:br/>
+        <w:t xml:space="preserve">- Peu probable! MAMADOU ALIOU BA  n'arrive pas  à comprendre un petit texte lu dans une langue locale (s02q03). Veuillez corriger ou donner des explications au QG. Peu probable! MAMADOU ALIOU BA  ne sait ni lire, ni écrire, ni comprendre dans aucune des langues  (s02q01,s02q02,s02q03). Veuillez corriger ou donner des explications au QG. </w:t>
+        <w:br/>
+        <w:t xml:space="preserve">- Peu probable! MAMADOU SALIOU BA  n'arrive pas  à comprendre un petit texte lu dans une langue locale (s02q03). Veuillez corriger ou donner des explications au QG. Peu probable! MAMADOU SALIOU BA  ne sait ni lire, ni écrire, ni comprendre dans aucune des langues  (s02q01,s02q02,s02q03). Veuillez corriger ou donner des explications au QG. </w:t>
+        <w:br/>
+        <w:t xml:space="preserve">- Peu probable! MAMADOU SEYDOU BA  n'arrive pas  à comprendre un petit texte lu dans une langue locale (s02q03). Veuillez corriger ou donner des explications au QG. </w:t>
+        <w:br/>
+        <w:t>- Peu probable! Mariama Diallo  n'arrive pas  à comprendre un petit texte lu dans une langue locale (s02q03). Veuillez corriger ou donner des explications au QG. Peu probable! Mariama Diallo  ne sait ni lire, ni écrire, ni comprendre dans aucune des langues  (s02q01,s02q02,s02q03). Veuillez corriger ou donner des explications au QG.</w:t>
+      </w:r>
+    </w:p>
+    <w:p>
+      <w:r>
+        <w:rPr>
+          <w:b/>
+          <w:color w:val="4672C4"/>
+          <w:sz w:val="22"/>
+        </w:rPr>
+        <w:t>&gt;&gt; Section3 - Sante</w:t>
+      </w:r>
+    </w:p>
+    <w:p>
+      <w:pPr>
+        <w:ind w:left="283"/>
+      </w:pPr>
+      <w:r>
+        <w:rPr>
+          <w:sz w:val="20"/>
+        </w:rPr>
+        <w:t>- Vous déclarez que BABACAR BA dans ce ménage s'est consulté dans un service de santé, ou chez un guérisseur au cours des 3 derniers mois sans hospitalisation (ne pas considérer les consultations prénatales) q13=Oui, mais vous avez pris NSP partout de la question q14 à q21.</w:t>
+      </w:r>
+    </w:p>
+    <w:p>
+      <w:r>
+        <w:rPr>
+          <w:b/>
+          <w:color w:val="4672C4"/>
+          <w:sz w:val="22"/>
+        </w:rPr>
+        <w:t>&gt;&gt; Section4a - Emploi</w:t>
+      </w:r>
+    </w:p>
+    <w:p>
+      <w:pPr>
+        <w:ind w:left="283"/>
+      </w:pPr>
+      <w:r>
+        <w:rPr>
+          <w:sz w:val="20"/>
+        </w:rPr>
+        <w:t xml:space="preserve">- Avertissement! Généralement les jeunes hommes (10 à 25ans) font des travaux ménager soit apprendre les enfants à reviser leurs léçons ou d'autres cours, AMADOU BA n'a consacré aucune heure pour les travaux cités en s04q01, s04q02, s04q03, s04q04, s04q05, s04q06, s04q07 et s04q08.Prière de regarder pour corriger ou confirmer avec le QG. </w:t>
+        <w:br/>
+        <w:t xml:space="preserve">- Avertissement! Généralement les jeunes hommes (10 à 25ans) font des travaux ménager soit apprendre les enfants à reviser leurs léçons ou d'autres cours, AMIDOU BA n'a consacré aucune heure pour les travaux cités en s04q01, s04q02, s04q03, s04q04, s04q05, s04q06, s04q07 et s04q08.Prière de regarder pour corriger ou confirmer avec le QG. </w:t>
+        <w:br/>
+        <w:t>- Avertissement! Généralement les jeunes hommes (10 à 25ans) font des travaux ménager soit apprendre les enfants à reviser leurs léçons ou d'autres cours, BABACAR BA n'a consacré aucune heure pour les travaux cités en s04q01, s04q02, s04q03, s04q04, s04q05, s04q06, s04q07 et s04q08.Prière de regarder pour corriger ou confirmer avec le QG.</w:t>
+      </w:r>
+    </w:p>
+    <w:p>
+      <w:r>
+        <w:rPr>
+          <w:b/>
+          <w:color w:val="4672C4"/>
+          <w:sz w:val="22"/>
+        </w:rPr>
+        <w:t>&gt;&gt; Section7a1 - Repas pris a l'exterieur du menage</w:t>
+      </w:r>
+    </w:p>
+    <w:p>
+      <w:pPr>
+        <w:ind w:left="283"/>
+      </w:pPr>
+      <w:r>
+        <w:rPr>
+          <w:sz w:val="20"/>
+        </w:rPr>
+        <w:t>- Attention ! La somme des repas pris à l'extérieur pour l'ensemble du ménage et pour les membres du ménage est identique, êtes-vous sûr de ne pas avoir reconduit les mêmes informations? Prière de vérifier et corriger ou de confirmer avec le QG. Attention ! Les informations des repas pris à l'extérieur pour l'ensemble du ménage et pour les membres du ménage sont identiques, prière de vérifier et de corriger ou de confirmer ces informations avec le QG.</w:t>
+      </w:r>
+    </w:p>
+    <w:p>
+      <w:r>
+        <w:rPr>
+          <w:b/>
+          <w:color w:val="4672C4"/>
+          <w:sz w:val="22"/>
+        </w:rPr>
+        <w:t>&gt;&gt; Section7b - Consommation alimentaire - 7 jours</w:t>
+      </w:r>
+    </w:p>
+    <w:p>
+      <w:pPr>
+        <w:ind w:left="283"/>
+      </w:pPr>
+      <w:r>
+        <w:rPr>
+          <w:sz w:val="20"/>
+        </w:rPr>
+        <w:t>- Attention ! Le prix unitaire d'achat (150 Fcfa) de Ail en Gousse (Moyen) est relativement élevé par rapport aux autres prix observés dans cette zone. Prière de corriger ou de confirmer avec le QG. Attention ! Le prix unitaire d'achat (50 Fcfa) de Aubergine   en Pièce (Moyen) est relativement faible par rapport aux autres prix observés dans cette zone. Prière de corriger ou de confirmer avec le QG. Attention ! Le prix unitaire d'achat (50 Fcfa) de Carotte en Pièce (Moyen) est relativement faible par rapport aux autres prix observés dans cette zone. Prière de corriger ou de confirmer avec le QG. Attention ! Le prix unitaire d'achat (50 Fcfa) de Piment séché en Sachets (Tres petit) est relativement élevé par rapport aux autres prix observés dans cette zone. Prière de corriger ou de confirmer avec le QG. Attention ! Le prix unitaire d'achat (550 Fcfa) de Eau minérale/filtrée en sachet en Sachets industriel (Grand) est relativement élevé par rapport aux autres prix observés dans cette zone. Prière de corriger ou de confirmer avec le QG. Avertissement!!! Le ménage a consommé 5 Paquet Petit de Thé en sachet, cette quantité semble anormale pour une consommation des 7 derniers jours.Prière de corriger ou de confirmer avec le QG. Avertissement!! le prix unitaire (125 Fcfa) de Thé en sachet (unité: Paquet) de taille Petit est très faible ou élevé. Prière de corriger ou de confirmer avec le QG. Incohérence!! Dans ce ménage, chaque individus consomme par jour 60.46229 Kg  de cereale; Prière de revoir les quantités prises de ces produits. Le prix d'achat unitaire (1000 Fcfa) de Sel en Sac (25 Kg) de taille taille unique est très faible, prière de regarder les reponses prises dans les questions s07bq07a s07bq07b s07bq07c s07bq08 pour mieux corriger.</w:t>
+      </w:r>
+    </w:p>
+    <w:p>
+      <w:r>
+        <w:rPr>
+          <w:b/>
+          <w:color w:val="4672C4"/>
+          <w:sz w:val="22"/>
+        </w:rPr>
+        <w:t>&gt;&gt; Section9b - Depenses non-alimentaires - 7 jours</w:t>
+      </w:r>
+    </w:p>
+    <w:p>
+      <w:pPr>
+        <w:ind w:left="283"/>
+      </w:pPr>
+      <w:r>
+        <w:rPr>
+          <w:sz w:val="20"/>
+        </w:rPr>
+        <w:t>- Il est difficile d'avoir un ménage qui n'a effectué aucune des dépenses mentionnées au cours de 7 derniers jours, prière de revoir la section 9B pour ce ménage.</w:t>
+      </w:r>
+    </w:p>
+    <w:p>
+      <w:r>
+        <w:rPr>
+          <w:b/>
+          <w:color w:val="4672C4"/>
+          <w:sz w:val="22"/>
+        </w:rPr>
+        <w:t>&gt;&gt; Section14 - Chocs</w:t>
+      </w:r>
+    </w:p>
+    <w:p>
+      <w:pPr>
+        <w:ind w:left="283"/>
+      </w:pPr>
+      <w:r>
+        <w:rPr>
+          <w:sz w:val="20"/>
+        </w:rPr>
+        <w:t>- Avertissement!! Le ménage n'a été négativement affecté par aucun des problèmes donnés dans la section 14. Confirmez vous cette information avec le QG?</w:t>
+      </w:r>
+    </w:p>
+    <w:p>
+      <w:r>
+        <w:rPr>
+          <w:b/>
+          <w:color w:val="4672C4"/>
+          <w:sz w:val="22"/>
+        </w:rPr>
+        <w:t>&gt;&gt; Section16a - Champs et parcelles</w:t>
+      </w:r>
+    </w:p>
+    <w:p>
+      <w:pPr>
+        <w:ind w:left="283"/>
+      </w:pPr>
+      <w:r>
+        <w:rPr>
+          <w:sz w:val="20"/>
+        </w:rPr>
+        <w:t>- La section 16 du ménage de Mamadou seydou Ba n'est pas renseigné, prière de renseigner.</w:t>
+      </w:r>
+    </w:p>
+    <w:p>
+      <w:r>
+        <w:t>________________________________________________________________________________</w:t>
+      </w:r>
+    </w:p>
+    <w:p>
+      <w:pPr>
+        <w:pStyle w:val="Heading2"/>
+      </w:pPr>
+      <w:r>
+        <w:t>Menage 15</w:t>
+      </w:r>
+    </w:p>
+    <w:tbl>
+      <w:tblPr>
+        <w:tblStyle w:val="TableGrid"/>
+        <w:tblW w:type="auto" w:w="0"/>
+        <w:tblLook w:firstColumn="1" w:firstRow="1" w:lastColumn="0" w:lastRow="0" w:noHBand="0" w:noVBand="1" w:val="04A0"/>
+      </w:tblPr>
+      <w:tblGrid>
+        <w:gridCol w:w="1662"/>
+        <w:gridCol w:w="1662"/>
+        <w:gridCol w:w="1662"/>
+        <w:gridCol w:w="1662"/>
+        <w:gridCol w:w="1662"/>
+        <w:gridCol w:w="1662"/>
+      </w:tblGrid>
+      <w:tr>
+        <w:tc>
+          <w:tcPr>
+            <w:tcW w:type="dxa" w:w="1662"/>
+            <w:shd w:fill="5B9BD5"/>
+          </w:tcPr>
+          <w:p>
+            <w:r>
+              <w:rPr>
+                <w:b/>
+                <w:color w:val="FFFFFF"/>
+                <w:sz w:val="16"/>
+              </w:rPr>
+              <w:t>Interview Key</w:t>
+            </w:r>
+          </w:p>
+        </w:tc>
+        <w:tc>
+          <w:tcPr>
+            <w:tcW w:type="dxa" w:w="1662"/>
+            <w:shd w:fill="5B9BD5"/>
+          </w:tcPr>
+          <w:p>
+            <w:r>
+              <w:rPr>
+                <w:b/>
+                <w:color w:val="FFFFFF"/>
+                <w:sz w:val="16"/>
+              </w:rPr>
+              <w:t>Interview ID</w:t>
+            </w:r>
+          </w:p>
+        </w:tc>
+        <w:tc>
+          <w:tcPr>
+            <w:tcW w:type="dxa" w:w="1662"/>
+            <w:shd w:fill="5B9BD5"/>
+          </w:tcPr>
+          <w:p>
+            <w:r>
+              <w:rPr>
+                <w:b/>
+                <w:color w:val="FFFFFF"/>
+                <w:sz w:val="16"/>
+              </w:rPr>
+              <w:t>ID Agent</w:t>
+            </w:r>
+          </w:p>
+        </w:tc>
+        <w:tc>
+          <w:tcPr>
+            <w:tcW w:type="dxa" w:w="1662"/>
+            <w:shd w:fill="5B9BD5"/>
+          </w:tcPr>
+          <w:p>
+            <w:r>
+              <w:rPr>
+                <w:b/>
+                <w:color w:val="FFFFFF"/>
+                <w:sz w:val="16"/>
+              </w:rPr>
+              <w:t>ID Equipe</w:t>
+            </w:r>
+          </w:p>
+        </w:tc>
+        <w:tc>
+          <w:tcPr>
+            <w:tcW w:type="dxa" w:w="1662"/>
+            <w:shd w:fill="5B9BD5"/>
+          </w:tcPr>
+          <w:p>
+            <w:r>
+              <w:rPr>
+                <w:b/>
+                <w:color w:val="FFFFFF"/>
+                <w:sz w:val="16"/>
+              </w:rPr>
+              <w:t>Agent</w:t>
+            </w:r>
+          </w:p>
+        </w:tc>
+        <w:tc>
+          <w:tcPr>
+            <w:tcW w:type="dxa" w:w="1662"/>
+            <w:shd w:fill="5B9BD5"/>
+          </w:tcPr>
+          <w:p>
+            <w:r>
+              <w:rPr>
+                <w:b/>
+                <w:color w:val="FFFFFF"/>
+                <w:sz w:val="16"/>
+              </w:rPr>
+              <w:t>Chef d'equipe</w:t>
+            </w:r>
+          </w:p>
+        </w:tc>
+      </w:tr>
+      <w:tr>
+        <w:tc>
+          <w:tcPr>
+            <w:tcW w:type="dxa" w:w="1662"/>
+          </w:tcPr>
+          <w:p>
+            <w:r>
+              <w:rPr>
+                <w:sz w:val="14"/>
+              </w:rPr>
+              <w:t>33-80-71-08</w:t>
+            </w:r>
+          </w:p>
+        </w:tc>
+        <w:tc>
+          <w:tcPr>
+            <w:tcW w:type="dxa" w:w="1662"/>
+          </w:tcPr>
+          <w:p>
+            <w:r>
+              <w:rPr>
+                <w:sz w:val="14"/>
+              </w:rPr>
+              <w:t>8a13edff317d46889ee188957490beb9</w:t>
+            </w:r>
+          </w:p>
+        </w:tc>
+        <w:tc>
+          <w:tcPr>
+            <w:tcW w:type="dxa" w:w="1662"/>
+          </w:tcPr>
+          <w:p>
+            <w:r>
+              <w:rPr>
+                <w:sz w:val="14"/>
+              </w:rPr>
+              <w:t>EQ23_enq3</w:t>
+            </w:r>
+          </w:p>
+        </w:tc>
+        <w:tc>
+          <w:tcPr>
+            <w:tcW w:type="dxa" w:w="1662"/>
+          </w:tcPr>
+          <w:p>
+            <w:r>
+              <w:rPr>
+                <w:sz w:val="14"/>
+              </w:rPr>
+              <w:t>Equipe23</w:t>
+            </w:r>
+          </w:p>
+        </w:tc>
+        <w:tc>
+          <w:tcPr>
+            <w:tcW w:type="dxa" w:w="1662"/>
+          </w:tcPr>
+          <w:p>
+            <w:r>
+              <w:rPr>
+                <w:sz w:val="14"/>
+              </w:rPr>
+              <w:t>Serigne Fallou DIOUF</w:t>
+            </w:r>
+          </w:p>
+        </w:tc>
+        <w:tc>
+          <w:tcPr>
+            <w:tcW w:type="dxa" w:w="1662"/>
+          </w:tcPr>
+          <w:p>
+            <w:r>
+              <w:rPr>
+                <w:sz w:val="14"/>
+              </w:rPr>
+              <w:t>Ndeye Marie TENDENG</w:t>
+            </w:r>
+          </w:p>
+        </w:tc>
+      </w:tr>
+    </w:tbl>
+    <w:p/>
+    <w:tbl>
+      <w:tblPr>
+        <w:tblStyle w:val="TableGrid"/>
+        <w:tblW w:type="auto" w:w="0"/>
+        <w:tblLook w:firstColumn="1" w:firstRow="1" w:lastColumn="0" w:lastRow="0" w:noHBand="0" w:noVBand="1" w:val="04A0"/>
+      </w:tblPr>
+      <w:tblGrid>
+        <w:gridCol w:w="3324"/>
+        <w:gridCol w:w="3324"/>
+        <w:gridCol w:w="3324"/>
+      </w:tblGrid>
+      <w:tr>
+        <w:tc>
+          <w:tcPr>
+            <w:tcW w:type="dxa" w:w="3324"/>
+            <w:shd w:fill="70AD47"/>
+          </w:tcPr>
+          <w:p>
+            <w:r>
+              <w:rPr>
+                <w:b/>
+                <w:color w:val="FFFFFF"/>
+                <w:sz w:val="18"/>
+              </w:rPr>
+              <w:t>Chef de Menage</w:t>
+            </w:r>
+          </w:p>
+        </w:tc>
+        <w:tc>
+          <w:tcPr>
+            <w:tcW w:type="dxa" w:w="3324"/>
+            <w:shd w:fill="70AD47"/>
+          </w:tcPr>
+          <w:p>
+            <w:r>
+              <w:rPr>
+                <w:b/>
+                <w:color w:val="FFFFFF"/>
+                <w:sz w:val="18"/>
+              </w:rPr>
+              <w:t>Quartier/Village (s00q05)</w:t>
+            </w:r>
+          </w:p>
+        </w:tc>
+        <w:tc>
+          <w:tcPr>
+            <w:tcW w:type="dxa" w:w="3324"/>
+            <w:shd w:fill="70AD47"/>
+          </w:tcPr>
+          <w:p>
+            <w:r>
+              <w:rPr>
+                <w:b/>
+                <w:color w:val="FFFFFF"/>
+                <w:sz w:val="18"/>
+              </w:rPr>
+              <w:t>Localisation GPS</w:t>
+            </w:r>
+          </w:p>
+        </w:tc>
+      </w:tr>
+      <w:tr>
+        <w:tc>
+          <w:tcPr>
+            <w:tcW w:type="dxa" w:w="3324"/>
+          </w:tcPr>
+          <w:p>
+            <w:r>
+              <w:rPr>
+                <w:sz w:val="18"/>
+              </w:rPr>
+              <w:t>ABLAYE YADE</w:t>
+            </w:r>
+          </w:p>
+        </w:tc>
+        <w:tc>
+          <w:tcPr>
+            <w:tcW w:type="dxa" w:w="3324"/>
+          </w:tcPr>
+          <w:p>
+            <w:r>
+              <w:rPr>
+                <w:sz w:val="18"/>
+              </w:rPr>
+              <w:t>N/A</w:t>
+            </w:r>
+          </w:p>
+        </w:tc>
+        <w:tc>
+          <w:tcPr>
+            <w:tcW w:type="dxa" w:w="3324"/>
+          </w:tcPr>
+          <w:p>
+            <w:r/>
+            <w:hyperlink r:id="rId15">
+              <w:r>
+                <w:rPr>
+                  <w:color w:val="0563C1"/>
+                  <w:u w:val="single"/>
+                </w:rPr>
+                <w:t>NEANT</w:t>
+              </w:r>
+            </w:hyperlink>
+          </w:p>
+        </w:tc>
+      </w:tr>
+    </w:tbl>
+    <w:p/>
+    <w:p>
+      <w:r>
+        <w:rPr>
+          <w:b/>
+          <w:color w:val="4672C4"/>
+          <w:sz w:val="22"/>
+        </w:rPr>
+        <w:t>&gt;&gt; Section0 - Identification et renseignements de controle</w:t>
+      </w:r>
+    </w:p>
+    <w:p>
+      <w:pPr>
+        <w:ind w:left="283"/>
+      </w:pPr>
+      <w:r>
+        <w:rPr>
+          <w:sz w:val="20"/>
+        </w:rPr>
+        <w:t>- Le questionnaire semble ne pas être complètement fini mais le questionnaire est en statut complet, prière de compléter le questionnaire.</w:t>
+      </w:r>
+    </w:p>
+    <w:p>
+      <w:r>
+        <w:rPr>
+          <w:b/>
+          <w:color w:val="4672C4"/>
+          <w:sz w:val="22"/>
+        </w:rPr>
+        <w:t>&gt;&gt; Section1 - Caracteristiques des membres</w:t>
+      </w:r>
+    </w:p>
+    <w:p>
+      <w:pPr>
+        <w:ind w:left="283"/>
+      </w:pPr>
+      <w:r>
+        <w:rPr>
+          <w:sz w:val="20"/>
+        </w:rPr>
+        <w:t xml:space="preserve">- Avertissement!!!  DAROU DIENG  possède un téléphone android mais dit n'avoir pas accès à l'internet, prière de confirmer cette information avec le QG ou la corriger. Incoherence! DAROU DIENG dispose d'un téléphone portable à s01q39, donc la raison évoquée ne peut pas être (ne dispose pas d'appareil). </w:t>
+        <w:br/>
+        <w:t>- Les informations sur l'acte de naissance (ni Jours, ni mois et ni années) de  ABLAYE NDIAYE  manquent, s'il vous plait pouvez-vous fournir d'effort pour avoir ces informations.</w:t>
+      </w:r>
+    </w:p>
+    <w:p>
+      <w:r>
+        <w:rPr>
+          <w:b/>
+          <w:color w:val="4672C4"/>
+          <w:sz w:val="22"/>
+        </w:rPr>
+        <w:t>&gt;&gt; Section2 - Education</w:t>
+      </w:r>
+    </w:p>
+    <w:p>
+      <w:pPr>
+        <w:ind w:left="283"/>
+      </w:pPr>
+      <w:r>
+        <w:rPr>
+          <w:sz w:val="20"/>
+        </w:rPr>
+        <w:t xml:space="preserve">- Le domaine que MAMOUR DIENG bénéficié de cette formation est policier et semble exister dans les modalités, prière de prendre attache avec le QG pour plus d'explication afin de la classer bien. </w:t>
+        <w:br/>
+        <w:t xml:space="preserve">- Le montant des autres depenses pour l'année scolaire de HADJARA  MAR est faible ou élevé. veuillez, s'il vous plait, confirmer ces informations avec le QG ou apporter les corrections nécessaires. </w:t>
+        <w:br/>
+        <w:t xml:space="preserve">- Le montant des autres depenses pour l'année scolaire de KÉNE DIENG est faible ou élevé. veuillez, s'il vous plait, confirmer ces informations avec le QG ou apporter les corrections nécessaires. </w:t>
+        <w:br/>
+        <w:t>- Peu probable! ABLAYE NDIAYE  n'arrive pas  à comprendre un petit texte lu dans une langue locale (s02q03). Veuillez corriger ou donner des explications au QG. Peu probable! ABLAYE NDIAYE  ne sait ni lire, ni écrire, ni comprendre dans aucune des langues  (s02q01,s02q02,s02q03). Veuillez corriger ou donner des explications au QG. La raison principale que ABLAYE NDIAYE n'a pas fait des études dans une école formelle est élève coranique et semble exister dans les modalités, prière de prendre attache avec le QG pour plus d'explication afin de la classer bien.</w:t>
+      </w:r>
+    </w:p>
+    <w:p>
+      <w:r>
+        <w:rPr>
+          <w:b/>
+          <w:color w:val="4672C4"/>
+          <w:sz w:val="22"/>
+        </w:rPr>
+        <w:t>&gt;&gt; Section3 - Sante</w:t>
+      </w:r>
+    </w:p>
+    <w:p>
+      <w:pPr>
+        <w:ind w:left="283"/>
+      </w:pPr>
+      <w:r>
+        <w:rPr>
+          <w:sz w:val="20"/>
+        </w:rPr>
+        <w:t>- Vous déclarez que KÉNE DIENG dans ce ménage s'est consulté dans un service de santé, ou chez un guérisseur au cours des 3 derniers mois sans hospitalisation (ne pas considérer les consultations prénatales) q13=Oui, mais vous avez pris NSP partout de la question q14 à q21.</w:t>
+      </w:r>
+    </w:p>
+    <w:p>
+      <w:r>
+        <w:rPr>
+          <w:b/>
+          <w:color w:val="4672C4"/>
+          <w:sz w:val="22"/>
+        </w:rPr>
+        <w:t>&gt;&gt; Section4a - Emploi</w:t>
+      </w:r>
+    </w:p>
+    <w:p>
+      <w:pPr>
+        <w:ind w:left="283"/>
+      </w:pPr>
+      <w:r>
+        <w:rPr>
+          <w:sz w:val="20"/>
+        </w:rPr>
+        <w:t>- La  raison principale que ABLAYE NDIAYE n'a pas cherché du travail au cours des 30 derniers jours est éleve école coranique et semble exister dans les modalités, prière de prendre attache avec le QG pour plus d'explication afin de la classer bien.</w:t>
+      </w:r>
+    </w:p>
+    <w:p>
+      <w:r>
+        <w:rPr>
+          <w:b/>
+          <w:color w:val="4672C4"/>
+          <w:sz w:val="22"/>
+        </w:rPr>
+        <w:t>&gt;&gt; Section7b - Consommation alimentaire - 7 jours</w:t>
+      </w:r>
+    </w:p>
+    <w:p>
+      <w:pPr>
+        <w:ind w:left="283"/>
+      </w:pPr>
+      <w:r>
+        <w:rPr>
+          <w:sz w:val="20"/>
+        </w:rPr>
+        <w:t>- Attention ! Le prix unitaire d'achat (33.33333 Fcfa) de Citron en Pièce (Moyen) est relativement faible par rapport aux autres prix observés dans cette zone. Prière de corriger ou de confirmer avec le QG. Attention ! Le prix unitaire d'achat (350 Fcfa) de Sucre en poudre  en Kg (taille unique) est relativement faible par rapport aux autres prix observés dans cette zone. Prière de corriger ou de confirmer avec le QG. Attention ! Le prix unitaire d'achat (50 Fcfa) de Poireau en Tas (Moyen) est relativement faible par rapport aux autres prix observés dans cette zone. Prière de corriger ou de confirmer avec le QG. Avertissement!!! Le ménage a consommé 4 Paquet Petit de Thé en sachet, cette quantité semble anormale pour une consommation des 7 derniers jours.Prière de corriger ou de confirmer avec le QG. Avertissement!! le prix unitaire (100 Fcfa) de Thé en sachet (unité: Paquet) de taille Petit est très faible ou élevé. Prière de corriger ou de confirmer avec le QG. Incohérence!! Dans ce ménage, chaque individus consomme par jour 63.52095 Kg  de cereale; Prière de revoir les quantités prises de ces produits.</w:t>
+      </w:r>
+    </w:p>
+    <w:p>
+      <w:r>
+        <w:rPr>
+          <w:b/>
+          <w:color w:val="4672C4"/>
+          <w:sz w:val="22"/>
+        </w:rPr>
+        <w:t>&gt;&gt; Section9b - Depenses non-alimentaires - 7 jours</w:t>
+      </w:r>
+    </w:p>
+    <w:p>
+      <w:pPr>
+        <w:ind w:left="283"/>
+      </w:pPr>
+      <w:r>
+        <w:rPr>
+          <w:sz w:val="20"/>
+        </w:rPr>
+        <w:t>- Il est difficile d'avoir un ménage qui n'a effectué aucune des dépenses mentionnées au cours de 7 derniers jours, prière de revoir la section 9B pour ce ménage.</w:t>
+      </w:r>
+    </w:p>
+    <w:p>
+      <w:r>
+        <w:rPr>
+          <w:b/>
+          <w:color w:val="4672C4"/>
+          <w:sz w:val="22"/>
+        </w:rPr>
+        <w:t>&gt;&gt; Section9d - Depenses non-alimentaires - 3 mois</w:t>
+      </w:r>
+    </w:p>
+    <w:p>
+      <w:pPr>
+        <w:ind w:left="283"/>
+      </w:pPr>
+      <w:r>
+        <w:rPr>
+          <w:sz w:val="20"/>
+        </w:rPr>
+        <w:t>- Difficile pour un ménage de ne pas avoir effectué de dépenses au cours de 3 derniers mois sur les produits/services cités (Section 9D), prière de revoir la section pour ce ménage.</w:t>
+      </w:r>
+    </w:p>
+    <w:p>
+      <w:r>
+        <w:rPr>
+          <w:b/>
+          <w:color w:val="4672C4"/>
+          <w:sz w:val="22"/>
+        </w:rPr>
+        <w:t>&gt;&gt; Section9e - Depenses non-alimentaires - 6 mois</w:t>
+      </w:r>
+    </w:p>
+    <w:p>
+      <w:pPr>
+        <w:ind w:left="283"/>
+      </w:pPr>
+      <w:r>
+        <w:rPr>
+          <w:sz w:val="20"/>
+        </w:rPr>
+        <w:t>- Moins possible d'avoir un ménage qui n'a effectué aucune des dépenses au cours de 6 derniers mois, prière de revoir la section pour ce ménage</w:t>
+      </w:r>
+    </w:p>
+    <w:p>
+      <w:r>
+        <w:rPr>
+          <w:b/>
+          <w:color w:val="4672C4"/>
+          <w:sz w:val="22"/>
+        </w:rPr>
+        <w:t>&gt;&gt; Section9f - Depenses non-alimentaires - 12 mois</w:t>
+      </w:r>
+    </w:p>
+    <w:p>
+      <w:pPr>
+        <w:ind w:left="283"/>
+      </w:pPr>
+      <w:r>
+        <w:rPr>
+          <w:sz w:val="20"/>
+        </w:rPr>
+        <w:t>- Moins possible d'avoir un ménage qui n'a effectué aucune des dépenses au cours de 12 derniers mois, veuillez revoir la section pour ce ménage.</w:t>
+      </w:r>
+    </w:p>
+    <w:p>
+      <w:r>
+        <w:rPr>
+          <w:b/>
+          <w:color w:val="4672C4"/>
+          <w:sz w:val="22"/>
+        </w:rPr>
+        <w:t>&gt;&gt; Section10a - Existence entreprise non agricole</w:t>
+      </w:r>
+    </w:p>
+    <w:p>
+      <w:pPr>
+        <w:ind w:left="283"/>
+      </w:pPr>
+      <w:r>
+        <w:rPr>
+          <w:sz w:val="20"/>
+        </w:rPr>
+        <w:t>- Avertissement!!! Le ménage de MAMOUR Dieng a comme taille 6 personnes dont ils vivent à FATICK Rural et aucune d'entre ne possède une entreprise non agricole, prière de revoir cette partie de la section 10 de ce menage.</w:t>
+      </w:r>
+    </w:p>
+    <w:p>
+      <w:r>
+        <w:rPr>
+          <w:b/>
+          <w:color w:val="4672C4"/>
+          <w:sz w:val="22"/>
+        </w:rPr>
+        <w:t>&gt;&gt; Section11 - Caracteristiques logement</w:t>
+      </w:r>
+    </w:p>
+    <w:p>
+      <w:pPr>
+        <w:ind w:left="283"/>
+      </w:pPr>
+      <w:r>
+        <w:rPr>
+          <w:sz w:val="20"/>
+        </w:rPr>
+        <w:t>- Avertissement!! La distance (en mètres) qui sépare le ménage de la principale source d'approvisionnement en eau de boisson semble très élevé, prière de corriger ou confirmer avec le QG. Avertissement!! Le temps mis (en minutes) pour se rendre à la principale source d'approvisionnement en eau de boisson semble très élevé, prière de corriger ou confirmer avec le QG.  En cas de coupure de courant du réseau, la source d’énergie que le ménage utilise est torche portable et semble exister dans les modalités, prière de prendre attache avec le QG pour plus d'explication afin de la classer bien.</w:t>
+      </w:r>
+    </w:p>
+    <w:p>
+      <w:r>
+        <w:rPr>
+          <w:b/>
+          <w:color w:val="4672C4"/>
+          <w:sz w:val="22"/>
+        </w:rPr>
+        <w:t>&gt;&gt; Section12 - Actifs du menage</w:t>
+      </w:r>
+    </w:p>
+    <w:p>
+      <w:pPr>
+        <w:ind w:left="283"/>
+      </w:pPr>
+      <w:r>
+        <w:rPr>
+          <w:sz w:val="20"/>
+        </w:rPr>
+        <w:t>- Le nombre d'article ( Foyers améliorés)  dans ce ménages est élevé (7000), prière de corriger ou confirmer avec le QG.</w:t>
+      </w:r>
+    </w:p>
+    <w:p>
+      <w:r>
+        <w:rPr>
+          <w:b/>
+          <w:color w:val="4672C4"/>
+          <w:sz w:val="22"/>
+        </w:rPr>
+        <w:t>&gt;&gt; Section16a - Champs et parcelles</w:t>
+      </w:r>
+    </w:p>
+    <w:p>
+      <w:pPr>
+        <w:ind w:left="283"/>
+      </w:pPr>
+      <w:r>
+        <w:rPr>
+          <w:sz w:val="20"/>
+        </w:rPr>
+        <w:t>- Avertissement!! Le champs a comme nom (Champ1) qui ne semble pas être un bon nom ou contient des lettres, prière de mettre le vrai nom du champs. Avertissement!! La parcelle a comme nom (parcelle1) qui ne semble pas être un bon nom ou contient des lettres, prière de mettre le vrai nom de la parcelle. La superficie de la parcelle parcelle1 selon les mesures GPS est de 6155.78 hectare qui semble élevé ou faible, prière de corriger. Le document légal (titre, acte, certificat etc. ) qui affirme votre possession de la parcelle parcelle1 est  et semble exister dans les modalités, prière de prendre attache avec le QG pour plus d'explication afin de la classer bien.</w:t>
       </w:r>
     </w:p>
     <w:p>
